--- a/docs/mft-capabilities-and-architecture.docx
+++ b/docs/mft-capabilities-and-architecture.docx
@@ -262,6 +262,25 @@
           <w:sz w:val="21"/>
           <w:szCs w:val="21"/>
         </w:rPr>
+        <w:t xml:space="preserve">The network position is explicit: five trust zones with a default-deny posture, all inbound traffic terminated and re-originated in the DMZ, private circuits (Direct Connect, ExpressRoute, MPLS/PSN) carrying every platform-to-estate flow, and an outbound-only management model in which runtime nodes dial out to the Boomi platform on HTTPS 443 and nothing dials in — so no inbound firewall rule or public IP is needed to manage any node.</w:t>
+      </w:r>
+    </w:p>
+    <w:p>
+      <w:pPr>
+        <w:pStyle w:val="ListParagraph"/>
+        <w:numPr>
+          <w:ilvl w:val="0"/>
+          <w:numId w:val="2"/>
+        </w:numPr>
+        <w:spacing w:after="70" w:line="272"/>
+      </w:pPr>
+      <w:r>
+        <w:rPr>
+          <w:rFonts w:ascii="Calibri" w:cs="Calibri" w:eastAsia="Calibri" w:hAnsi="Calibri"/>
+          <w:color w:val="222222"/>
+          <w:sz w:val="21"/>
+          <w:szCs w:val="21"/>
+        </w:rPr>
         <w:t xml:space="preserve">Because every interface is a configuration row against a single generic engine, the estate scales by data (more rows) rather than by components (more builds), which is the core 'config over construction' principle that must be protected as the catalogue of transfers grows.</w:t>
       </w:r>
     </w:p>
@@ -866,7 +885,4160 @@
           <w:bCs/>
           <w:color w:val="1F3A5F"/>
         </w:rPr>
-        <w:t xml:space="preserve">5. Component Reference</w:t>
+        <w:t xml:space="preserve">5. Network Architecture</w:t>
+      </w:r>
+    </w:p>
+    <w:p>
+      <w:pPr>
+        <w:spacing w:after="120" w:line="276"/>
+      </w:pPr>
+      <w:r>
+        <w:rPr>
+          <w:rFonts w:ascii="Calibri" w:cs="Calibri" w:eastAsia="Calibri" w:hAnsi="Calibri"/>
+          <w:color w:val="222222"/>
+          <w:sz w:val="21"/>
+          <w:szCs w:val="21"/>
+        </w:rPr>
+        <w:t xml:space="preserve">The MFT capability is deployed across five network trust zones. The controlling rule is that no external network ever reaches an internal system directly: every inbound flow terminates at the perimeter, is inspected and re-originated, and only then enters the trusted platform. Traffic between the platform and the internal hosting estate never traverses the public internet — it runs over dedicated private circuits. This gives a defensible, auditable network posture appropriate to OFFICIAL data in a tax authority estate.</w:t>
+      </w:r>
+    </w:p>
+    <w:p>
+      <w:pPr>
+        <w:pStyle w:val="Heading2"/>
+        <w:spacing w:after="120" w:before="260"/>
+      </w:pPr>
+      <w:r>
+        <w:rPr>
+          <w:rFonts w:ascii="Calibri" w:cs="Calibri" w:eastAsia="Calibri" w:hAnsi="Calibri"/>
+          <w:b/>
+          <w:bCs/>
+          <w:color w:val="1F3A5F"/>
+        </w:rPr>
+        <w:t xml:space="preserve">5.1  Network trust zones</w:t>
+      </w:r>
+    </w:p>
+    <w:p>
+      <w:pPr>
+        <w:spacing w:after="120" w:line="276"/>
+      </w:pPr>
+      <w:r>
+        <w:rPr>
+          <w:rFonts w:ascii="Calibri" w:cs="Calibri" w:eastAsia="Calibri" w:hAnsi="Calibri"/>
+          <w:color w:val="222222"/>
+          <w:sz w:val="21"/>
+          <w:szCs w:val="21"/>
+        </w:rPr>
+        <w:t xml:space="preserve">The estate is divided into five zones with a default-deny posture between them:</w:t>
+      </w:r>
+    </w:p>
+    <w:p>
+      <w:pPr>
+        <w:spacing w:after="40"/>
+      </w:pPr>
+    </w:p>
+    <w:tbl>
+      <w:tblPr>
+        <w:tblW w:type="dxa" w:w="8840"/>
+        <w:tblBorders>
+          <w:top w:val="single" w:color="C9D4E0" w:sz="4"/>
+          <w:left w:val="single" w:color="C9D4E0" w:sz="4"/>
+          <w:bottom w:val="single" w:color="C9D4E0" w:sz="4"/>
+          <w:right w:val="single" w:color="C9D4E0" w:sz="4"/>
+          <w:insideH w:val="single" w:color="C9D4E0" w:sz="4"/>
+          <w:insideV w:val="single" w:color="C9D4E0" w:sz="4"/>
+        </w:tblBorders>
+      </w:tblPr>
+      <w:tblGrid>
+        <w:gridCol w:w="2350"/>
+        <w:gridCol w:w="4350"/>
+        <w:gridCol w:w="2140"/>
+      </w:tblGrid>
+      <w:tr>
+        <w:trPr>
+          <w:tblHeader/>
+        </w:trPr>
+        <w:tc>
+          <w:tcPr>
+            <w:tcW w:type="dxa" w:w="2350"/>
+            <w:shd w:fill="1F3A5F" w:color="auto" w:val="clear"/>
+            <w:tcMar>
+              <w:top w:type="dxa" w:w="60"/>
+              <w:left w:type="dxa" w:w="110"/>
+              <w:bottom w:type="dxa" w:w="60"/>
+              <w:right w:type="dxa" w:w="110"/>
+            </w:tcMar>
+          </w:tcPr>
+          <w:p>
+            <w:pPr>
+              <w:spacing w:after="0" w:line="264"/>
+            </w:pPr>
+            <w:r>
+              <w:rPr>
+                <w:rFonts w:ascii="Calibri" w:cs="Calibri" w:eastAsia="Calibri" w:hAnsi="Calibri"/>
+                <w:b/>
+                <w:bCs/>
+                <w:color w:val="FFFFFF"/>
+                <w:sz w:val="19"/>
+                <w:szCs w:val="19"/>
+              </w:rPr>
+              <w:t xml:space="preserve">Zone</w:t>
+            </w:r>
+          </w:p>
+        </w:tc>
+        <w:tc>
+          <w:tcPr>
+            <w:tcW w:type="dxa" w:w="4350"/>
+            <w:shd w:fill="1F3A5F" w:color="auto" w:val="clear"/>
+            <w:tcMar>
+              <w:top w:type="dxa" w:w="60"/>
+              <w:left w:type="dxa" w:w="110"/>
+              <w:bottom w:type="dxa" w:w="60"/>
+              <w:right w:type="dxa" w:w="110"/>
+            </w:tcMar>
+          </w:tcPr>
+          <w:p>
+            <w:pPr>
+              <w:spacing w:after="0" w:line="264"/>
+            </w:pPr>
+            <w:r>
+              <w:rPr>
+                <w:rFonts w:ascii="Calibri" w:cs="Calibri" w:eastAsia="Calibri" w:hAnsi="Calibri"/>
+                <w:b/>
+                <w:bCs/>
+                <w:color w:val="FFFFFF"/>
+                <w:sz w:val="19"/>
+                <w:szCs w:val="19"/>
+              </w:rPr>
+              <w:t xml:space="preserve">Contents</w:t>
+            </w:r>
+          </w:p>
+        </w:tc>
+        <w:tc>
+          <w:tcPr>
+            <w:tcW w:type="dxa" w:w="2140"/>
+            <w:shd w:fill="1F3A5F" w:color="auto" w:val="clear"/>
+            <w:tcMar>
+              <w:top w:type="dxa" w:w="60"/>
+              <w:left w:type="dxa" w:w="110"/>
+              <w:bottom w:type="dxa" w:w="60"/>
+              <w:right w:type="dxa" w:w="110"/>
+            </w:tcMar>
+          </w:tcPr>
+          <w:p>
+            <w:pPr>
+              <w:spacing w:after="0" w:line="264"/>
+            </w:pPr>
+            <w:r>
+              <w:rPr>
+                <w:rFonts w:ascii="Calibri" w:cs="Calibri" w:eastAsia="Calibri" w:hAnsi="Calibri"/>
+                <w:b/>
+                <w:bCs/>
+                <w:color w:val="FFFFFF"/>
+                <w:sz w:val="19"/>
+                <w:szCs w:val="19"/>
+              </w:rPr>
+              <w:t xml:space="preserve">Controlling rule</w:t>
+            </w:r>
+          </w:p>
+        </w:tc>
+      </w:tr>
+      <w:tr>
+        <w:tc>
+          <w:tcPr>
+            <w:tcW w:type="dxa" w:w="2350"/>
+            <w:shd w:fill="FFFFFF" w:color="auto" w:val="clear"/>
+            <w:tcMar>
+              <w:top w:type="dxa" w:w="60"/>
+              <w:left w:type="dxa" w:w="110"/>
+              <w:bottom w:type="dxa" w:w="60"/>
+              <w:right w:type="dxa" w:w="110"/>
+            </w:tcMar>
+          </w:tcPr>
+          <w:p>
+            <w:pPr>
+              <w:spacing w:after="0" w:line="264"/>
+            </w:pPr>
+            <w:r>
+              <w:rPr>
+                <w:rFonts w:ascii="Calibri" w:cs="Calibri" w:eastAsia="Calibri" w:hAnsi="Calibri"/>
+                <w:b/>
+                <w:bCs/>
+                <w:color w:val="222222"/>
+                <w:sz w:val="19"/>
+                <w:szCs w:val="19"/>
+              </w:rPr>
+              <w:t xml:space="preserve">1 — Untrusted (Internet / external)</w:t>
+            </w:r>
+          </w:p>
+        </w:tc>
+        <w:tc>
+          <w:tcPr>
+            <w:tcW w:type="dxa" w:w="4350"/>
+            <w:shd w:fill="FFFFFF" w:color="auto" w:val="clear"/>
+            <w:tcMar>
+              <w:top w:type="dxa" w:w="60"/>
+              <w:left w:type="dxa" w:w="110"/>
+              <w:bottom w:type="dxa" w:w="60"/>
+              <w:right w:type="dxa" w:w="110"/>
+            </w:tcMar>
+          </w:tcPr>
+          <w:p>
+            <w:pPr>
+              <w:spacing w:after="0" w:line="264"/>
+            </w:pPr>
+            <w:r>
+              <w:rPr>
+                <w:rFonts w:ascii="Calibri" w:cs="Calibri" w:eastAsia="Calibri" w:hAnsi="Calibri"/>
+                <w:b w:val="false"/>
+                <w:bCs w:val="false"/>
+                <w:color w:val="222222"/>
+                <w:sz w:val="19"/>
+                <w:szCs w:val="19"/>
+              </w:rPr>
+              <w:t xml:space="preserve">Third-party and OGD consumers, partner SFTP/AS2 endpoints, MDTP and the SaaS line-of-business systems. Treated as hostile by default.</w:t>
+            </w:r>
+          </w:p>
+        </w:tc>
+        <w:tc>
+          <w:tcPr>
+            <w:tcW w:type="dxa" w:w="2140"/>
+            <w:shd w:fill="FFFFFF" w:color="auto" w:val="clear"/>
+            <w:tcMar>
+              <w:top w:type="dxa" w:w="60"/>
+              <w:left w:type="dxa" w:w="110"/>
+              <w:bottom w:type="dxa" w:w="60"/>
+              <w:right w:type="dxa" w:w="110"/>
+            </w:tcMar>
+          </w:tcPr>
+          <w:p>
+            <w:pPr>
+              <w:spacing w:after="0" w:line="264"/>
+            </w:pPr>
+            <w:r>
+              <w:rPr>
+                <w:rFonts w:ascii="Calibri" w:cs="Calibri" w:eastAsia="Calibri" w:hAnsi="Calibri"/>
+                <w:b w:val="false"/>
+                <w:bCs w:val="false"/>
+                <w:color w:val="222222"/>
+                <w:sz w:val="19"/>
+                <w:szCs w:val="19"/>
+              </w:rPr>
+              <w:t xml:space="preserve">No route to internal; all access via published DMZ endpoints only</w:t>
+            </w:r>
+          </w:p>
+        </w:tc>
+      </w:tr>
+      <w:tr>
+        <w:tc>
+          <w:tcPr>
+            <w:tcW w:type="dxa" w:w="2350"/>
+            <w:shd w:fill="F2F2F2" w:color="auto" w:val="clear"/>
+            <w:tcMar>
+              <w:top w:type="dxa" w:w="60"/>
+              <w:left w:type="dxa" w:w="110"/>
+              <w:bottom w:type="dxa" w:w="60"/>
+              <w:right w:type="dxa" w:w="110"/>
+            </w:tcMar>
+          </w:tcPr>
+          <w:p>
+            <w:pPr>
+              <w:spacing w:after="0" w:line="264"/>
+            </w:pPr>
+            <w:r>
+              <w:rPr>
+                <w:rFonts w:ascii="Calibri" w:cs="Calibri" w:eastAsia="Calibri" w:hAnsi="Calibri"/>
+                <w:b/>
+                <w:bCs/>
+                <w:color w:val="222222"/>
+                <w:sz w:val="19"/>
+                <w:szCs w:val="19"/>
+              </w:rPr>
+              <w:t xml:space="preserve">2 — Perimeter / DMZ</w:t>
+            </w:r>
+          </w:p>
+        </w:tc>
+        <w:tc>
+          <w:tcPr>
+            <w:tcW w:type="dxa" w:w="4350"/>
+            <w:shd w:fill="F2F2F2" w:color="auto" w:val="clear"/>
+            <w:tcMar>
+              <w:top w:type="dxa" w:w="60"/>
+              <w:left w:type="dxa" w:w="110"/>
+              <w:bottom w:type="dxa" w:w="60"/>
+              <w:right w:type="dxa" w:w="110"/>
+            </w:tcMar>
+          </w:tcPr>
+          <w:p>
+            <w:pPr>
+              <w:spacing w:after="0" w:line="264"/>
+            </w:pPr>
+            <w:r>
+              <w:rPr>
+                <w:rFonts w:ascii="Calibri" w:cs="Calibri" w:eastAsia="Calibri" w:hAnsi="Calibri"/>
+                <w:b w:val="false"/>
+                <w:bCs w:val="false"/>
+                <w:color w:val="222222"/>
+                <w:sz w:val="19"/>
+                <w:szCs w:val="19"/>
+              </w:rPr>
+              <w:t xml:space="preserve">The edge security layer where all inbound traffic terminates: DDoS protection, WAF, external load balancer (TLS termination), SFTP/AS2 edge reverse proxy, edge firewall, NAT gateway, DNS/NTP and IDS/IPS with flow logging.</w:t>
+            </w:r>
+          </w:p>
+        </w:tc>
+        <w:tc>
+          <w:tcPr>
+            <w:tcW w:type="dxa" w:w="2140"/>
+            <w:shd w:fill="F2F2F2" w:color="auto" w:val="clear"/>
+            <w:tcMar>
+              <w:top w:type="dxa" w:w="60"/>
+              <w:left w:type="dxa" w:w="110"/>
+              <w:bottom w:type="dxa" w:w="60"/>
+              <w:right w:type="dxa" w:w="110"/>
+            </w:tcMar>
+          </w:tcPr>
+          <w:p>
+            <w:pPr>
+              <w:spacing w:after="0" w:line="264"/>
+            </w:pPr>
+            <w:r>
+              <w:rPr>
+                <w:rFonts w:ascii="Calibri" w:cs="Calibri" w:eastAsia="Calibri" w:hAnsi="Calibri"/>
+                <w:b w:val="false"/>
+                <w:bCs w:val="false"/>
+                <w:color w:val="222222"/>
+                <w:sz w:val="19"/>
+                <w:szCs w:val="19"/>
+              </w:rPr>
+              <w:t xml:space="preserve">Inspect, terminate and re-originate; no business data at rest</w:t>
+            </w:r>
+          </w:p>
+        </w:tc>
+      </w:tr>
+      <w:tr>
+        <w:tc>
+          <w:tcPr>
+            <w:tcW w:type="dxa" w:w="2350"/>
+            <w:shd w:fill="FFFFFF" w:color="auto" w:val="clear"/>
+            <w:tcMar>
+              <w:top w:type="dxa" w:w="60"/>
+              <w:left w:type="dxa" w:w="110"/>
+              <w:bottom w:type="dxa" w:w="60"/>
+              <w:right w:type="dxa" w:w="110"/>
+            </w:tcMar>
+          </w:tcPr>
+          <w:p>
+            <w:pPr>
+              <w:spacing w:after="0" w:line="264"/>
+            </w:pPr>
+            <w:r>
+              <w:rPr>
+                <w:rFonts w:ascii="Calibri" w:cs="Calibri" w:eastAsia="Calibri" w:hAnsi="Calibri"/>
+                <w:b/>
+                <w:bCs/>
+                <w:color w:val="222222"/>
+                <w:sz w:val="19"/>
+                <w:szCs w:val="19"/>
+              </w:rPr>
+              <w:t xml:space="preserve">3 — Trusted platform (Boomi iPaaS VPC / VNet)</w:t>
+            </w:r>
+          </w:p>
+        </w:tc>
+        <w:tc>
+          <w:tcPr>
+            <w:tcW w:type="dxa" w:w="4350"/>
+            <w:shd w:fill="FFFFFF" w:color="auto" w:val="clear"/>
+            <w:tcMar>
+              <w:top w:type="dxa" w:w="60"/>
+              <w:left w:type="dxa" w:w="110"/>
+              <w:bottom w:type="dxa" w:w="60"/>
+              <w:right w:type="dxa" w:w="110"/>
+            </w:tcMar>
+          </w:tcPr>
+          <w:p>
+            <w:pPr>
+              <w:spacing w:after="0" w:line="264"/>
+            </w:pPr>
+            <w:r>
+              <w:rPr>
+                <w:rFonts w:ascii="Calibri" w:cs="Calibri" w:eastAsia="Calibri" w:hAnsi="Calibri"/>
+                <w:b w:val="false"/>
+                <w:bCs w:val="false"/>
+                <w:color w:val="222222"/>
+                <w:sz w:val="19"/>
+                <w:szCs w:val="19"/>
+              </w:rPr>
+              <w:t xml:space="preserve">Private subnets hosting the external CAM runtime, Boomi Integration, the central MFT node, the MFT control plane, the secrets/key store and the config &amp; audit database.</w:t>
+            </w:r>
+          </w:p>
+        </w:tc>
+        <w:tc>
+          <w:tcPr>
+            <w:tcW w:type="dxa" w:w="2140"/>
+            <w:shd w:fill="FFFFFF" w:color="auto" w:val="clear"/>
+            <w:tcMar>
+              <w:top w:type="dxa" w:w="60"/>
+              <w:left w:type="dxa" w:w="110"/>
+              <w:bottom w:type="dxa" w:w="60"/>
+              <w:right w:type="dxa" w:w="110"/>
+            </w:tcMar>
+          </w:tcPr>
+          <w:p>
+            <w:pPr>
+              <w:spacing w:after="0" w:line="264"/>
+            </w:pPr>
+            <w:r>
+              <w:rPr>
+                <w:rFonts w:ascii="Calibri" w:cs="Calibri" w:eastAsia="Calibri" w:hAnsi="Calibri"/>
+                <w:b w:val="false"/>
+                <w:bCs w:val="false"/>
+                <w:color w:val="222222"/>
+                <w:sz w:val="19"/>
+                <w:szCs w:val="19"/>
+              </w:rPr>
+              <w:t xml:space="preserve">Private subnets only; no public IPs; east-west restricted by security group</w:t>
+            </w:r>
+          </w:p>
+        </w:tc>
+      </w:tr>
+      <w:tr>
+        <w:tc>
+          <w:tcPr>
+            <w:tcW w:type="dxa" w:w="2350"/>
+            <w:shd w:fill="F2F2F2" w:color="auto" w:val="clear"/>
+            <w:tcMar>
+              <w:top w:type="dxa" w:w="60"/>
+              <w:left w:type="dxa" w:w="110"/>
+              <w:bottom w:type="dxa" w:w="60"/>
+              <w:right w:type="dxa" w:w="110"/>
+            </w:tcMar>
+          </w:tcPr>
+          <w:p>
+            <w:pPr>
+              <w:spacing w:after="0" w:line="264"/>
+            </w:pPr>
+            <w:r>
+              <w:rPr>
+                <w:rFonts w:ascii="Calibri" w:cs="Calibri" w:eastAsia="Calibri" w:hAnsi="Calibri"/>
+                <w:b/>
+                <w:bCs/>
+                <w:color w:val="222222"/>
+                <w:sz w:val="19"/>
+                <w:szCs w:val="19"/>
+              </w:rPr>
+              <w:t xml:space="preserve">4 — Private connectivity</w:t>
+            </w:r>
+          </w:p>
+        </w:tc>
+        <w:tc>
+          <w:tcPr>
+            <w:tcW w:type="dxa" w:w="4350"/>
+            <w:shd w:fill="F2F2F2" w:color="auto" w:val="clear"/>
+            <w:tcMar>
+              <w:top w:type="dxa" w:w="60"/>
+              <w:left w:type="dxa" w:w="110"/>
+              <w:bottom w:type="dxa" w:w="60"/>
+              <w:right w:type="dxa" w:w="110"/>
+            </w:tcMar>
+          </w:tcPr>
+          <w:p>
+            <w:pPr>
+              <w:spacing w:after="0" w:line="264"/>
+            </w:pPr>
+            <w:r>
+              <w:rPr>
+                <w:rFonts w:ascii="Calibri" w:cs="Calibri" w:eastAsia="Calibri" w:hAnsi="Calibri"/>
+                <w:b w:val="false"/>
+                <w:bCs w:val="false"/>
+                <w:color w:val="222222"/>
+                <w:sz w:val="19"/>
+                <w:szCs w:val="19"/>
+              </w:rPr>
+              <w:t xml:space="preserve">Dedicated circuits joining the platform to the internal estate: AWS Direct Connect, Azure ExpressRoute and the MPLS / PSN departmental WAN.</w:t>
+            </w:r>
+          </w:p>
+        </w:tc>
+        <w:tc>
+          <w:tcPr>
+            <w:tcW w:type="dxa" w:w="2140"/>
+            <w:shd w:fill="F2F2F2" w:color="auto" w:val="clear"/>
+            <w:tcMar>
+              <w:top w:type="dxa" w:w="60"/>
+              <w:left w:type="dxa" w:w="110"/>
+              <w:bottom w:type="dxa" w:w="60"/>
+              <w:right w:type="dxa" w:w="110"/>
+            </w:tcMar>
+          </w:tcPr>
+          <w:p>
+            <w:pPr>
+              <w:spacing w:after="0" w:line="264"/>
+            </w:pPr>
+            <w:r>
+              <w:rPr>
+                <w:rFonts w:ascii="Calibri" w:cs="Calibri" w:eastAsia="Calibri" w:hAnsi="Calibri"/>
+                <w:b w:val="false"/>
+                <w:bCs w:val="false"/>
+                <w:color w:val="222222"/>
+                <w:sz w:val="19"/>
+                <w:szCs w:val="19"/>
+              </w:rPr>
+              <w:t xml:space="preserve">Encrypted private transit; no public internet path</w:t>
+            </w:r>
+          </w:p>
+        </w:tc>
+      </w:tr>
+      <w:tr>
+        <w:tc>
+          <w:tcPr>
+            <w:tcW w:type="dxa" w:w="2350"/>
+            <w:shd w:fill="FFFFFF" w:color="auto" w:val="clear"/>
+            <w:tcMar>
+              <w:top w:type="dxa" w:w="60"/>
+              <w:left w:type="dxa" w:w="110"/>
+              <w:bottom w:type="dxa" w:w="60"/>
+              <w:right w:type="dxa" w:w="110"/>
+            </w:tcMar>
+          </w:tcPr>
+          <w:p>
+            <w:pPr>
+              <w:spacing w:after="0" w:line="264"/>
+            </w:pPr>
+            <w:r>
+              <w:rPr>
+                <w:rFonts w:ascii="Calibri" w:cs="Calibri" w:eastAsia="Calibri" w:hAnsi="Calibri"/>
+                <w:b/>
+                <w:bCs/>
+                <w:color w:val="222222"/>
+                <w:sz w:val="19"/>
+                <w:szCs w:val="19"/>
+              </w:rPr>
+              <w:t xml:space="preserve">5 — Internal trusted (departmental hosting)</w:t>
+            </w:r>
+          </w:p>
+        </w:tc>
+        <w:tc>
+          <w:tcPr>
+            <w:tcW w:type="dxa" w:w="4350"/>
+            <w:shd w:fill="FFFFFF" w:color="auto" w:val="clear"/>
+            <w:tcMar>
+              <w:top w:type="dxa" w:w="60"/>
+              <w:left w:type="dxa" w:w="110"/>
+              <w:bottom w:type="dxa" w:w="60"/>
+              <w:right w:type="dxa" w:w="110"/>
+            </w:tcMar>
+          </w:tcPr>
+          <w:p>
+            <w:pPr>
+              <w:spacing w:after="0" w:line="264"/>
+            </w:pPr>
+            <w:r>
+              <w:rPr>
+                <w:rFonts w:ascii="Calibri" w:cs="Calibri" w:eastAsia="Calibri" w:hAnsi="Calibri"/>
+                <w:b w:val="false"/>
+                <w:bCs w:val="false"/>
+                <w:color w:val="222222"/>
+                <w:sz w:val="19"/>
+                <w:szCs w:val="19"/>
+              </w:rPr>
+              <w:t xml:space="preserve">AWS VPC and Azure VNet (each with an MFT node, internal CAM gateway and HoD applications), plus Fujitsu and Crown Hosting data centres reached across the departmental WAN.</w:t>
+            </w:r>
+          </w:p>
+        </w:tc>
+        <w:tc>
+          <w:tcPr>
+            <w:tcW w:type="dxa" w:w="2140"/>
+            <w:shd w:fill="FFFFFF" w:color="auto" w:val="clear"/>
+            <w:tcMar>
+              <w:top w:type="dxa" w:w="60"/>
+              <w:left w:type="dxa" w:w="110"/>
+              <w:bottom w:type="dxa" w:w="60"/>
+              <w:right w:type="dxa" w:w="110"/>
+            </w:tcMar>
+          </w:tcPr>
+          <w:p>
+            <w:pPr>
+              <w:spacing w:after="0" w:line="264"/>
+            </w:pPr>
+            <w:r>
+              <w:rPr>
+                <w:rFonts w:ascii="Calibri" w:cs="Calibri" w:eastAsia="Calibri" w:hAnsi="Calibri"/>
+                <w:b w:val="false"/>
+                <w:bCs w:val="false"/>
+                <w:color w:val="222222"/>
+                <w:sz w:val="19"/>
+                <w:szCs w:val="19"/>
+              </w:rPr>
+              <w:t xml:space="preserve">NSG / security groups and site firewalls; least-privilege per interface</w:t>
+            </w:r>
+          </w:p>
+        </w:tc>
+      </w:tr>
+    </w:tbl>
+    <w:p>
+      <w:r>
+        <w:br w:type="page"/>
+      </w:r>
+    </w:p>
+    <w:p>
+      <w:pPr>
+        <w:spacing w:after="60" w:before="40"/>
+        <w:jc w:val="center"/>
+      </w:pPr>
+      <w:r>
+        <w:drawing>
+          <wp:inline distT="0" distB="0" distL="0" distR="0">
+            <wp:extent cx="6286500" cy="5353050"/>
+            <wp:effectExtent t="0" r="0" b="0" l="0"/>
+            <wp:docPr id="1" name="" descr="" title=""/>
+            <wp:cNvGraphicFramePr>
+              <a:graphicFrameLocks xmlns:a="http://schemas.openxmlformats.org/drawingml/2006/main" noChangeAspect="1"/>
+            </wp:cNvGraphicFramePr>
+            <a:graphic xmlns:a="http://schemas.openxmlformats.org/drawingml/2006/main">
+              <a:graphicData uri="http://schemas.openxmlformats.org/drawingml/2006/picture">
+                <pic:pic xmlns:pic="http://schemas.openxmlformats.org/drawingml/2006/picture">
+                  <pic:nvPicPr>
+                    <pic:cNvPr id="0" name="" descr=""/>
+                    <pic:cNvPicPr>
+                      <a:picLocks noChangeAspect="1" noChangeArrowheads="1"/>
+                    </pic:cNvPicPr>
+                  </pic:nvPicPr>
+                  <pic:blipFill>
+                    <a:blip r:embed="rId10" cstate="none"/>
+                    <a:srcRect/>
+                    <a:stretch>
+                      <a:fillRect/>
+                    </a:stretch>
+                  </pic:blipFill>
+                  <pic:spPr bwMode="auto">
+                    <a:xfrm>
+                      <a:off x="0" y="0"/>
+                      <a:ext cx="6286500" cy="5353050"/>
+                    </a:xfrm>
+                    <a:prstGeom prst="rect">
+                      <a:avLst/>
+                    </a:prstGeom>
+                  </pic:spPr>
+                </pic:pic>
+              </a:graphicData>
+            </a:graphic>
+          </wp:inline>
+        </w:drawing>
+      </w:r>
+    </w:p>
+    <w:p>
+      <w:pPr>
+        <w:spacing w:after="180"/>
+        <w:jc w:val="center"/>
+      </w:pPr>
+      <w:r>
+        <w:rPr>
+          <w:rFonts w:ascii="Calibri" w:cs="Calibri" w:eastAsia="Calibri" w:hAnsi="Calibri"/>
+          <w:i/>
+          <w:iCs/>
+          <w:color w:val="666666"/>
+          <w:sz w:val="18"/>
+          <w:szCs w:val="18"/>
+        </w:rPr>
+        <w:t xml:space="preserve">Figure 2 — MFT network architecture: trust zones, perimeter controls, private connectivity and the ports carrying each flow (editable source: mft-network-architecture.drawio).</w:t>
+      </w:r>
+    </w:p>
+    <w:p>
+      <w:pPr>
+        <w:pStyle w:val="Heading2"/>
+        <w:spacing w:after="120" w:before="260"/>
+      </w:pPr>
+      <w:r>
+        <w:rPr>
+          <w:rFonts w:ascii="Calibri" w:cs="Calibri" w:eastAsia="Calibri" w:hAnsi="Calibri"/>
+          <w:b/>
+          <w:bCs/>
+          <w:color w:val="1F3A5F"/>
+        </w:rPr>
+        <w:t xml:space="preserve">5.2  The outbound-only runtime model</w:t>
+      </w:r>
+    </w:p>
+    <w:p>
+      <w:pPr>
+        <w:spacing w:after="120" w:line="276"/>
+      </w:pPr>
+      <w:r>
+        <w:rPr>
+          <w:rFonts w:ascii="Calibri" w:cs="Calibri" w:eastAsia="Calibri" w:hAnsi="Calibri"/>
+          <w:color w:val="222222"/>
+          <w:sz w:val="21"/>
+          <w:szCs w:val="21"/>
+        </w:rPr>
+        <w:t xml:space="preserve">A defining property of the Boomi runtime model: MFT nodes and the control plane initiate an OUTBOUND HTTPS 443 connection to the Boomi platform and hold it open for management, configuration and deployment. The platform never initiates a connection inward. This means no inbound firewall rule, no published listener and no public IP is required for platform management of any runtime node — including the nodes inside AWS, Azure and the internal estate. Inbound rules are needed only where the department itself chooses to publish a file-transfer or API listener to partners, and those are confined to the DMZ. This substantially reduces the attack surface and is a key argument in network assurance conversations.</w:t>
+      </w:r>
+    </w:p>
+    <w:p>
+      <w:pPr>
+        <w:pStyle w:val="Heading2"/>
+        <w:spacing w:after="120" w:before="260"/>
+      </w:pPr>
+      <w:r>
+        <w:rPr>
+          <w:rFonts w:ascii="Calibri" w:cs="Calibri" w:eastAsia="Calibri" w:hAnsi="Calibri"/>
+          <w:b/>
+          <w:bCs/>
+          <w:color w:val="1F3A5F"/>
+        </w:rPr>
+        <w:t xml:space="preserve">5.3  Connectivity model</w:t>
+      </w:r>
+    </w:p>
+    <w:p>
+      <w:pPr>
+        <w:spacing w:after="120" w:line="276"/>
+      </w:pPr>
+      <w:r>
+        <w:rPr>
+          <w:rFonts w:ascii="Calibri" w:cs="Calibri" w:eastAsia="Calibri" w:hAnsi="Calibri"/>
+          <w:color w:val="222222"/>
+          <w:sz w:val="21"/>
+          <w:szCs w:val="21"/>
+        </w:rPr>
+        <w:t xml:space="preserve">How each pair of zones is joined, and by what technology:</w:t>
+      </w:r>
+    </w:p>
+    <w:p>
+      <w:pPr>
+        <w:spacing w:after="40"/>
+      </w:pPr>
+    </w:p>
+    <w:tbl>
+      <w:tblPr>
+        <w:tblW w:type="dxa" w:w="8840"/>
+        <w:tblBorders>
+          <w:top w:val="single" w:color="C9D4E0" w:sz="4"/>
+          <w:left w:val="single" w:color="C9D4E0" w:sz="4"/>
+          <w:bottom w:val="single" w:color="C9D4E0" w:sz="4"/>
+          <w:right w:val="single" w:color="C9D4E0" w:sz="4"/>
+          <w:insideH w:val="single" w:color="C9D4E0" w:sz="4"/>
+          <w:insideV w:val="single" w:color="C9D4E0" w:sz="4"/>
+        </w:tblBorders>
+      </w:tblPr>
+      <w:tblGrid>
+        <w:gridCol w:w="1900"/>
+        <w:gridCol w:w="2050"/>
+        <w:gridCol w:w="3050"/>
+        <w:gridCol w:w="1840"/>
+      </w:tblGrid>
+      <w:tr>
+        <w:trPr>
+          <w:tblHeader/>
+        </w:trPr>
+        <w:tc>
+          <w:tcPr>
+            <w:tcW w:type="dxa" w:w="1900"/>
+            <w:shd w:fill="1F3A5F" w:color="auto" w:val="clear"/>
+            <w:tcMar>
+              <w:top w:type="dxa" w:w="60"/>
+              <w:left w:type="dxa" w:w="110"/>
+              <w:bottom w:type="dxa" w:w="60"/>
+              <w:right w:type="dxa" w:w="110"/>
+            </w:tcMar>
+          </w:tcPr>
+          <w:p>
+            <w:pPr>
+              <w:spacing w:after="0" w:line="264"/>
+            </w:pPr>
+            <w:r>
+              <w:rPr>
+                <w:rFonts w:ascii="Calibri" w:cs="Calibri" w:eastAsia="Calibri" w:hAnsi="Calibri"/>
+                <w:b/>
+                <w:bCs/>
+                <w:color w:val="FFFFFF"/>
+                <w:sz w:val="19"/>
+                <w:szCs w:val="19"/>
+              </w:rPr>
+              <w:t xml:space="preserve">Link</w:t>
+            </w:r>
+          </w:p>
+        </w:tc>
+        <w:tc>
+          <w:tcPr>
+            <w:tcW w:type="dxa" w:w="2050"/>
+            <w:shd w:fill="1F3A5F" w:color="auto" w:val="clear"/>
+            <w:tcMar>
+              <w:top w:type="dxa" w:w="60"/>
+              <w:left w:type="dxa" w:w="110"/>
+              <w:bottom w:type="dxa" w:w="60"/>
+              <w:right w:type="dxa" w:w="110"/>
+            </w:tcMar>
+          </w:tcPr>
+          <w:p>
+            <w:pPr>
+              <w:spacing w:after="0" w:line="264"/>
+            </w:pPr>
+            <w:r>
+              <w:rPr>
+                <w:rFonts w:ascii="Calibri" w:cs="Calibri" w:eastAsia="Calibri" w:hAnsi="Calibri"/>
+                <w:b/>
+                <w:bCs/>
+                <w:color w:val="FFFFFF"/>
+                <w:sz w:val="19"/>
+                <w:szCs w:val="19"/>
+              </w:rPr>
+              <w:t xml:space="preserve">Technology</w:t>
+            </w:r>
+          </w:p>
+        </w:tc>
+        <w:tc>
+          <w:tcPr>
+            <w:tcW w:type="dxa" w:w="3050"/>
+            <w:shd w:fill="1F3A5F" w:color="auto" w:val="clear"/>
+            <w:tcMar>
+              <w:top w:type="dxa" w:w="60"/>
+              <w:left w:type="dxa" w:w="110"/>
+              <w:bottom w:type="dxa" w:w="60"/>
+              <w:right w:type="dxa" w:w="110"/>
+            </w:tcMar>
+          </w:tcPr>
+          <w:p>
+            <w:pPr>
+              <w:spacing w:after="0" w:line="264"/>
+            </w:pPr>
+            <w:r>
+              <w:rPr>
+                <w:rFonts w:ascii="Calibri" w:cs="Calibri" w:eastAsia="Calibri" w:hAnsi="Calibri"/>
+                <w:b/>
+                <w:bCs/>
+                <w:color w:val="FFFFFF"/>
+                <w:sz w:val="19"/>
+                <w:szCs w:val="19"/>
+              </w:rPr>
+              <w:t xml:space="preserve">Purpose</w:t>
+            </w:r>
+          </w:p>
+        </w:tc>
+        <w:tc>
+          <w:tcPr>
+            <w:tcW w:type="dxa" w:w="1840"/>
+            <w:shd w:fill="1F3A5F" w:color="auto" w:val="clear"/>
+            <w:tcMar>
+              <w:top w:type="dxa" w:w="60"/>
+              <w:left w:type="dxa" w:w="110"/>
+              <w:bottom w:type="dxa" w:w="60"/>
+              <w:right w:type="dxa" w:w="110"/>
+            </w:tcMar>
+          </w:tcPr>
+          <w:p>
+            <w:pPr>
+              <w:spacing w:after="0" w:line="264"/>
+            </w:pPr>
+            <w:r>
+              <w:rPr>
+                <w:rFonts w:ascii="Calibri" w:cs="Calibri" w:eastAsia="Calibri" w:hAnsi="Calibri"/>
+                <w:b/>
+                <w:bCs/>
+                <w:color w:val="FFFFFF"/>
+                <w:sz w:val="19"/>
+                <w:szCs w:val="19"/>
+              </w:rPr>
+              <w:t xml:space="preserve">Notes</w:t>
+            </w:r>
+          </w:p>
+        </w:tc>
+      </w:tr>
+      <w:tr>
+        <w:tc>
+          <w:tcPr>
+            <w:tcW w:type="dxa" w:w="1900"/>
+            <w:shd w:fill="FFFFFF" w:color="auto" w:val="clear"/>
+            <w:tcMar>
+              <w:top w:type="dxa" w:w="60"/>
+              <w:left w:type="dxa" w:w="110"/>
+              <w:bottom w:type="dxa" w:w="60"/>
+              <w:right w:type="dxa" w:w="110"/>
+            </w:tcMar>
+          </w:tcPr>
+          <w:p>
+            <w:pPr>
+              <w:spacing w:after="0" w:line="264"/>
+            </w:pPr>
+            <w:r>
+              <w:rPr>
+                <w:rFonts w:ascii="Calibri" w:cs="Calibri" w:eastAsia="Calibri" w:hAnsi="Calibri"/>
+                <w:b/>
+                <w:bCs/>
+                <w:color w:val="222222"/>
+                <w:sz w:val="19"/>
+                <w:szCs w:val="19"/>
+              </w:rPr>
+              <w:t xml:space="preserve">Platform ↔ AWS estate</w:t>
+            </w:r>
+          </w:p>
+        </w:tc>
+        <w:tc>
+          <w:tcPr>
+            <w:tcW w:type="dxa" w:w="2050"/>
+            <w:shd w:fill="FFFFFF" w:color="auto" w:val="clear"/>
+            <w:tcMar>
+              <w:top w:type="dxa" w:w="60"/>
+              <w:left w:type="dxa" w:w="110"/>
+              <w:bottom w:type="dxa" w:w="60"/>
+              <w:right w:type="dxa" w:w="110"/>
+            </w:tcMar>
+          </w:tcPr>
+          <w:p>
+            <w:pPr>
+              <w:spacing w:after="0" w:line="264"/>
+            </w:pPr>
+            <w:r>
+              <w:rPr>
+                <w:rFonts w:ascii="Calibri" w:cs="Calibri" w:eastAsia="Calibri" w:hAnsi="Calibri"/>
+                <w:b w:val="false"/>
+                <w:bCs w:val="false"/>
+                <w:color w:val="222222"/>
+                <w:sz w:val="19"/>
+                <w:szCs w:val="19"/>
+              </w:rPr>
+              <w:t xml:space="preserve">AWS Direct Connect (private VIF)</w:t>
+            </w:r>
+          </w:p>
+        </w:tc>
+        <w:tc>
+          <w:tcPr>
+            <w:tcW w:type="dxa" w:w="3050"/>
+            <w:shd w:fill="FFFFFF" w:color="auto" w:val="clear"/>
+            <w:tcMar>
+              <w:top w:type="dxa" w:w="60"/>
+              <w:left w:type="dxa" w:w="110"/>
+              <w:bottom w:type="dxa" w:w="60"/>
+              <w:right w:type="dxa" w:w="110"/>
+            </w:tcMar>
+          </w:tcPr>
+          <w:p>
+            <w:pPr>
+              <w:spacing w:after="0" w:line="264"/>
+            </w:pPr>
+            <w:r>
+              <w:rPr>
+                <w:rFonts w:ascii="Calibri" w:cs="Calibri" w:eastAsia="Calibri" w:hAnsi="Calibri"/>
+                <w:b w:val="false"/>
+                <w:bCs w:val="false"/>
+                <w:color w:val="222222"/>
+                <w:sz w:val="19"/>
+                <w:szCs w:val="19"/>
+              </w:rPr>
+              <w:t xml:space="preserve">Carries file transfer and API traffic between the central node and the AWS MFT node / HoD applications.</w:t>
+            </w:r>
+          </w:p>
+        </w:tc>
+        <w:tc>
+          <w:tcPr>
+            <w:tcW w:type="dxa" w:w="1840"/>
+            <w:shd w:fill="FFFFFF" w:color="auto" w:val="clear"/>
+            <w:tcMar>
+              <w:top w:type="dxa" w:w="60"/>
+              <w:left w:type="dxa" w:w="110"/>
+              <w:bottom w:type="dxa" w:w="60"/>
+              <w:right w:type="dxa" w:w="110"/>
+            </w:tcMar>
+          </w:tcPr>
+          <w:p>
+            <w:pPr>
+              <w:spacing w:after="0" w:line="264"/>
+            </w:pPr>
+            <w:r>
+              <w:rPr>
+                <w:rFonts w:ascii="Calibri" w:cs="Calibri" w:eastAsia="Calibri" w:hAnsi="Calibri"/>
+                <w:b w:val="false"/>
+                <w:bCs w:val="false"/>
+                <w:color w:val="222222"/>
+                <w:sz w:val="19"/>
+                <w:szCs w:val="19"/>
+              </w:rPr>
+              <w:t xml:space="preserve">Sized for peak batch windows; dual circuits for resilience</w:t>
+            </w:r>
+          </w:p>
+        </w:tc>
+      </w:tr>
+      <w:tr>
+        <w:tc>
+          <w:tcPr>
+            <w:tcW w:type="dxa" w:w="1900"/>
+            <w:shd w:fill="F2F2F2" w:color="auto" w:val="clear"/>
+            <w:tcMar>
+              <w:top w:type="dxa" w:w="60"/>
+              <w:left w:type="dxa" w:w="110"/>
+              <w:bottom w:type="dxa" w:w="60"/>
+              <w:right w:type="dxa" w:w="110"/>
+            </w:tcMar>
+          </w:tcPr>
+          <w:p>
+            <w:pPr>
+              <w:spacing w:after="0" w:line="264"/>
+            </w:pPr>
+            <w:r>
+              <w:rPr>
+                <w:rFonts w:ascii="Calibri" w:cs="Calibri" w:eastAsia="Calibri" w:hAnsi="Calibri"/>
+                <w:b/>
+                <w:bCs/>
+                <w:color w:val="222222"/>
+                <w:sz w:val="19"/>
+                <w:szCs w:val="19"/>
+              </w:rPr>
+              <w:t xml:space="preserve">Platform ↔ Azure estate</w:t>
+            </w:r>
+          </w:p>
+        </w:tc>
+        <w:tc>
+          <w:tcPr>
+            <w:tcW w:type="dxa" w:w="2050"/>
+            <w:shd w:fill="F2F2F2" w:color="auto" w:val="clear"/>
+            <w:tcMar>
+              <w:top w:type="dxa" w:w="60"/>
+              <w:left w:type="dxa" w:w="110"/>
+              <w:bottom w:type="dxa" w:w="60"/>
+              <w:right w:type="dxa" w:w="110"/>
+            </w:tcMar>
+          </w:tcPr>
+          <w:p>
+            <w:pPr>
+              <w:spacing w:after="0" w:line="264"/>
+            </w:pPr>
+            <w:r>
+              <w:rPr>
+                <w:rFonts w:ascii="Calibri" w:cs="Calibri" w:eastAsia="Calibri" w:hAnsi="Calibri"/>
+                <w:b w:val="false"/>
+                <w:bCs w:val="false"/>
+                <w:color w:val="222222"/>
+                <w:sz w:val="19"/>
+                <w:szCs w:val="19"/>
+              </w:rPr>
+              <w:t xml:space="preserve">Azure ExpressRoute (private peering)</w:t>
+            </w:r>
+          </w:p>
+        </w:tc>
+        <w:tc>
+          <w:tcPr>
+            <w:tcW w:type="dxa" w:w="3050"/>
+            <w:shd w:fill="F2F2F2" w:color="auto" w:val="clear"/>
+            <w:tcMar>
+              <w:top w:type="dxa" w:w="60"/>
+              <w:left w:type="dxa" w:w="110"/>
+              <w:bottom w:type="dxa" w:w="60"/>
+              <w:right w:type="dxa" w:w="110"/>
+            </w:tcMar>
+          </w:tcPr>
+          <w:p>
+            <w:pPr>
+              <w:spacing w:after="0" w:line="264"/>
+            </w:pPr>
+            <w:r>
+              <w:rPr>
+                <w:rFonts w:ascii="Calibri" w:cs="Calibri" w:eastAsia="Calibri" w:hAnsi="Calibri"/>
+                <w:b w:val="false"/>
+                <w:bCs w:val="false"/>
+                <w:color w:val="222222"/>
+                <w:sz w:val="19"/>
+                <w:szCs w:val="19"/>
+              </w:rPr>
+              <w:t xml:space="preserve">Equivalent private path to the Azure MFT node, internal CAM gateway and HoD applications.</w:t>
+            </w:r>
+          </w:p>
+        </w:tc>
+        <w:tc>
+          <w:tcPr>
+            <w:tcW w:type="dxa" w:w="1840"/>
+            <w:shd w:fill="F2F2F2" w:color="auto" w:val="clear"/>
+            <w:tcMar>
+              <w:top w:type="dxa" w:w="60"/>
+              <w:left w:type="dxa" w:w="110"/>
+              <w:bottom w:type="dxa" w:w="60"/>
+              <w:right w:type="dxa" w:w="110"/>
+            </w:tcMar>
+          </w:tcPr>
+          <w:p>
+            <w:pPr>
+              <w:spacing w:after="0" w:line="264"/>
+            </w:pPr>
+            <w:r>
+              <w:rPr>
+                <w:rFonts w:ascii="Calibri" w:cs="Calibri" w:eastAsia="Calibri" w:hAnsi="Calibri"/>
+                <w:b w:val="false"/>
+                <w:bCs w:val="false"/>
+                <w:color w:val="222222"/>
+                <w:sz w:val="19"/>
+                <w:szCs w:val="19"/>
+              </w:rPr>
+              <w:t xml:space="preserve">Sized for peak batch windows; dual circuits for resilience</w:t>
+            </w:r>
+          </w:p>
+        </w:tc>
+      </w:tr>
+      <w:tr>
+        <w:tc>
+          <w:tcPr>
+            <w:tcW w:type="dxa" w:w="1900"/>
+            <w:shd w:fill="FFFFFF" w:color="auto" w:val="clear"/>
+            <w:tcMar>
+              <w:top w:type="dxa" w:w="60"/>
+              <w:left w:type="dxa" w:w="110"/>
+              <w:bottom w:type="dxa" w:w="60"/>
+              <w:right w:type="dxa" w:w="110"/>
+            </w:tcMar>
+          </w:tcPr>
+          <w:p>
+            <w:pPr>
+              <w:spacing w:after="0" w:line="264"/>
+            </w:pPr>
+            <w:r>
+              <w:rPr>
+                <w:rFonts w:ascii="Calibri" w:cs="Calibri" w:eastAsia="Calibri" w:hAnsi="Calibri"/>
+                <w:b/>
+                <w:bCs/>
+                <w:color w:val="222222"/>
+                <w:sz w:val="19"/>
+                <w:szCs w:val="19"/>
+              </w:rPr>
+              <w:t xml:space="preserve">Platform ↔ Fujitsu / Crown Hosting</w:t>
+            </w:r>
+          </w:p>
+        </w:tc>
+        <w:tc>
+          <w:tcPr>
+            <w:tcW w:type="dxa" w:w="2050"/>
+            <w:shd w:fill="FFFFFF" w:color="auto" w:val="clear"/>
+            <w:tcMar>
+              <w:top w:type="dxa" w:w="60"/>
+              <w:left w:type="dxa" w:w="110"/>
+              <w:bottom w:type="dxa" w:w="60"/>
+              <w:right w:type="dxa" w:w="110"/>
+            </w:tcMar>
+          </w:tcPr>
+          <w:p>
+            <w:pPr>
+              <w:spacing w:after="0" w:line="264"/>
+            </w:pPr>
+            <w:r>
+              <w:rPr>
+                <w:rFonts w:ascii="Calibri" w:cs="Calibri" w:eastAsia="Calibri" w:hAnsi="Calibri"/>
+                <w:b w:val="false"/>
+                <w:bCs w:val="false"/>
+                <w:color w:val="222222"/>
+                <w:sz w:val="19"/>
+                <w:szCs w:val="19"/>
+              </w:rPr>
+              <w:t xml:space="preserve">MPLS / PSN departmental WAN</w:t>
+            </w:r>
+          </w:p>
+        </w:tc>
+        <w:tc>
+          <w:tcPr>
+            <w:tcW w:type="dxa" w:w="3050"/>
+            <w:shd w:fill="FFFFFF" w:color="auto" w:val="clear"/>
+            <w:tcMar>
+              <w:top w:type="dxa" w:w="60"/>
+              <w:left w:type="dxa" w:w="110"/>
+              <w:bottom w:type="dxa" w:w="60"/>
+              <w:right w:type="dxa" w:w="110"/>
+            </w:tcMar>
+          </w:tcPr>
+          <w:p>
+            <w:pPr>
+              <w:spacing w:after="0" w:line="264"/>
+            </w:pPr>
+            <w:r>
+              <w:rPr>
+                <w:rFonts w:ascii="Calibri" w:cs="Calibri" w:eastAsia="Calibri" w:hAnsi="Calibri"/>
+                <w:b w:val="false"/>
+                <w:bCs w:val="false"/>
+                <w:color w:val="222222"/>
+                <w:sz w:val="19"/>
+                <w:szCs w:val="19"/>
+              </w:rPr>
+              <w:t xml:space="preserve">Reaches HoD applications in the legacy hosting data centres, which have no local MFT node.</w:t>
+            </w:r>
+          </w:p>
+        </w:tc>
+        <w:tc>
+          <w:tcPr>
+            <w:tcW w:type="dxa" w:w="1840"/>
+            <w:shd w:fill="FFFFFF" w:color="auto" w:val="clear"/>
+            <w:tcMar>
+              <w:top w:type="dxa" w:w="60"/>
+              <w:left w:type="dxa" w:w="110"/>
+              <w:bottom w:type="dxa" w:w="60"/>
+              <w:right w:type="dxa" w:w="110"/>
+            </w:tcMar>
+          </w:tcPr>
+          <w:p>
+            <w:pPr>
+              <w:spacing w:after="0" w:line="264"/>
+            </w:pPr>
+            <w:r>
+              <w:rPr>
+                <w:rFonts w:ascii="Calibri" w:cs="Calibri" w:eastAsia="Calibri" w:hAnsi="Calibri"/>
+                <w:b w:val="false"/>
+                <w:bCs w:val="false"/>
+                <w:color w:val="222222"/>
+                <w:sz w:val="19"/>
+                <w:szCs w:val="19"/>
+              </w:rPr>
+              <w:t xml:space="preserve">Transfers are relayed via the AWS/Azure or central nodes</w:t>
+            </w:r>
+          </w:p>
+        </w:tc>
+      </w:tr>
+      <w:tr>
+        <w:tc>
+          <w:tcPr>
+            <w:tcW w:type="dxa" w:w="1900"/>
+            <w:shd w:fill="F2F2F2" w:color="auto" w:val="clear"/>
+            <w:tcMar>
+              <w:top w:type="dxa" w:w="60"/>
+              <w:left w:type="dxa" w:w="110"/>
+              <w:bottom w:type="dxa" w:w="60"/>
+              <w:right w:type="dxa" w:w="110"/>
+            </w:tcMar>
+          </w:tcPr>
+          <w:p>
+            <w:pPr>
+              <w:spacing w:after="0" w:line="264"/>
+            </w:pPr>
+            <w:r>
+              <w:rPr>
+                <w:rFonts w:ascii="Calibri" w:cs="Calibri" w:eastAsia="Calibri" w:hAnsi="Calibri"/>
+                <w:b/>
+                <w:bCs/>
+                <w:color w:val="222222"/>
+                <w:sz w:val="19"/>
+                <w:szCs w:val="19"/>
+              </w:rPr>
+              <w:t xml:space="preserve">Runtime → Boomi platform</w:t>
+            </w:r>
+          </w:p>
+        </w:tc>
+        <w:tc>
+          <w:tcPr>
+            <w:tcW w:type="dxa" w:w="2050"/>
+            <w:shd w:fill="F2F2F2" w:color="auto" w:val="clear"/>
+            <w:tcMar>
+              <w:top w:type="dxa" w:w="60"/>
+              <w:left w:type="dxa" w:w="110"/>
+              <w:bottom w:type="dxa" w:w="60"/>
+              <w:right w:type="dxa" w:w="110"/>
+            </w:tcMar>
+          </w:tcPr>
+          <w:p>
+            <w:pPr>
+              <w:spacing w:after="0" w:line="264"/>
+            </w:pPr>
+            <w:r>
+              <w:rPr>
+                <w:rFonts w:ascii="Calibri" w:cs="Calibri" w:eastAsia="Calibri" w:hAnsi="Calibri"/>
+                <w:b w:val="false"/>
+                <w:bCs w:val="false"/>
+                <w:color w:val="222222"/>
+                <w:sz w:val="19"/>
+                <w:szCs w:val="19"/>
+              </w:rPr>
+              <w:t xml:space="preserve">HTTPS 443 outbound via NAT gateway</w:t>
+            </w:r>
+          </w:p>
+        </w:tc>
+        <w:tc>
+          <w:tcPr>
+            <w:tcW w:type="dxa" w:w="3050"/>
+            <w:shd w:fill="F2F2F2" w:color="auto" w:val="clear"/>
+            <w:tcMar>
+              <w:top w:type="dxa" w:w="60"/>
+              <w:left w:type="dxa" w:w="110"/>
+              <w:bottom w:type="dxa" w:w="60"/>
+              <w:right w:type="dxa" w:w="110"/>
+            </w:tcMar>
+          </w:tcPr>
+          <w:p>
+            <w:pPr>
+              <w:spacing w:after="0" w:line="264"/>
+            </w:pPr>
+            <w:r>
+              <w:rPr>
+                <w:rFonts w:ascii="Calibri" w:cs="Calibri" w:eastAsia="Calibri" w:hAnsi="Calibri"/>
+                <w:b w:val="false"/>
+                <w:bCs w:val="false"/>
+                <w:color w:val="222222"/>
+                <w:sz w:val="19"/>
+                <w:szCs w:val="19"/>
+              </w:rPr>
+              <w:t xml:space="preserve">Management, configuration and deployment of every runtime node.</w:t>
+            </w:r>
+          </w:p>
+        </w:tc>
+        <w:tc>
+          <w:tcPr>
+            <w:tcW w:type="dxa" w:w="1840"/>
+            <w:shd w:fill="F2F2F2" w:color="auto" w:val="clear"/>
+            <w:tcMar>
+              <w:top w:type="dxa" w:w="60"/>
+              <w:left w:type="dxa" w:w="110"/>
+              <w:bottom w:type="dxa" w:w="60"/>
+              <w:right w:type="dxa" w:w="110"/>
+            </w:tcMar>
+          </w:tcPr>
+          <w:p>
+            <w:pPr>
+              <w:spacing w:after="0" w:line="264"/>
+            </w:pPr>
+            <w:r>
+              <w:rPr>
+                <w:rFonts w:ascii="Calibri" w:cs="Calibri" w:eastAsia="Calibri" w:hAnsi="Calibri"/>
+                <w:b w:val="false"/>
+                <w:bCs w:val="false"/>
+                <w:color w:val="222222"/>
+                <w:sz w:val="19"/>
+                <w:szCs w:val="19"/>
+              </w:rPr>
+              <w:t xml:space="preserve">Outbound only — no inbound rule or public IP required</w:t>
+            </w:r>
+          </w:p>
+        </w:tc>
+      </w:tr>
+      <w:tr>
+        <w:tc>
+          <w:tcPr>
+            <w:tcW w:type="dxa" w:w="1900"/>
+            <w:shd w:fill="FFFFFF" w:color="auto" w:val="clear"/>
+            <w:tcMar>
+              <w:top w:type="dxa" w:w="60"/>
+              <w:left w:type="dxa" w:w="110"/>
+              <w:bottom w:type="dxa" w:w="60"/>
+              <w:right w:type="dxa" w:w="110"/>
+            </w:tcMar>
+          </w:tcPr>
+          <w:p>
+            <w:pPr>
+              <w:spacing w:after="0" w:line="264"/>
+            </w:pPr>
+            <w:r>
+              <w:rPr>
+                <w:rFonts w:ascii="Calibri" w:cs="Calibri" w:eastAsia="Calibri" w:hAnsi="Calibri"/>
+                <w:b/>
+                <w:bCs/>
+                <w:color w:val="222222"/>
+                <w:sz w:val="19"/>
+                <w:szCs w:val="19"/>
+              </w:rPr>
+              <w:t xml:space="preserve">Partner → SFTP / AS2 edge</w:t>
+            </w:r>
+          </w:p>
+        </w:tc>
+        <w:tc>
+          <w:tcPr>
+            <w:tcW w:type="dxa" w:w="2050"/>
+            <w:shd w:fill="FFFFFF" w:color="auto" w:val="clear"/>
+            <w:tcMar>
+              <w:top w:type="dxa" w:w="60"/>
+              <w:left w:type="dxa" w:w="110"/>
+              <w:bottom w:type="dxa" w:w="60"/>
+              <w:right w:type="dxa" w:w="110"/>
+            </w:tcMar>
+          </w:tcPr>
+          <w:p>
+            <w:pPr>
+              <w:spacing w:after="0" w:line="264"/>
+            </w:pPr>
+            <w:r>
+              <w:rPr>
+                <w:rFonts w:ascii="Calibri" w:cs="Calibri" w:eastAsia="Calibri" w:hAnsi="Calibri"/>
+                <w:b w:val="false"/>
+                <w:bCs w:val="false"/>
+                <w:color w:val="222222"/>
+                <w:sz w:val="19"/>
+                <w:szCs w:val="19"/>
+              </w:rPr>
+              <w:t xml:space="preserve">Public internet, terminated in DMZ</w:t>
+            </w:r>
+          </w:p>
+        </w:tc>
+        <w:tc>
+          <w:tcPr>
+            <w:tcW w:type="dxa" w:w="3050"/>
+            <w:shd w:fill="FFFFFF" w:color="auto" w:val="clear"/>
+            <w:tcMar>
+              <w:top w:type="dxa" w:w="60"/>
+              <w:left w:type="dxa" w:w="110"/>
+              <w:bottom w:type="dxa" w:w="60"/>
+              <w:right w:type="dxa" w:w="110"/>
+            </w:tcMar>
+          </w:tcPr>
+          <w:p>
+            <w:pPr>
+              <w:spacing w:after="0" w:line="264"/>
+            </w:pPr>
+            <w:r>
+              <w:rPr>
+                <w:rFonts w:ascii="Calibri" w:cs="Calibri" w:eastAsia="Calibri" w:hAnsi="Calibri"/>
+                <w:b w:val="false"/>
+                <w:bCs w:val="false"/>
+                <w:color w:val="222222"/>
+                <w:sz w:val="19"/>
+                <w:szCs w:val="19"/>
+              </w:rPr>
+              <w:t xml:space="preserve">External partners pushing or collecting files.</w:t>
+            </w:r>
+          </w:p>
+        </w:tc>
+        <w:tc>
+          <w:tcPr>
+            <w:tcW w:type="dxa" w:w="1840"/>
+            <w:shd w:fill="FFFFFF" w:color="auto" w:val="clear"/>
+            <w:tcMar>
+              <w:top w:type="dxa" w:w="60"/>
+              <w:left w:type="dxa" w:w="110"/>
+              <w:bottom w:type="dxa" w:w="60"/>
+              <w:right w:type="dxa" w:w="110"/>
+            </w:tcMar>
+          </w:tcPr>
+          <w:p>
+            <w:pPr>
+              <w:spacing w:after="0" w:line="264"/>
+            </w:pPr>
+            <w:r>
+              <w:rPr>
+                <w:rFonts w:ascii="Calibri" w:cs="Calibri" w:eastAsia="Calibri" w:hAnsi="Calibri"/>
+                <w:b w:val="false"/>
+                <w:bCs w:val="false"/>
+                <w:color w:val="222222"/>
+                <w:sz w:val="19"/>
+                <w:szCs w:val="19"/>
+              </w:rPr>
+              <w:t xml:space="preserve">Source IP allow-list plus key or certificate authentication</w:t>
+            </w:r>
+          </w:p>
+        </w:tc>
+      </w:tr>
+      <w:tr>
+        <w:tc>
+          <w:tcPr>
+            <w:tcW w:type="dxa" w:w="1900"/>
+            <w:shd w:fill="F2F2F2" w:color="auto" w:val="clear"/>
+            <w:tcMar>
+              <w:top w:type="dxa" w:w="60"/>
+              <w:left w:type="dxa" w:w="110"/>
+              <w:bottom w:type="dxa" w:w="60"/>
+              <w:right w:type="dxa" w:w="110"/>
+            </w:tcMar>
+          </w:tcPr>
+          <w:p>
+            <w:pPr>
+              <w:spacing w:after="0" w:line="264"/>
+            </w:pPr>
+            <w:r>
+              <w:rPr>
+                <w:rFonts w:ascii="Calibri" w:cs="Calibri" w:eastAsia="Calibri" w:hAnsi="Calibri"/>
+                <w:b/>
+                <w:bCs/>
+                <w:color w:val="222222"/>
+                <w:sz w:val="19"/>
+                <w:szCs w:val="19"/>
+              </w:rPr>
+              <w:t xml:space="preserve">Consumer → external API</w:t>
+            </w:r>
+          </w:p>
+        </w:tc>
+        <w:tc>
+          <w:tcPr>
+            <w:tcW w:type="dxa" w:w="2050"/>
+            <w:shd w:fill="F2F2F2" w:color="auto" w:val="clear"/>
+            <w:tcMar>
+              <w:top w:type="dxa" w:w="60"/>
+              <w:left w:type="dxa" w:w="110"/>
+              <w:bottom w:type="dxa" w:w="60"/>
+              <w:right w:type="dxa" w:w="110"/>
+            </w:tcMar>
+          </w:tcPr>
+          <w:p>
+            <w:pPr>
+              <w:spacing w:after="0" w:line="264"/>
+            </w:pPr>
+            <w:r>
+              <w:rPr>
+                <w:rFonts w:ascii="Calibri" w:cs="Calibri" w:eastAsia="Calibri" w:hAnsi="Calibri"/>
+                <w:b w:val="false"/>
+                <w:bCs w:val="false"/>
+                <w:color w:val="222222"/>
+                <w:sz w:val="19"/>
+                <w:szCs w:val="19"/>
+              </w:rPr>
+              <w:t xml:space="preserve">Public internet via DDoS → WAF → load balancer</w:t>
+            </w:r>
+          </w:p>
+        </w:tc>
+        <w:tc>
+          <w:tcPr>
+            <w:tcW w:type="dxa" w:w="3050"/>
+            <w:shd w:fill="F2F2F2" w:color="auto" w:val="clear"/>
+            <w:tcMar>
+              <w:top w:type="dxa" w:w="60"/>
+              <w:left w:type="dxa" w:w="110"/>
+              <w:bottom w:type="dxa" w:w="60"/>
+              <w:right w:type="dxa" w:w="110"/>
+            </w:tcMar>
+          </w:tcPr>
+          <w:p>
+            <w:pPr>
+              <w:spacing w:after="0" w:line="264"/>
+            </w:pPr>
+            <w:r>
+              <w:rPr>
+                <w:rFonts w:ascii="Calibri" w:cs="Calibri" w:eastAsia="Calibri" w:hAnsi="Calibri"/>
+                <w:b w:val="false"/>
+                <w:bCs w:val="false"/>
+                <w:color w:val="222222"/>
+                <w:sz w:val="19"/>
+                <w:szCs w:val="19"/>
+              </w:rPr>
+              <w:t xml:space="preserve">API calls, including API-triggered file transfers.</w:t>
+            </w:r>
+          </w:p>
+        </w:tc>
+        <w:tc>
+          <w:tcPr>
+            <w:tcW w:type="dxa" w:w="1840"/>
+            <w:shd w:fill="F2F2F2" w:color="auto" w:val="clear"/>
+            <w:tcMar>
+              <w:top w:type="dxa" w:w="60"/>
+              <w:left w:type="dxa" w:w="110"/>
+              <w:bottom w:type="dxa" w:w="60"/>
+              <w:right w:type="dxa" w:w="110"/>
+            </w:tcMar>
+          </w:tcPr>
+          <w:p>
+            <w:pPr>
+              <w:spacing w:after="0" w:line="264"/>
+            </w:pPr>
+            <w:r>
+              <w:rPr>
+                <w:rFonts w:ascii="Calibri" w:cs="Calibri" w:eastAsia="Calibri" w:hAnsi="Calibri"/>
+                <w:b w:val="false"/>
+                <w:bCs w:val="false"/>
+                <w:color w:val="222222"/>
+                <w:sz w:val="19"/>
+                <w:szCs w:val="19"/>
+              </w:rPr>
+              <w:t xml:space="preserve">TLS termination at the edge; re-originated to CAM runtime</w:t>
+            </w:r>
+          </w:p>
+        </w:tc>
+      </w:tr>
+    </w:tbl>
+    <w:p>
+      <w:pPr>
+        <w:pStyle w:val="Heading2"/>
+        <w:spacing w:after="120" w:before="260"/>
+      </w:pPr>
+      <w:r>
+        <w:rPr>
+          <w:rFonts w:ascii="Calibri" w:cs="Calibri" w:eastAsia="Calibri" w:hAnsi="Calibri"/>
+          <w:b/>
+          <w:bCs/>
+          <w:color w:val="1F3A5F"/>
+        </w:rPr>
+        <w:t xml:space="preserve">5.4  Ports &amp; protocols</w:t>
+      </w:r>
+    </w:p>
+    <w:p>
+      <w:pPr>
+        <w:spacing w:after="120" w:line="276"/>
+      </w:pPr>
+      <w:r>
+        <w:rPr>
+          <w:rFonts w:ascii="Calibri" w:cs="Calibri" w:eastAsia="Calibri" w:hAnsi="Calibri"/>
+          <w:color w:val="222222"/>
+          <w:sz w:val="21"/>
+          <w:szCs w:val="21"/>
+        </w:rPr>
+        <w:t xml:space="preserve">The ruleset that network and security teams need in order to assure and implement the design. Anything not listed is denied by default.</w:t>
+      </w:r>
+    </w:p>
+    <w:p>
+      <w:pPr>
+        <w:spacing w:after="40"/>
+      </w:pPr>
+    </w:p>
+    <w:tbl>
+      <w:tblPr>
+        <w:tblW w:type="dxa" w:w="8840"/>
+        <w:tblBorders>
+          <w:top w:val="single" w:color="C9D4E0" w:sz="4"/>
+          <w:left w:val="single" w:color="C9D4E0" w:sz="4"/>
+          <w:bottom w:val="single" w:color="C9D4E0" w:sz="4"/>
+          <w:right w:val="single" w:color="C9D4E0" w:sz="4"/>
+          <w:insideH w:val="single" w:color="C9D4E0" w:sz="4"/>
+          <w:insideV w:val="single" w:color="C9D4E0" w:sz="4"/>
+        </w:tblBorders>
+      </w:tblPr>
+      <w:tblGrid>
+        <w:gridCol w:w="2550"/>
+        <w:gridCol w:w="1350"/>
+        <w:gridCol w:w="1500"/>
+        <w:gridCol w:w="1450"/>
+        <w:gridCol w:w="1990"/>
+      </w:tblGrid>
+      <w:tr>
+        <w:trPr>
+          <w:tblHeader/>
+        </w:trPr>
+        <w:tc>
+          <w:tcPr>
+            <w:tcW w:type="dxa" w:w="2550"/>
+            <w:shd w:fill="1F3A5F" w:color="auto" w:val="clear"/>
+            <w:tcMar>
+              <w:top w:type="dxa" w:w="60"/>
+              <w:left w:type="dxa" w:w="110"/>
+              <w:bottom w:type="dxa" w:w="60"/>
+              <w:right w:type="dxa" w:w="110"/>
+            </w:tcMar>
+          </w:tcPr>
+          <w:p>
+            <w:pPr>
+              <w:spacing w:after="0" w:line="264"/>
+            </w:pPr>
+            <w:r>
+              <w:rPr>
+                <w:rFonts w:ascii="Calibri" w:cs="Calibri" w:eastAsia="Calibri" w:hAnsi="Calibri"/>
+                <w:b/>
+                <w:bCs/>
+                <w:color w:val="FFFFFF"/>
+                <w:sz w:val="19"/>
+                <w:szCs w:val="19"/>
+              </w:rPr>
+              <w:t xml:space="preserve">Flow</w:t>
+            </w:r>
+          </w:p>
+        </w:tc>
+        <w:tc>
+          <w:tcPr>
+            <w:tcW w:type="dxa" w:w="1350"/>
+            <w:shd w:fill="1F3A5F" w:color="auto" w:val="clear"/>
+            <w:tcMar>
+              <w:top w:type="dxa" w:w="60"/>
+              <w:left w:type="dxa" w:w="110"/>
+              <w:bottom w:type="dxa" w:w="60"/>
+              <w:right w:type="dxa" w:w="110"/>
+            </w:tcMar>
+          </w:tcPr>
+          <w:p>
+            <w:pPr>
+              <w:spacing w:after="0" w:line="264"/>
+            </w:pPr>
+            <w:r>
+              <w:rPr>
+                <w:rFonts w:ascii="Calibri" w:cs="Calibri" w:eastAsia="Calibri" w:hAnsi="Calibri"/>
+                <w:b/>
+                <w:bCs/>
+                <w:color w:val="FFFFFF"/>
+                <w:sz w:val="19"/>
+                <w:szCs w:val="19"/>
+              </w:rPr>
+              <w:t xml:space="preserve">Protocol</w:t>
+            </w:r>
+          </w:p>
+        </w:tc>
+        <w:tc>
+          <w:tcPr>
+            <w:tcW w:type="dxa" w:w="1500"/>
+            <w:shd w:fill="1F3A5F" w:color="auto" w:val="clear"/>
+            <w:tcMar>
+              <w:top w:type="dxa" w:w="60"/>
+              <w:left w:type="dxa" w:w="110"/>
+              <w:bottom w:type="dxa" w:w="60"/>
+              <w:right w:type="dxa" w:w="110"/>
+            </w:tcMar>
+          </w:tcPr>
+          <w:p>
+            <w:pPr>
+              <w:spacing w:after="0" w:line="264"/>
+            </w:pPr>
+            <w:r>
+              <w:rPr>
+                <w:rFonts w:ascii="Calibri" w:cs="Calibri" w:eastAsia="Calibri" w:hAnsi="Calibri"/>
+                <w:b/>
+                <w:bCs/>
+                <w:color w:val="FFFFFF"/>
+                <w:sz w:val="19"/>
+                <w:szCs w:val="19"/>
+              </w:rPr>
+              <w:t xml:space="preserve">Port(s)</w:t>
+            </w:r>
+          </w:p>
+        </w:tc>
+        <w:tc>
+          <w:tcPr>
+            <w:tcW w:type="dxa" w:w="1450"/>
+            <w:shd w:fill="1F3A5F" w:color="auto" w:val="clear"/>
+            <w:tcMar>
+              <w:top w:type="dxa" w:w="60"/>
+              <w:left w:type="dxa" w:w="110"/>
+              <w:bottom w:type="dxa" w:w="60"/>
+              <w:right w:type="dxa" w:w="110"/>
+            </w:tcMar>
+          </w:tcPr>
+          <w:p>
+            <w:pPr>
+              <w:spacing w:after="0" w:line="264"/>
+            </w:pPr>
+            <w:r>
+              <w:rPr>
+                <w:rFonts w:ascii="Calibri" w:cs="Calibri" w:eastAsia="Calibri" w:hAnsi="Calibri"/>
+                <w:b/>
+                <w:bCs/>
+                <w:color w:val="FFFFFF"/>
+                <w:sz w:val="19"/>
+                <w:szCs w:val="19"/>
+              </w:rPr>
+              <w:t xml:space="preserve">Direction</w:t>
+            </w:r>
+          </w:p>
+        </w:tc>
+        <w:tc>
+          <w:tcPr>
+            <w:tcW w:type="dxa" w:w="1990"/>
+            <w:shd w:fill="1F3A5F" w:color="auto" w:val="clear"/>
+            <w:tcMar>
+              <w:top w:type="dxa" w:w="60"/>
+              <w:left w:type="dxa" w:w="110"/>
+              <w:bottom w:type="dxa" w:w="60"/>
+              <w:right w:type="dxa" w:w="110"/>
+            </w:tcMar>
+          </w:tcPr>
+          <w:p>
+            <w:pPr>
+              <w:spacing w:after="0" w:line="264"/>
+            </w:pPr>
+            <w:r>
+              <w:rPr>
+                <w:rFonts w:ascii="Calibri" w:cs="Calibri" w:eastAsia="Calibri" w:hAnsi="Calibri"/>
+                <w:b/>
+                <w:bCs/>
+                <w:color w:val="FFFFFF"/>
+                <w:sz w:val="19"/>
+                <w:szCs w:val="19"/>
+              </w:rPr>
+              <w:t xml:space="preserve">Control / note</w:t>
+            </w:r>
+          </w:p>
+        </w:tc>
+      </w:tr>
+      <w:tr>
+        <w:tc>
+          <w:tcPr>
+            <w:tcW w:type="dxa" w:w="2550"/>
+            <w:shd w:fill="FFFFFF" w:color="auto" w:val="clear"/>
+            <w:tcMar>
+              <w:top w:type="dxa" w:w="60"/>
+              <w:left w:type="dxa" w:w="110"/>
+              <w:bottom w:type="dxa" w:w="60"/>
+              <w:right w:type="dxa" w:w="110"/>
+            </w:tcMar>
+          </w:tcPr>
+          <w:p>
+            <w:pPr>
+              <w:spacing w:after="0" w:line="264"/>
+            </w:pPr>
+            <w:r>
+              <w:rPr>
+                <w:rFonts w:ascii="Calibri" w:cs="Calibri" w:eastAsia="Calibri" w:hAnsi="Calibri"/>
+                <w:b/>
+                <w:bCs/>
+                <w:color w:val="222222"/>
+                <w:sz w:val="19"/>
+                <w:szCs w:val="19"/>
+              </w:rPr>
+              <w:t xml:space="preserve">MFT runtime / control plane → Boomi platform</w:t>
+            </w:r>
+          </w:p>
+        </w:tc>
+        <w:tc>
+          <w:tcPr>
+            <w:tcW w:type="dxa" w:w="1350"/>
+            <w:shd w:fill="FFFFFF" w:color="auto" w:val="clear"/>
+            <w:tcMar>
+              <w:top w:type="dxa" w:w="60"/>
+              <w:left w:type="dxa" w:w="110"/>
+              <w:bottom w:type="dxa" w:w="60"/>
+              <w:right w:type="dxa" w:w="110"/>
+            </w:tcMar>
+          </w:tcPr>
+          <w:p>
+            <w:pPr>
+              <w:spacing w:after="0" w:line="264"/>
+            </w:pPr>
+            <w:r>
+              <w:rPr>
+                <w:rFonts w:ascii="Calibri" w:cs="Calibri" w:eastAsia="Calibri" w:hAnsi="Calibri"/>
+                <w:b w:val="false"/>
+                <w:bCs w:val="false"/>
+                <w:color w:val="222222"/>
+                <w:sz w:val="19"/>
+                <w:szCs w:val="19"/>
+              </w:rPr>
+              <w:t xml:space="preserve">HTTPS (TLS)</w:t>
+            </w:r>
+          </w:p>
+        </w:tc>
+        <w:tc>
+          <w:tcPr>
+            <w:tcW w:type="dxa" w:w="1500"/>
+            <w:shd w:fill="FFFFFF" w:color="auto" w:val="clear"/>
+            <w:tcMar>
+              <w:top w:type="dxa" w:w="60"/>
+              <w:left w:type="dxa" w:w="110"/>
+              <w:bottom w:type="dxa" w:w="60"/>
+              <w:right w:type="dxa" w:w="110"/>
+            </w:tcMar>
+          </w:tcPr>
+          <w:p>
+            <w:pPr>
+              <w:spacing w:after="0" w:line="264"/>
+            </w:pPr>
+            <w:r>
+              <w:rPr>
+                <w:rFonts w:ascii="Calibri" w:cs="Calibri" w:eastAsia="Calibri" w:hAnsi="Calibri"/>
+                <w:b w:val="false"/>
+                <w:bCs w:val="false"/>
+                <w:color w:val="222222"/>
+                <w:sz w:val="19"/>
+                <w:szCs w:val="19"/>
+              </w:rPr>
+              <w:t xml:space="preserve">443</w:t>
+            </w:r>
+          </w:p>
+        </w:tc>
+        <w:tc>
+          <w:tcPr>
+            <w:tcW w:type="dxa" w:w="1450"/>
+            <w:shd w:fill="FFFFFF" w:color="auto" w:val="clear"/>
+            <w:tcMar>
+              <w:top w:type="dxa" w:w="60"/>
+              <w:left w:type="dxa" w:w="110"/>
+              <w:bottom w:type="dxa" w:w="60"/>
+              <w:right w:type="dxa" w:w="110"/>
+            </w:tcMar>
+          </w:tcPr>
+          <w:p>
+            <w:pPr>
+              <w:spacing w:after="0" w:line="264"/>
+            </w:pPr>
+            <w:r>
+              <w:rPr>
+                <w:rFonts w:ascii="Calibri" w:cs="Calibri" w:eastAsia="Calibri" w:hAnsi="Calibri"/>
+                <w:b w:val="false"/>
+                <w:bCs w:val="false"/>
+                <w:color w:val="222222"/>
+                <w:sz w:val="19"/>
+                <w:szCs w:val="19"/>
+              </w:rPr>
+              <w:t xml:space="preserve">Outbound only</w:t>
+            </w:r>
+          </w:p>
+        </w:tc>
+        <w:tc>
+          <w:tcPr>
+            <w:tcW w:type="dxa" w:w="1990"/>
+            <w:shd w:fill="FFFFFF" w:color="auto" w:val="clear"/>
+            <w:tcMar>
+              <w:top w:type="dxa" w:w="60"/>
+              <w:left w:type="dxa" w:w="110"/>
+              <w:bottom w:type="dxa" w:w="60"/>
+              <w:right w:type="dxa" w:w="110"/>
+            </w:tcMar>
+          </w:tcPr>
+          <w:p>
+            <w:pPr>
+              <w:spacing w:after="0" w:line="264"/>
+            </w:pPr>
+            <w:r>
+              <w:rPr>
+                <w:rFonts w:ascii="Calibri" w:cs="Calibri" w:eastAsia="Calibri" w:hAnsi="Calibri"/>
+                <w:b w:val="false"/>
+                <w:bCs w:val="false"/>
+                <w:color w:val="222222"/>
+                <w:sz w:val="19"/>
+                <w:szCs w:val="19"/>
+              </w:rPr>
+              <w:t xml:space="preserve">No inbound firewall rule required — key security benefit</w:t>
+            </w:r>
+          </w:p>
+        </w:tc>
+      </w:tr>
+      <w:tr>
+        <w:tc>
+          <w:tcPr>
+            <w:tcW w:type="dxa" w:w="2550"/>
+            <w:shd w:fill="F2F2F2" w:color="auto" w:val="clear"/>
+            <w:tcMar>
+              <w:top w:type="dxa" w:w="60"/>
+              <w:left w:type="dxa" w:w="110"/>
+              <w:bottom w:type="dxa" w:w="60"/>
+              <w:right w:type="dxa" w:w="110"/>
+            </w:tcMar>
+          </w:tcPr>
+          <w:p>
+            <w:pPr>
+              <w:spacing w:after="0" w:line="264"/>
+            </w:pPr>
+            <w:r>
+              <w:rPr>
+                <w:rFonts w:ascii="Calibri" w:cs="Calibri" w:eastAsia="Calibri" w:hAnsi="Calibri"/>
+                <w:b/>
+                <w:bCs/>
+                <w:color w:val="222222"/>
+                <w:sz w:val="19"/>
+                <w:szCs w:val="19"/>
+              </w:rPr>
+              <w:t xml:space="preserve">Partner → SFTP edge</w:t>
+            </w:r>
+          </w:p>
+        </w:tc>
+        <w:tc>
+          <w:tcPr>
+            <w:tcW w:type="dxa" w:w="1350"/>
+            <w:shd w:fill="F2F2F2" w:color="auto" w:val="clear"/>
+            <w:tcMar>
+              <w:top w:type="dxa" w:w="60"/>
+              <w:left w:type="dxa" w:w="110"/>
+              <w:bottom w:type="dxa" w:w="60"/>
+              <w:right w:type="dxa" w:w="110"/>
+            </w:tcMar>
+          </w:tcPr>
+          <w:p>
+            <w:pPr>
+              <w:spacing w:after="0" w:line="264"/>
+            </w:pPr>
+            <w:r>
+              <w:rPr>
+                <w:rFonts w:ascii="Calibri" w:cs="Calibri" w:eastAsia="Calibri" w:hAnsi="Calibri"/>
+                <w:b w:val="false"/>
+                <w:bCs w:val="false"/>
+                <w:color w:val="222222"/>
+                <w:sz w:val="19"/>
+                <w:szCs w:val="19"/>
+              </w:rPr>
+              <w:t xml:space="preserve">SFTP over SSH</w:t>
+            </w:r>
+          </w:p>
+        </w:tc>
+        <w:tc>
+          <w:tcPr>
+            <w:tcW w:type="dxa" w:w="1500"/>
+            <w:shd w:fill="F2F2F2" w:color="auto" w:val="clear"/>
+            <w:tcMar>
+              <w:top w:type="dxa" w:w="60"/>
+              <w:left w:type="dxa" w:w="110"/>
+              <w:bottom w:type="dxa" w:w="60"/>
+              <w:right w:type="dxa" w:w="110"/>
+            </w:tcMar>
+          </w:tcPr>
+          <w:p>
+            <w:pPr>
+              <w:spacing w:after="0" w:line="264"/>
+            </w:pPr>
+            <w:r>
+              <w:rPr>
+                <w:rFonts w:ascii="Calibri" w:cs="Calibri" w:eastAsia="Calibri" w:hAnsi="Calibri"/>
+                <w:b w:val="false"/>
+                <w:bCs w:val="false"/>
+                <w:color w:val="222222"/>
+                <w:sz w:val="19"/>
+                <w:szCs w:val="19"/>
+              </w:rPr>
+              <w:t xml:space="preserve">22</w:t>
+            </w:r>
+          </w:p>
+        </w:tc>
+        <w:tc>
+          <w:tcPr>
+            <w:tcW w:type="dxa" w:w="1450"/>
+            <w:shd w:fill="F2F2F2" w:color="auto" w:val="clear"/>
+            <w:tcMar>
+              <w:top w:type="dxa" w:w="60"/>
+              <w:left w:type="dxa" w:w="110"/>
+              <w:bottom w:type="dxa" w:w="60"/>
+              <w:right w:type="dxa" w:w="110"/>
+            </w:tcMar>
+          </w:tcPr>
+          <w:p>
+            <w:pPr>
+              <w:spacing w:after="0" w:line="264"/>
+            </w:pPr>
+            <w:r>
+              <w:rPr>
+                <w:rFonts w:ascii="Calibri" w:cs="Calibri" w:eastAsia="Calibri" w:hAnsi="Calibri"/>
+                <w:b w:val="false"/>
+                <w:bCs w:val="false"/>
+                <w:color w:val="222222"/>
+                <w:sz w:val="19"/>
+                <w:szCs w:val="19"/>
+              </w:rPr>
+              <w:t xml:space="preserve">Inbound to DMZ</w:t>
+            </w:r>
+          </w:p>
+        </w:tc>
+        <w:tc>
+          <w:tcPr>
+            <w:tcW w:type="dxa" w:w="1990"/>
+            <w:shd w:fill="F2F2F2" w:color="auto" w:val="clear"/>
+            <w:tcMar>
+              <w:top w:type="dxa" w:w="60"/>
+              <w:left w:type="dxa" w:w="110"/>
+              <w:bottom w:type="dxa" w:w="60"/>
+              <w:right w:type="dxa" w:w="110"/>
+            </w:tcMar>
+          </w:tcPr>
+          <w:p>
+            <w:pPr>
+              <w:spacing w:after="0" w:line="264"/>
+            </w:pPr>
+            <w:r>
+              <w:rPr>
+                <w:rFonts w:ascii="Calibri" w:cs="Calibri" w:eastAsia="Calibri" w:hAnsi="Calibri"/>
+                <w:b w:val="false"/>
+                <w:bCs w:val="false"/>
+                <w:color w:val="222222"/>
+                <w:sz w:val="19"/>
+                <w:szCs w:val="19"/>
+              </w:rPr>
+              <w:t xml:space="preserve">IP allow-list; key-based authentication</w:t>
+            </w:r>
+          </w:p>
+        </w:tc>
+      </w:tr>
+      <w:tr>
+        <w:tc>
+          <w:tcPr>
+            <w:tcW w:type="dxa" w:w="2550"/>
+            <w:shd w:fill="FFFFFF" w:color="auto" w:val="clear"/>
+            <w:tcMar>
+              <w:top w:type="dxa" w:w="60"/>
+              <w:left w:type="dxa" w:w="110"/>
+              <w:bottom w:type="dxa" w:w="60"/>
+              <w:right w:type="dxa" w:w="110"/>
+            </w:tcMar>
+          </w:tcPr>
+          <w:p>
+            <w:pPr>
+              <w:spacing w:after="0" w:line="264"/>
+            </w:pPr>
+            <w:r>
+              <w:rPr>
+                <w:rFonts w:ascii="Calibri" w:cs="Calibri" w:eastAsia="Calibri" w:hAnsi="Calibri"/>
+                <w:b/>
+                <w:bCs/>
+                <w:color w:val="222222"/>
+                <w:sz w:val="19"/>
+                <w:szCs w:val="19"/>
+              </w:rPr>
+              <w:t xml:space="preserve">Partner → FTPS edge</w:t>
+            </w:r>
+          </w:p>
+        </w:tc>
+        <w:tc>
+          <w:tcPr>
+            <w:tcW w:type="dxa" w:w="1350"/>
+            <w:shd w:fill="FFFFFF" w:color="auto" w:val="clear"/>
+            <w:tcMar>
+              <w:top w:type="dxa" w:w="60"/>
+              <w:left w:type="dxa" w:w="110"/>
+              <w:bottom w:type="dxa" w:w="60"/>
+              <w:right w:type="dxa" w:w="110"/>
+            </w:tcMar>
+          </w:tcPr>
+          <w:p>
+            <w:pPr>
+              <w:spacing w:after="0" w:line="264"/>
+            </w:pPr>
+            <w:r>
+              <w:rPr>
+                <w:rFonts w:ascii="Calibri" w:cs="Calibri" w:eastAsia="Calibri" w:hAnsi="Calibri"/>
+                <w:b w:val="false"/>
+                <w:bCs w:val="false"/>
+                <w:color w:val="222222"/>
+                <w:sz w:val="19"/>
+                <w:szCs w:val="19"/>
+              </w:rPr>
+              <w:t xml:space="preserve">FTPS</w:t>
+            </w:r>
+          </w:p>
+        </w:tc>
+        <w:tc>
+          <w:tcPr>
+            <w:tcW w:type="dxa" w:w="1500"/>
+            <w:shd w:fill="FFFFFF" w:color="auto" w:val="clear"/>
+            <w:tcMar>
+              <w:top w:type="dxa" w:w="60"/>
+              <w:left w:type="dxa" w:w="110"/>
+              <w:bottom w:type="dxa" w:w="60"/>
+              <w:right w:type="dxa" w:w="110"/>
+            </w:tcMar>
+          </w:tcPr>
+          <w:p>
+            <w:pPr>
+              <w:spacing w:after="0" w:line="264"/>
+            </w:pPr>
+            <w:r>
+              <w:rPr>
+                <w:rFonts w:ascii="Calibri" w:cs="Calibri" w:eastAsia="Calibri" w:hAnsi="Calibri"/>
+                <w:b w:val="false"/>
+                <w:bCs w:val="false"/>
+                <w:color w:val="222222"/>
+                <w:sz w:val="19"/>
+                <w:szCs w:val="19"/>
+              </w:rPr>
+              <w:t xml:space="preserve">989 / 990 + passive data range</w:t>
+            </w:r>
+          </w:p>
+        </w:tc>
+        <w:tc>
+          <w:tcPr>
+            <w:tcW w:type="dxa" w:w="1450"/>
+            <w:shd w:fill="FFFFFF" w:color="auto" w:val="clear"/>
+            <w:tcMar>
+              <w:top w:type="dxa" w:w="60"/>
+              <w:left w:type="dxa" w:w="110"/>
+              <w:bottom w:type="dxa" w:w="60"/>
+              <w:right w:type="dxa" w:w="110"/>
+            </w:tcMar>
+          </w:tcPr>
+          <w:p>
+            <w:pPr>
+              <w:spacing w:after="0" w:line="264"/>
+            </w:pPr>
+            <w:r>
+              <w:rPr>
+                <w:rFonts w:ascii="Calibri" w:cs="Calibri" w:eastAsia="Calibri" w:hAnsi="Calibri"/>
+                <w:b w:val="false"/>
+                <w:bCs w:val="false"/>
+                <w:color w:val="222222"/>
+                <w:sz w:val="19"/>
+                <w:szCs w:val="19"/>
+              </w:rPr>
+              <w:t xml:space="preserve">Inbound to DMZ</w:t>
+            </w:r>
+          </w:p>
+        </w:tc>
+        <w:tc>
+          <w:tcPr>
+            <w:tcW w:type="dxa" w:w="1990"/>
+            <w:shd w:fill="FFFFFF" w:color="auto" w:val="clear"/>
+            <w:tcMar>
+              <w:top w:type="dxa" w:w="60"/>
+              <w:left w:type="dxa" w:w="110"/>
+              <w:bottom w:type="dxa" w:w="60"/>
+              <w:right w:type="dxa" w:w="110"/>
+            </w:tcMar>
+          </w:tcPr>
+          <w:p>
+            <w:pPr>
+              <w:spacing w:after="0" w:line="264"/>
+            </w:pPr>
+            <w:r>
+              <w:rPr>
+                <w:rFonts w:ascii="Calibri" w:cs="Calibri" w:eastAsia="Calibri" w:hAnsi="Calibri"/>
+                <w:b w:val="false"/>
+                <w:bCs w:val="false"/>
+                <w:color w:val="222222"/>
+                <w:sz w:val="19"/>
+                <w:szCs w:val="19"/>
+              </w:rPr>
+              <w:t xml:space="preserve">Passive port range must be explicitly agreed and opened</w:t>
+            </w:r>
+          </w:p>
+        </w:tc>
+      </w:tr>
+      <w:tr>
+        <w:tc>
+          <w:tcPr>
+            <w:tcW w:type="dxa" w:w="2550"/>
+            <w:shd w:fill="F2F2F2" w:color="auto" w:val="clear"/>
+            <w:tcMar>
+              <w:top w:type="dxa" w:w="60"/>
+              <w:left w:type="dxa" w:w="110"/>
+              <w:bottom w:type="dxa" w:w="60"/>
+              <w:right w:type="dxa" w:w="110"/>
+            </w:tcMar>
+          </w:tcPr>
+          <w:p>
+            <w:pPr>
+              <w:spacing w:after="0" w:line="264"/>
+            </w:pPr>
+            <w:r>
+              <w:rPr>
+                <w:rFonts w:ascii="Calibri" w:cs="Calibri" w:eastAsia="Calibri" w:hAnsi="Calibri"/>
+                <w:b/>
+                <w:bCs/>
+                <w:color w:val="222222"/>
+                <w:sz w:val="19"/>
+                <w:szCs w:val="19"/>
+              </w:rPr>
+              <w:t xml:space="preserve">Partner → AS2 endpoint</w:t>
+            </w:r>
+          </w:p>
+        </w:tc>
+        <w:tc>
+          <w:tcPr>
+            <w:tcW w:type="dxa" w:w="1350"/>
+            <w:shd w:fill="F2F2F2" w:color="auto" w:val="clear"/>
+            <w:tcMar>
+              <w:top w:type="dxa" w:w="60"/>
+              <w:left w:type="dxa" w:w="110"/>
+              <w:bottom w:type="dxa" w:w="60"/>
+              <w:right w:type="dxa" w:w="110"/>
+            </w:tcMar>
+          </w:tcPr>
+          <w:p>
+            <w:pPr>
+              <w:spacing w:after="0" w:line="264"/>
+            </w:pPr>
+            <w:r>
+              <w:rPr>
+                <w:rFonts w:ascii="Calibri" w:cs="Calibri" w:eastAsia="Calibri" w:hAnsi="Calibri"/>
+                <w:b w:val="false"/>
+                <w:bCs w:val="false"/>
+                <w:color w:val="222222"/>
+                <w:sz w:val="19"/>
+                <w:szCs w:val="19"/>
+              </w:rPr>
+              <w:t xml:space="preserve">AS2 over HTTPS</w:t>
+            </w:r>
+          </w:p>
+        </w:tc>
+        <w:tc>
+          <w:tcPr>
+            <w:tcW w:type="dxa" w:w="1500"/>
+            <w:shd w:fill="F2F2F2" w:color="auto" w:val="clear"/>
+            <w:tcMar>
+              <w:top w:type="dxa" w:w="60"/>
+              <w:left w:type="dxa" w:w="110"/>
+              <w:bottom w:type="dxa" w:w="60"/>
+              <w:right w:type="dxa" w:w="110"/>
+            </w:tcMar>
+          </w:tcPr>
+          <w:p>
+            <w:pPr>
+              <w:spacing w:after="0" w:line="264"/>
+            </w:pPr>
+            <w:r>
+              <w:rPr>
+                <w:rFonts w:ascii="Calibri" w:cs="Calibri" w:eastAsia="Calibri" w:hAnsi="Calibri"/>
+                <w:b w:val="false"/>
+                <w:bCs w:val="false"/>
+                <w:color w:val="222222"/>
+                <w:sz w:val="19"/>
+                <w:szCs w:val="19"/>
+              </w:rPr>
+              <w:t xml:space="preserve">443</w:t>
+            </w:r>
+          </w:p>
+        </w:tc>
+        <w:tc>
+          <w:tcPr>
+            <w:tcW w:type="dxa" w:w="1450"/>
+            <w:shd w:fill="F2F2F2" w:color="auto" w:val="clear"/>
+            <w:tcMar>
+              <w:top w:type="dxa" w:w="60"/>
+              <w:left w:type="dxa" w:w="110"/>
+              <w:bottom w:type="dxa" w:w="60"/>
+              <w:right w:type="dxa" w:w="110"/>
+            </w:tcMar>
+          </w:tcPr>
+          <w:p>
+            <w:pPr>
+              <w:spacing w:after="0" w:line="264"/>
+            </w:pPr>
+            <w:r>
+              <w:rPr>
+                <w:rFonts w:ascii="Calibri" w:cs="Calibri" w:eastAsia="Calibri" w:hAnsi="Calibri"/>
+                <w:b w:val="false"/>
+                <w:bCs w:val="false"/>
+                <w:color w:val="222222"/>
+                <w:sz w:val="19"/>
+                <w:szCs w:val="19"/>
+              </w:rPr>
+              <w:t xml:space="preserve">Inbound to DMZ</w:t>
+            </w:r>
+          </w:p>
+        </w:tc>
+        <w:tc>
+          <w:tcPr>
+            <w:tcW w:type="dxa" w:w="1990"/>
+            <w:shd w:fill="F2F2F2" w:color="auto" w:val="clear"/>
+            <w:tcMar>
+              <w:top w:type="dxa" w:w="60"/>
+              <w:left w:type="dxa" w:w="110"/>
+              <w:bottom w:type="dxa" w:w="60"/>
+              <w:right w:type="dxa" w:w="110"/>
+            </w:tcMar>
+          </w:tcPr>
+          <w:p>
+            <w:pPr>
+              <w:spacing w:after="0" w:line="264"/>
+            </w:pPr>
+            <w:r>
+              <w:rPr>
+                <w:rFonts w:ascii="Calibri" w:cs="Calibri" w:eastAsia="Calibri" w:hAnsi="Calibri"/>
+                <w:b w:val="false"/>
+                <w:bCs w:val="false"/>
+                <w:color w:val="222222"/>
+                <w:sz w:val="19"/>
+                <w:szCs w:val="19"/>
+              </w:rPr>
+              <w:t xml:space="preserve">Certificate-based; signed MDN for non-repudiation</w:t>
+            </w:r>
+          </w:p>
+        </w:tc>
+      </w:tr>
+      <w:tr>
+        <w:tc>
+          <w:tcPr>
+            <w:tcW w:type="dxa" w:w="2550"/>
+            <w:shd w:fill="FFFFFF" w:color="auto" w:val="clear"/>
+            <w:tcMar>
+              <w:top w:type="dxa" w:w="60"/>
+              <w:left w:type="dxa" w:w="110"/>
+              <w:bottom w:type="dxa" w:w="60"/>
+              <w:right w:type="dxa" w:w="110"/>
+            </w:tcMar>
+          </w:tcPr>
+          <w:p>
+            <w:pPr>
+              <w:spacing w:after="0" w:line="264"/>
+            </w:pPr>
+            <w:r>
+              <w:rPr>
+                <w:rFonts w:ascii="Calibri" w:cs="Calibri" w:eastAsia="Calibri" w:hAnsi="Calibri"/>
+                <w:b/>
+                <w:bCs/>
+                <w:color w:val="222222"/>
+                <w:sz w:val="19"/>
+                <w:szCs w:val="19"/>
+              </w:rPr>
+              <w:t xml:space="preserve">Consumer → external CAM gateway</w:t>
+            </w:r>
+          </w:p>
+        </w:tc>
+        <w:tc>
+          <w:tcPr>
+            <w:tcW w:type="dxa" w:w="1350"/>
+            <w:shd w:fill="FFFFFF" w:color="auto" w:val="clear"/>
+            <w:tcMar>
+              <w:top w:type="dxa" w:w="60"/>
+              <w:left w:type="dxa" w:w="110"/>
+              <w:bottom w:type="dxa" w:w="60"/>
+              <w:right w:type="dxa" w:w="110"/>
+            </w:tcMar>
+          </w:tcPr>
+          <w:p>
+            <w:pPr>
+              <w:spacing w:after="0" w:line="264"/>
+            </w:pPr>
+            <w:r>
+              <w:rPr>
+                <w:rFonts w:ascii="Calibri" w:cs="Calibri" w:eastAsia="Calibri" w:hAnsi="Calibri"/>
+                <w:b w:val="false"/>
+                <w:bCs w:val="false"/>
+                <w:color w:val="222222"/>
+                <w:sz w:val="19"/>
+                <w:szCs w:val="19"/>
+              </w:rPr>
+              <w:t xml:space="preserve">HTTPS</w:t>
+            </w:r>
+          </w:p>
+        </w:tc>
+        <w:tc>
+          <w:tcPr>
+            <w:tcW w:type="dxa" w:w="1500"/>
+            <w:shd w:fill="FFFFFF" w:color="auto" w:val="clear"/>
+            <w:tcMar>
+              <w:top w:type="dxa" w:w="60"/>
+              <w:left w:type="dxa" w:w="110"/>
+              <w:bottom w:type="dxa" w:w="60"/>
+              <w:right w:type="dxa" w:w="110"/>
+            </w:tcMar>
+          </w:tcPr>
+          <w:p>
+            <w:pPr>
+              <w:spacing w:after="0" w:line="264"/>
+            </w:pPr>
+            <w:r>
+              <w:rPr>
+                <w:rFonts w:ascii="Calibri" w:cs="Calibri" w:eastAsia="Calibri" w:hAnsi="Calibri"/>
+                <w:b w:val="false"/>
+                <w:bCs w:val="false"/>
+                <w:color w:val="222222"/>
+                <w:sz w:val="19"/>
+                <w:szCs w:val="19"/>
+              </w:rPr>
+              <w:t xml:space="preserve">443</w:t>
+            </w:r>
+          </w:p>
+        </w:tc>
+        <w:tc>
+          <w:tcPr>
+            <w:tcW w:type="dxa" w:w="1450"/>
+            <w:shd w:fill="FFFFFF" w:color="auto" w:val="clear"/>
+            <w:tcMar>
+              <w:top w:type="dxa" w:w="60"/>
+              <w:left w:type="dxa" w:w="110"/>
+              <w:bottom w:type="dxa" w:w="60"/>
+              <w:right w:type="dxa" w:w="110"/>
+            </w:tcMar>
+          </w:tcPr>
+          <w:p>
+            <w:pPr>
+              <w:spacing w:after="0" w:line="264"/>
+            </w:pPr>
+            <w:r>
+              <w:rPr>
+                <w:rFonts w:ascii="Calibri" w:cs="Calibri" w:eastAsia="Calibri" w:hAnsi="Calibri"/>
+                <w:b w:val="false"/>
+                <w:bCs w:val="false"/>
+                <w:color w:val="222222"/>
+                <w:sz w:val="19"/>
+                <w:szCs w:val="19"/>
+              </w:rPr>
+              <w:t xml:space="preserve">Inbound via WAF / LB</w:t>
+            </w:r>
+          </w:p>
+        </w:tc>
+        <w:tc>
+          <w:tcPr>
+            <w:tcW w:type="dxa" w:w="1990"/>
+            <w:shd w:fill="FFFFFF" w:color="auto" w:val="clear"/>
+            <w:tcMar>
+              <w:top w:type="dxa" w:w="60"/>
+              <w:left w:type="dxa" w:w="110"/>
+              <w:bottom w:type="dxa" w:w="60"/>
+              <w:right w:type="dxa" w:w="110"/>
+            </w:tcMar>
+          </w:tcPr>
+          <w:p>
+            <w:pPr>
+              <w:spacing w:after="0" w:line="264"/>
+            </w:pPr>
+            <w:r>
+              <w:rPr>
+                <w:rFonts w:ascii="Calibri" w:cs="Calibri" w:eastAsia="Calibri" w:hAnsi="Calibri"/>
+                <w:b w:val="false"/>
+                <w:bCs w:val="false"/>
+                <w:color w:val="222222"/>
+                <w:sz w:val="19"/>
+                <w:szCs w:val="19"/>
+              </w:rPr>
+              <w:t xml:space="preserve">OAuth 2.0 / mTLS, throttling and policy at the gateway</w:t>
+            </w:r>
+          </w:p>
+        </w:tc>
+      </w:tr>
+      <w:tr>
+        <w:tc>
+          <w:tcPr>
+            <w:tcW w:type="dxa" w:w="2550"/>
+            <w:shd w:fill="F2F2F2" w:color="auto" w:val="clear"/>
+            <w:tcMar>
+              <w:top w:type="dxa" w:w="60"/>
+              <w:left w:type="dxa" w:w="110"/>
+              <w:bottom w:type="dxa" w:w="60"/>
+              <w:right w:type="dxa" w:w="110"/>
+            </w:tcMar>
+          </w:tcPr>
+          <w:p>
+            <w:pPr>
+              <w:spacing w:after="0" w:line="264"/>
+            </w:pPr>
+            <w:r>
+              <w:rPr>
+                <w:rFonts w:ascii="Calibri" w:cs="Calibri" w:eastAsia="Calibri" w:hAnsi="Calibri"/>
+                <w:b/>
+                <w:bCs/>
+                <w:color w:val="222222"/>
+                <w:sz w:val="19"/>
+                <w:szCs w:val="19"/>
+              </w:rPr>
+              <w:t xml:space="preserve">CAM runtime → Boomi Integration</w:t>
+            </w:r>
+          </w:p>
+        </w:tc>
+        <w:tc>
+          <w:tcPr>
+            <w:tcW w:type="dxa" w:w="1350"/>
+            <w:shd w:fill="F2F2F2" w:color="auto" w:val="clear"/>
+            <w:tcMar>
+              <w:top w:type="dxa" w:w="60"/>
+              <w:left w:type="dxa" w:w="110"/>
+              <w:bottom w:type="dxa" w:w="60"/>
+              <w:right w:type="dxa" w:w="110"/>
+            </w:tcMar>
+          </w:tcPr>
+          <w:p>
+            <w:pPr>
+              <w:spacing w:after="0" w:line="264"/>
+            </w:pPr>
+            <w:r>
+              <w:rPr>
+                <w:rFonts w:ascii="Calibri" w:cs="Calibri" w:eastAsia="Calibri" w:hAnsi="Calibri"/>
+                <w:b w:val="false"/>
+                <w:bCs w:val="false"/>
+                <w:color w:val="222222"/>
+                <w:sz w:val="19"/>
+                <w:szCs w:val="19"/>
+              </w:rPr>
+              <w:t xml:space="preserve">HTTPS</w:t>
+            </w:r>
+          </w:p>
+        </w:tc>
+        <w:tc>
+          <w:tcPr>
+            <w:tcW w:type="dxa" w:w="1500"/>
+            <w:shd w:fill="F2F2F2" w:color="auto" w:val="clear"/>
+            <w:tcMar>
+              <w:top w:type="dxa" w:w="60"/>
+              <w:left w:type="dxa" w:w="110"/>
+              <w:bottom w:type="dxa" w:w="60"/>
+              <w:right w:type="dxa" w:w="110"/>
+            </w:tcMar>
+          </w:tcPr>
+          <w:p>
+            <w:pPr>
+              <w:spacing w:after="0" w:line="264"/>
+            </w:pPr>
+            <w:r>
+              <w:rPr>
+                <w:rFonts w:ascii="Calibri" w:cs="Calibri" w:eastAsia="Calibri" w:hAnsi="Calibri"/>
+                <w:b w:val="false"/>
+                <w:bCs w:val="false"/>
+                <w:color w:val="222222"/>
+                <w:sz w:val="19"/>
+                <w:szCs w:val="19"/>
+              </w:rPr>
+              <w:t xml:space="preserve">443</w:t>
+            </w:r>
+          </w:p>
+        </w:tc>
+        <w:tc>
+          <w:tcPr>
+            <w:tcW w:type="dxa" w:w="1450"/>
+            <w:shd w:fill="F2F2F2" w:color="auto" w:val="clear"/>
+            <w:tcMar>
+              <w:top w:type="dxa" w:w="60"/>
+              <w:left w:type="dxa" w:w="110"/>
+              <w:bottom w:type="dxa" w:w="60"/>
+              <w:right w:type="dxa" w:w="110"/>
+            </w:tcMar>
+          </w:tcPr>
+          <w:p>
+            <w:pPr>
+              <w:spacing w:after="0" w:line="264"/>
+            </w:pPr>
+            <w:r>
+              <w:rPr>
+                <w:rFonts w:ascii="Calibri" w:cs="Calibri" w:eastAsia="Calibri" w:hAnsi="Calibri"/>
+                <w:b w:val="false"/>
+                <w:bCs w:val="false"/>
+                <w:color w:val="222222"/>
+                <w:sz w:val="19"/>
+                <w:szCs w:val="19"/>
+              </w:rPr>
+              <w:t xml:space="preserve">East-west (platform)</w:t>
+            </w:r>
+          </w:p>
+        </w:tc>
+        <w:tc>
+          <w:tcPr>
+            <w:tcW w:type="dxa" w:w="1990"/>
+            <w:shd w:fill="F2F2F2" w:color="auto" w:val="clear"/>
+            <w:tcMar>
+              <w:top w:type="dxa" w:w="60"/>
+              <w:left w:type="dxa" w:w="110"/>
+              <w:bottom w:type="dxa" w:w="60"/>
+              <w:right w:type="dxa" w:w="110"/>
+            </w:tcMar>
+          </w:tcPr>
+          <w:p>
+            <w:pPr>
+              <w:spacing w:after="0" w:line="264"/>
+            </w:pPr>
+            <w:r>
+              <w:rPr>
+                <w:rFonts w:ascii="Calibri" w:cs="Calibri" w:eastAsia="Calibri" w:hAnsi="Calibri"/>
+                <w:b w:val="false"/>
+                <w:bCs w:val="false"/>
+                <w:color w:val="222222"/>
+                <w:sz w:val="19"/>
+                <w:szCs w:val="19"/>
+              </w:rPr>
+              <w:t xml:space="preserve">Private subnet only; security-group restricted</w:t>
+            </w:r>
+          </w:p>
+        </w:tc>
+      </w:tr>
+      <w:tr>
+        <w:tc>
+          <w:tcPr>
+            <w:tcW w:type="dxa" w:w="2550"/>
+            <w:shd w:fill="FFFFFF" w:color="auto" w:val="clear"/>
+            <w:tcMar>
+              <w:top w:type="dxa" w:w="60"/>
+              <w:left w:type="dxa" w:w="110"/>
+              <w:bottom w:type="dxa" w:w="60"/>
+              <w:right w:type="dxa" w:w="110"/>
+            </w:tcMar>
+          </w:tcPr>
+          <w:p>
+            <w:pPr>
+              <w:spacing w:after="0" w:line="264"/>
+            </w:pPr>
+            <w:r>
+              <w:rPr>
+                <w:rFonts w:ascii="Calibri" w:cs="Calibri" w:eastAsia="Calibri" w:hAnsi="Calibri"/>
+                <w:b/>
+                <w:bCs/>
+                <w:color w:val="222222"/>
+                <w:sz w:val="19"/>
+                <w:szCs w:val="19"/>
+              </w:rPr>
+              <w:t xml:space="preserve">Central MFT node ↔ internal MFT nodes</w:t>
+            </w:r>
+          </w:p>
+        </w:tc>
+        <w:tc>
+          <w:tcPr>
+            <w:tcW w:type="dxa" w:w="1350"/>
+            <w:shd w:fill="FFFFFF" w:color="auto" w:val="clear"/>
+            <w:tcMar>
+              <w:top w:type="dxa" w:w="60"/>
+              <w:left w:type="dxa" w:w="110"/>
+              <w:bottom w:type="dxa" w:w="60"/>
+              <w:right w:type="dxa" w:w="110"/>
+            </w:tcMar>
+          </w:tcPr>
+          <w:p>
+            <w:pPr>
+              <w:spacing w:after="0" w:line="264"/>
+            </w:pPr>
+            <w:r>
+              <w:rPr>
+                <w:rFonts w:ascii="Calibri" w:cs="Calibri" w:eastAsia="Calibri" w:hAnsi="Calibri"/>
+                <w:b w:val="false"/>
+                <w:bCs w:val="false"/>
+                <w:color w:val="222222"/>
+                <w:sz w:val="19"/>
+                <w:szCs w:val="19"/>
+              </w:rPr>
+              <w:t xml:space="preserve">SFTP / HTTPS</w:t>
+            </w:r>
+          </w:p>
+        </w:tc>
+        <w:tc>
+          <w:tcPr>
+            <w:tcW w:type="dxa" w:w="1500"/>
+            <w:shd w:fill="FFFFFF" w:color="auto" w:val="clear"/>
+            <w:tcMar>
+              <w:top w:type="dxa" w:w="60"/>
+              <w:left w:type="dxa" w:w="110"/>
+              <w:bottom w:type="dxa" w:w="60"/>
+              <w:right w:type="dxa" w:w="110"/>
+            </w:tcMar>
+          </w:tcPr>
+          <w:p>
+            <w:pPr>
+              <w:spacing w:after="0" w:line="264"/>
+            </w:pPr>
+            <w:r>
+              <w:rPr>
+                <w:rFonts w:ascii="Calibri" w:cs="Calibri" w:eastAsia="Calibri" w:hAnsi="Calibri"/>
+                <w:b w:val="false"/>
+                <w:bCs w:val="false"/>
+                <w:color w:val="222222"/>
+                <w:sz w:val="19"/>
+                <w:szCs w:val="19"/>
+              </w:rPr>
+              <w:t xml:space="preserve">22 / 443</w:t>
+            </w:r>
+          </w:p>
+        </w:tc>
+        <w:tc>
+          <w:tcPr>
+            <w:tcW w:type="dxa" w:w="1450"/>
+            <w:shd w:fill="FFFFFF" w:color="auto" w:val="clear"/>
+            <w:tcMar>
+              <w:top w:type="dxa" w:w="60"/>
+              <w:left w:type="dxa" w:w="110"/>
+              <w:bottom w:type="dxa" w:w="60"/>
+              <w:right w:type="dxa" w:w="110"/>
+            </w:tcMar>
+          </w:tcPr>
+          <w:p>
+            <w:pPr>
+              <w:spacing w:after="0" w:line="264"/>
+            </w:pPr>
+            <w:r>
+              <w:rPr>
+                <w:rFonts w:ascii="Calibri" w:cs="Calibri" w:eastAsia="Calibri" w:hAnsi="Calibri"/>
+                <w:b w:val="false"/>
+                <w:bCs w:val="false"/>
+                <w:color w:val="222222"/>
+                <w:sz w:val="19"/>
+                <w:szCs w:val="19"/>
+              </w:rPr>
+              <w:t xml:space="preserve">Private circuit</w:t>
+            </w:r>
+          </w:p>
+        </w:tc>
+        <w:tc>
+          <w:tcPr>
+            <w:tcW w:type="dxa" w:w="1990"/>
+            <w:shd w:fill="FFFFFF" w:color="auto" w:val="clear"/>
+            <w:tcMar>
+              <w:top w:type="dxa" w:w="60"/>
+              <w:left w:type="dxa" w:w="110"/>
+              <w:bottom w:type="dxa" w:w="60"/>
+              <w:right w:type="dxa" w:w="110"/>
+            </w:tcMar>
+          </w:tcPr>
+          <w:p>
+            <w:pPr>
+              <w:spacing w:after="0" w:line="264"/>
+            </w:pPr>
+            <w:r>
+              <w:rPr>
+                <w:rFonts w:ascii="Calibri" w:cs="Calibri" w:eastAsia="Calibri" w:hAnsi="Calibri"/>
+                <w:b w:val="false"/>
+                <w:bCs w:val="false"/>
+                <w:color w:val="222222"/>
+                <w:sz w:val="19"/>
+                <w:szCs w:val="19"/>
+              </w:rPr>
+              <w:t xml:space="preserve">Over Direct Connect / ExpressRoute — never the internet</w:t>
+            </w:r>
+          </w:p>
+        </w:tc>
+      </w:tr>
+      <w:tr>
+        <w:tc>
+          <w:tcPr>
+            <w:tcW w:type="dxa" w:w="2550"/>
+            <w:shd w:fill="F2F2F2" w:color="auto" w:val="clear"/>
+            <w:tcMar>
+              <w:top w:type="dxa" w:w="60"/>
+              <w:left w:type="dxa" w:w="110"/>
+              <w:bottom w:type="dxa" w:w="60"/>
+              <w:right w:type="dxa" w:w="110"/>
+            </w:tcMar>
+          </w:tcPr>
+          <w:p>
+            <w:pPr>
+              <w:spacing w:after="0" w:line="264"/>
+            </w:pPr>
+            <w:r>
+              <w:rPr>
+                <w:rFonts w:ascii="Calibri" w:cs="Calibri" w:eastAsia="Calibri" w:hAnsi="Calibri"/>
+                <w:b/>
+                <w:bCs/>
+                <w:color w:val="222222"/>
+                <w:sz w:val="19"/>
+                <w:szCs w:val="19"/>
+              </w:rPr>
+              <w:t xml:space="preserve">MFT node → HoD application</w:t>
+            </w:r>
+          </w:p>
+        </w:tc>
+        <w:tc>
+          <w:tcPr>
+            <w:tcW w:type="dxa" w:w="1350"/>
+            <w:shd w:fill="F2F2F2" w:color="auto" w:val="clear"/>
+            <w:tcMar>
+              <w:top w:type="dxa" w:w="60"/>
+              <w:left w:type="dxa" w:w="110"/>
+              <w:bottom w:type="dxa" w:w="60"/>
+              <w:right w:type="dxa" w:w="110"/>
+            </w:tcMar>
+          </w:tcPr>
+          <w:p>
+            <w:pPr>
+              <w:spacing w:after="0" w:line="264"/>
+            </w:pPr>
+            <w:r>
+              <w:rPr>
+                <w:rFonts w:ascii="Calibri" w:cs="Calibri" w:eastAsia="Calibri" w:hAnsi="Calibri"/>
+                <w:b w:val="false"/>
+                <w:bCs w:val="false"/>
+                <w:color w:val="222222"/>
+                <w:sz w:val="19"/>
+                <w:szCs w:val="19"/>
+              </w:rPr>
+              <w:t xml:space="preserve">SFTP (or HTTPS)</w:t>
+            </w:r>
+          </w:p>
+        </w:tc>
+        <w:tc>
+          <w:tcPr>
+            <w:tcW w:type="dxa" w:w="1500"/>
+            <w:shd w:fill="F2F2F2" w:color="auto" w:val="clear"/>
+            <w:tcMar>
+              <w:top w:type="dxa" w:w="60"/>
+              <w:left w:type="dxa" w:w="110"/>
+              <w:bottom w:type="dxa" w:w="60"/>
+              <w:right w:type="dxa" w:w="110"/>
+            </w:tcMar>
+          </w:tcPr>
+          <w:p>
+            <w:pPr>
+              <w:spacing w:after="0" w:line="264"/>
+            </w:pPr>
+            <w:r>
+              <w:rPr>
+                <w:rFonts w:ascii="Calibri" w:cs="Calibri" w:eastAsia="Calibri" w:hAnsi="Calibri"/>
+                <w:b w:val="false"/>
+                <w:bCs w:val="false"/>
+                <w:color w:val="222222"/>
+                <w:sz w:val="19"/>
+                <w:szCs w:val="19"/>
+              </w:rPr>
+              <w:t xml:space="preserve">22 / 443</w:t>
+            </w:r>
+          </w:p>
+        </w:tc>
+        <w:tc>
+          <w:tcPr>
+            <w:tcW w:type="dxa" w:w="1450"/>
+            <w:shd w:fill="F2F2F2" w:color="auto" w:val="clear"/>
+            <w:tcMar>
+              <w:top w:type="dxa" w:w="60"/>
+              <w:left w:type="dxa" w:w="110"/>
+              <w:bottom w:type="dxa" w:w="60"/>
+              <w:right w:type="dxa" w:w="110"/>
+            </w:tcMar>
+          </w:tcPr>
+          <w:p>
+            <w:pPr>
+              <w:spacing w:after="0" w:line="264"/>
+            </w:pPr>
+            <w:r>
+              <w:rPr>
+                <w:rFonts w:ascii="Calibri" w:cs="Calibri" w:eastAsia="Calibri" w:hAnsi="Calibri"/>
+                <w:b w:val="false"/>
+                <w:bCs w:val="false"/>
+                <w:color w:val="222222"/>
+                <w:sz w:val="19"/>
+                <w:szCs w:val="19"/>
+              </w:rPr>
+              <w:t xml:space="preserve">East-west (internal)</w:t>
+            </w:r>
+          </w:p>
+        </w:tc>
+        <w:tc>
+          <w:tcPr>
+            <w:tcW w:type="dxa" w:w="1990"/>
+            <w:shd w:fill="F2F2F2" w:color="auto" w:val="clear"/>
+            <w:tcMar>
+              <w:top w:type="dxa" w:w="60"/>
+              <w:left w:type="dxa" w:w="110"/>
+              <w:bottom w:type="dxa" w:w="60"/>
+              <w:right w:type="dxa" w:w="110"/>
+            </w:tcMar>
+          </w:tcPr>
+          <w:p>
+            <w:pPr>
+              <w:spacing w:after="0" w:line="264"/>
+            </w:pPr>
+            <w:r>
+              <w:rPr>
+                <w:rFonts w:ascii="Calibri" w:cs="Calibri" w:eastAsia="Calibri" w:hAnsi="Calibri"/>
+                <w:b w:val="false"/>
+                <w:bCs w:val="false"/>
+                <w:color w:val="222222"/>
+                <w:sz w:val="19"/>
+                <w:szCs w:val="19"/>
+              </w:rPr>
+              <w:t xml:space="preserve">Per-interface credentials held in the secrets store</w:t>
+            </w:r>
+          </w:p>
+        </w:tc>
+      </w:tr>
+      <w:tr>
+        <w:tc>
+          <w:tcPr>
+            <w:tcW w:type="dxa" w:w="2550"/>
+            <w:shd w:fill="FFFFFF" w:color="auto" w:val="clear"/>
+            <w:tcMar>
+              <w:top w:type="dxa" w:w="60"/>
+              <w:left w:type="dxa" w:w="110"/>
+              <w:bottom w:type="dxa" w:w="60"/>
+              <w:right w:type="dxa" w:w="110"/>
+            </w:tcMar>
+          </w:tcPr>
+          <w:p>
+            <w:pPr>
+              <w:spacing w:after="0" w:line="264"/>
+            </w:pPr>
+            <w:r>
+              <w:rPr>
+                <w:rFonts w:ascii="Calibri" w:cs="Calibri" w:eastAsia="Calibri" w:hAnsi="Calibri"/>
+                <w:b/>
+                <w:bCs/>
+                <w:color w:val="222222"/>
+                <w:sz w:val="19"/>
+                <w:szCs w:val="19"/>
+              </w:rPr>
+              <w:t xml:space="preserve">HoD application → internal CAM gateway</w:t>
+            </w:r>
+          </w:p>
+        </w:tc>
+        <w:tc>
+          <w:tcPr>
+            <w:tcW w:type="dxa" w:w="1350"/>
+            <w:shd w:fill="FFFFFF" w:color="auto" w:val="clear"/>
+            <w:tcMar>
+              <w:top w:type="dxa" w:w="60"/>
+              <w:left w:type="dxa" w:w="110"/>
+              <w:bottom w:type="dxa" w:w="60"/>
+              <w:right w:type="dxa" w:w="110"/>
+            </w:tcMar>
+          </w:tcPr>
+          <w:p>
+            <w:pPr>
+              <w:spacing w:after="0" w:line="264"/>
+            </w:pPr>
+            <w:r>
+              <w:rPr>
+                <w:rFonts w:ascii="Calibri" w:cs="Calibri" w:eastAsia="Calibri" w:hAnsi="Calibri"/>
+                <w:b w:val="false"/>
+                <w:bCs w:val="false"/>
+                <w:color w:val="222222"/>
+                <w:sz w:val="19"/>
+                <w:szCs w:val="19"/>
+              </w:rPr>
+              <w:t xml:space="preserve">HTTPS</w:t>
+            </w:r>
+          </w:p>
+        </w:tc>
+        <w:tc>
+          <w:tcPr>
+            <w:tcW w:type="dxa" w:w="1500"/>
+            <w:shd w:fill="FFFFFF" w:color="auto" w:val="clear"/>
+            <w:tcMar>
+              <w:top w:type="dxa" w:w="60"/>
+              <w:left w:type="dxa" w:w="110"/>
+              <w:bottom w:type="dxa" w:w="60"/>
+              <w:right w:type="dxa" w:w="110"/>
+            </w:tcMar>
+          </w:tcPr>
+          <w:p>
+            <w:pPr>
+              <w:spacing w:after="0" w:line="264"/>
+            </w:pPr>
+            <w:r>
+              <w:rPr>
+                <w:rFonts w:ascii="Calibri" w:cs="Calibri" w:eastAsia="Calibri" w:hAnsi="Calibri"/>
+                <w:b w:val="false"/>
+                <w:bCs w:val="false"/>
+                <w:color w:val="222222"/>
+                <w:sz w:val="19"/>
+                <w:szCs w:val="19"/>
+              </w:rPr>
+              <w:t xml:space="preserve">443</w:t>
+            </w:r>
+          </w:p>
+        </w:tc>
+        <w:tc>
+          <w:tcPr>
+            <w:tcW w:type="dxa" w:w="1450"/>
+            <w:shd w:fill="FFFFFF" w:color="auto" w:val="clear"/>
+            <w:tcMar>
+              <w:top w:type="dxa" w:w="60"/>
+              <w:left w:type="dxa" w:w="110"/>
+              <w:bottom w:type="dxa" w:w="60"/>
+              <w:right w:type="dxa" w:w="110"/>
+            </w:tcMar>
+          </w:tcPr>
+          <w:p>
+            <w:pPr>
+              <w:spacing w:after="0" w:line="264"/>
+            </w:pPr>
+            <w:r>
+              <w:rPr>
+                <w:rFonts w:ascii="Calibri" w:cs="Calibri" w:eastAsia="Calibri" w:hAnsi="Calibri"/>
+                <w:b w:val="false"/>
+                <w:bCs w:val="false"/>
+                <w:color w:val="222222"/>
+                <w:sz w:val="19"/>
+                <w:szCs w:val="19"/>
+              </w:rPr>
+              <w:t xml:space="preserve">East-west (internal)</w:t>
+            </w:r>
+          </w:p>
+        </w:tc>
+        <w:tc>
+          <w:tcPr>
+            <w:tcW w:type="dxa" w:w="1990"/>
+            <w:shd w:fill="FFFFFF" w:color="auto" w:val="clear"/>
+            <w:tcMar>
+              <w:top w:type="dxa" w:w="60"/>
+              <w:left w:type="dxa" w:w="110"/>
+              <w:bottom w:type="dxa" w:w="60"/>
+              <w:right w:type="dxa" w:w="110"/>
+            </w:tcMar>
+          </w:tcPr>
+          <w:p>
+            <w:pPr>
+              <w:spacing w:after="0" w:line="264"/>
+            </w:pPr>
+            <w:r>
+              <w:rPr>
+                <w:rFonts w:ascii="Calibri" w:cs="Calibri" w:eastAsia="Calibri" w:hAnsi="Calibri"/>
+                <w:b w:val="false"/>
+                <w:bCs w:val="false"/>
+                <w:color w:val="222222"/>
+                <w:sz w:val="19"/>
+                <w:szCs w:val="19"/>
+              </w:rPr>
+              <w:t xml:space="preserve">Internal API consumption and API-triggered transfers</w:t>
+            </w:r>
+          </w:p>
+        </w:tc>
+      </w:tr>
+      <w:tr>
+        <w:tc>
+          <w:tcPr>
+            <w:tcW w:type="dxa" w:w="2550"/>
+            <w:shd w:fill="F2F2F2" w:color="auto" w:val="clear"/>
+            <w:tcMar>
+              <w:top w:type="dxa" w:w="60"/>
+              <w:left w:type="dxa" w:w="110"/>
+              <w:bottom w:type="dxa" w:w="60"/>
+              <w:right w:type="dxa" w:w="110"/>
+            </w:tcMar>
+          </w:tcPr>
+          <w:p>
+            <w:pPr>
+              <w:spacing w:after="0" w:line="264"/>
+            </w:pPr>
+            <w:r>
+              <w:rPr>
+                <w:rFonts w:ascii="Calibri" w:cs="Calibri" w:eastAsia="Calibri" w:hAnsi="Calibri"/>
+                <w:b/>
+                <w:bCs/>
+                <w:color w:val="222222"/>
+                <w:sz w:val="19"/>
+                <w:szCs w:val="19"/>
+              </w:rPr>
+              <w:t xml:space="preserve">MFT node → secrets / key &amp; cert store</w:t>
+            </w:r>
+          </w:p>
+        </w:tc>
+        <w:tc>
+          <w:tcPr>
+            <w:tcW w:type="dxa" w:w="1350"/>
+            <w:shd w:fill="F2F2F2" w:color="auto" w:val="clear"/>
+            <w:tcMar>
+              <w:top w:type="dxa" w:w="60"/>
+              <w:left w:type="dxa" w:w="110"/>
+              <w:bottom w:type="dxa" w:w="60"/>
+              <w:right w:type="dxa" w:w="110"/>
+            </w:tcMar>
+          </w:tcPr>
+          <w:p>
+            <w:pPr>
+              <w:spacing w:after="0" w:line="264"/>
+            </w:pPr>
+            <w:r>
+              <w:rPr>
+                <w:rFonts w:ascii="Calibri" w:cs="Calibri" w:eastAsia="Calibri" w:hAnsi="Calibri"/>
+                <w:b w:val="false"/>
+                <w:bCs w:val="false"/>
+                <w:color w:val="222222"/>
+                <w:sz w:val="19"/>
+                <w:szCs w:val="19"/>
+              </w:rPr>
+              <w:t xml:space="preserve">HTTPS</w:t>
+            </w:r>
+          </w:p>
+        </w:tc>
+        <w:tc>
+          <w:tcPr>
+            <w:tcW w:type="dxa" w:w="1500"/>
+            <w:shd w:fill="F2F2F2" w:color="auto" w:val="clear"/>
+            <w:tcMar>
+              <w:top w:type="dxa" w:w="60"/>
+              <w:left w:type="dxa" w:w="110"/>
+              <w:bottom w:type="dxa" w:w="60"/>
+              <w:right w:type="dxa" w:w="110"/>
+            </w:tcMar>
+          </w:tcPr>
+          <w:p>
+            <w:pPr>
+              <w:spacing w:after="0" w:line="264"/>
+            </w:pPr>
+            <w:r>
+              <w:rPr>
+                <w:rFonts w:ascii="Calibri" w:cs="Calibri" w:eastAsia="Calibri" w:hAnsi="Calibri"/>
+                <w:b w:val="false"/>
+                <w:bCs w:val="false"/>
+                <w:color w:val="222222"/>
+                <w:sz w:val="19"/>
+                <w:szCs w:val="19"/>
+              </w:rPr>
+              <w:t xml:space="preserve">443</w:t>
+            </w:r>
+          </w:p>
+        </w:tc>
+        <w:tc>
+          <w:tcPr>
+            <w:tcW w:type="dxa" w:w="1450"/>
+            <w:shd w:fill="F2F2F2" w:color="auto" w:val="clear"/>
+            <w:tcMar>
+              <w:top w:type="dxa" w:w="60"/>
+              <w:left w:type="dxa" w:w="110"/>
+              <w:bottom w:type="dxa" w:w="60"/>
+              <w:right w:type="dxa" w:w="110"/>
+            </w:tcMar>
+          </w:tcPr>
+          <w:p>
+            <w:pPr>
+              <w:spacing w:after="0" w:line="264"/>
+            </w:pPr>
+            <w:r>
+              <w:rPr>
+                <w:rFonts w:ascii="Calibri" w:cs="Calibri" w:eastAsia="Calibri" w:hAnsi="Calibri"/>
+                <w:b w:val="false"/>
+                <w:bCs w:val="false"/>
+                <w:color w:val="222222"/>
+                <w:sz w:val="19"/>
+                <w:szCs w:val="19"/>
+              </w:rPr>
+              <w:t xml:space="preserve">East-west (platform)</w:t>
+            </w:r>
+          </w:p>
+        </w:tc>
+        <w:tc>
+          <w:tcPr>
+            <w:tcW w:type="dxa" w:w="1990"/>
+            <w:shd w:fill="F2F2F2" w:color="auto" w:val="clear"/>
+            <w:tcMar>
+              <w:top w:type="dxa" w:w="60"/>
+              <w:left w:type="dxa" w:w="110"/>
+              <w:bottom w:type="dxa" w:w="60"/>
+              <w:right w:type="dxa" w:w="110"/>
+            </w:tcMar>
+          </w:tcPr>
+          <w:p>
+            <w:pPr>
+              <w:spacing w:after="0" w:line="264"/>
+            </w:pPr>
+            <w:r>
+              <w:rPr>
+                <w:rFonts w:ascii="Calibri" w:cs="Calibri" w:eastAsia="Calibri" w:hAnsi="Calibri"/>
+                <w:b w:val="false"/>
+                <w:bCs w:val="false"/>
+                <w:color w:val="222222"/>
+                <w:sz w:val="19"/>
+                <w:szCs w:val="19"/>
+              </w:rPr>
+              <w:t xml:space="preserve">Managed identity; no credentials in configuration</w:t>
+            </w:r>
+          </w:p>
+        </w:tc>
+      </w:tr>
+      <w:tr>
+        <w:tc>
+          <w:tcPr>
+            <w:tcW w:type="dxa" w:w="2550"/>
+            <w:shd w:fill="FFFFFF" w:color="auto" w:val="clear"/>
+            <w:tcMar>
+              <w:top w:type="dxa" w:w="60"/>
+              <w:left w:type="dxa" w:w="110"/>
+              <w:bottom w:type="dxa" w:w="60"/>
+              <w:right w:type="dxa" w:w="110"/>
+            </w:tcMar>
+          </w:tcPr>
+          <w:p>
+            <w:pPr>
+              <w:spacing w:after="0" w:line="264"/>
+            </w:pPr>
+            <w:r>
+              <w:rPr>
+                <w:rFonts w:ascii="Calibri" w:cs="Calibri" w:eastAsia="Calibri" w:hAnsi="Calibri"/>
+                <w:b/>
+                <w:bCs/>
+                <w:color w:val="222222"/>
+                <w:sz w:val="19"/>
+                <w:szCs w:val="19"/>
+              </w:rPr>
+              <w:t xml:space="preserve">MFT node → config &amp; audit database</w:t>
+            </w:r>
+          </w:p>
+        </w:tc>
+        <w:tc>
+          <w:tcPr>
+            <w:tcW w:type="dxa" w:w="1350"/>
+            <w:shd w:fill="FFFFFF" w:color="auto" w:val="clear"/>
+            <w:tcMar>
+              <w:top w:type="dxa" w:w="60"/>
+              <w:left w:type="dxa" w:w="110"/>
+              <w:bottom w:type="dxa" w:w="60"/>
+              <w:right w:type="dxa" w:w="110"/>
+            </w:tcMar>
+          </w:tcPr>
+          <w:p>
+            <w:pPr>
+              <w:spacing w:after="0" w:line="264"/>
+            </w:pPr>
+            <w:r>
+              <w:rPr>
+                <w:rFonts w:ascii="Calibri" w:cs="Calibri" w:eastAsia="Calibri" w:hAnsi="Calibri"/>
+                <w:b w:val="false"/>
+                <w:bCs w:val="false"/>
+                <w:color w:val="222222"/>
+                <w:sz w:val="19"/>
+                <w:szCs w:val="19"/>
+              </w:rPr>
+              <w:t xml:space="preserve">TLS-encrypted DB protocol</w:t>
+            </w:r>
+          </w:p>
+        </w:tc>
+        <w:tc>
+          <w:tcPr>
+            <w:tcW w:type="dxa" w:w="1500"/>
+            <w:shd w:fill="FFFFFF" w:color="auto" w:val="clear"/>
+            <w:tcMar>
+              <w:top w:type="dxa" w:w="60"/>
+              <w:left w:type="dxa" w:w="110"/>
+              <w:bottom w:type="dxa" w:w="60"/>
+              <w:right w:type="dxa" w:w="110"/>
+            </w:tcMar>
+          </w:tcPr>
+          <w:p>
+            <w:pPr>
+              <w:spacing w:after="0" w:line="264"/>
+            </w:pPr>
+            <w:r>
+              <w:rPr>
+                <w:rFonts w:ascii="Calibri" w:cs="Calibri" w:eastAsia="Calibri" w:hAnsi="Calibri"/>
+                <w:b w:val="false"/>
+                <w:bCs w:val="false"/>
+                <w:color w:val="222222"/>
+                <w:sz w:val="19"/>
+                <w:szCs w:val="19"/>
+              </w:rPr>
+              <w:t xml:space="preserve">DB port (e.g. 1433 / 5432)</w:t>
+            </w:r>
+          </w:p>
+        </w:tc>
+        <w:tc>
+          <w:tcPr>
+            <w:tcW w:type="dxa" w:w="1450"/>
+            <w:shd w:fill="FFFFFF" w:color="auto" w:val="clear"/>
+            <w:tcMar>
+              <w:top w:type="dxa" w:w="60"/>
+              <w:left w:type="dxa" w:w="110"/>
+              <w:bottom w:type="dxa" w:w="60"/>
+              <w:right w:type="dxa" w:w="110"/>
+            </w:tcMar>
+          </w:tcPr>
+          <w:p>
+            <w:pPr>
+              <w:spacing w:after="0" w:line="264"/>
+            </w:pPr>
+            <w:r>
+              <w:rPr>
+                <w:rFonts w:ascii="Calibri" w:cs="Calibri" w:eastAsia="Calibri" w:hAnsi="Calibri"/>
+                <w:b w:val="false"/>
+                <w:bCs w:val="false"/>
+                <w:color w:val="222222"/>
+                <w:sz w:val="19"/>
+                <w:szCs w:val="19"/>
+              </w:rPr>
+              <w:t xml:space="preserve">East-west (platform)</w:t>
+            </w:r>
+          </w:p>
+        </w:tc>
+        <w:tc>
+          <w:tcPr>
+            <w:tcW w:type="dxa" w:w="1990"/>
+            <w:shd w:fill="FFFFFF" w:color="auto" w:val="clear"/>
+            <w:tcMar>
+              <w:top w:type="dxa" w:w="60"/>
+              <w:left w:type="dxa" w:w="110"/>
+              <w:bottom w:type="dxa" w:w="60"/>
+              <w:right w:type="dxa" w:w="110"/>
+            </w:tcMar>
+          </w:tcPr>
+          <w:p>
+            <w:pPr>
+              <w:spacing w:after="0" w:line="264"/>
+            </w:pPr>
+            <w:r>
+              <w:rPr>
+                <w:rFonts w:ascii="Calibri" w:cs="Calibri" w:eastAsia="Calibri" w:hAnsi="Calibri"/>
+                <w:b w:val="false"/>
+                <w:bCs w:val="false"/>
+                <w:color w:val="222222"/>
+                <w:sz w:val="19"/>
+                <w:szCs w:val="19"/>
+              </w:rPr>
+              <w:t xml:space="preserve">Reached over a private endpoint, not a public listener</w:t>
+            </w:r>
+          </w:p>
+        </w:tc>
+      </w:tr>
+      <w:tr>
+        <w:tc>
+          <w:tcPr>
+            <w:tcW w:type="dxa" w:w="2550"/>
+            <w:shd w:fill="F2F2F2" w:color="auto" w:val="clear"/>
+            <w:tcMar>
+              <w:top w:type="dxa" w:w="60"/>
+              <w:left w:type="dxa" w:w="110"/>
+              <w:bottom w:type="dxa" w:w="60"/>
+              <w:right w:type="dxa" w:w="110"/>
+            </w:tcMar>
+          </w:tcPr>
+          <w:p>
+            <w:pPr>
+              <w:spacing w:after="0" w:line="264"/>
+            </w:pPr>
+            <w:r>
+              <w:rPr>
+                <w:rFonts w:ascii="Calibri" w:cs="Calibri" w:eastAsia="Calibri" w:hAnsi="Calibri"/>
+                <w:b/>
+                <w:bCs/>
+                <w:color w:val="222222"/>
+                <w:sz w:val="19"/>
+                <w:szCs w:val="19"/>
+              </w:rPr>
+              <w:t xml:space="preserve">Runtime → DNS / NTP</w:t>
+            </w:r>
+          </w:p>
+        </w:tc>
+        <w:tc>
+          <w:tcPr>
+            <w:tcW w:type="dxa" w:w="1350"/>
+            <w:shd w:fill="F2F2F2" w:color="auto" w:val="clear"/>
+            <w:tcMar>
+              <w:top w:type="dxa" w:w="60"/>
+              <w:left w:type="dxa" w:w="110"/>
+              <w:bottom w:type="dxa" w:w="60"/>
+              <w:right w:type="dxa" w:w="110"/>
+            </w:tcMar>
+          </w:tcPr>
+          <w:p>
+            <w:pPr>
+              <w:spacing w:after="0" w:line="264"/>
+            </w:pPr>
+            <w:r>
+              <w:rPr>
+                <w:rFonts w:ascii="Calibri" w:cs="Calibri" w:eastAsia="Calibri" w:hAnsi="Calibri"/>
+                <w:b w:val="false"/>
+                <w:bCs w:val="false"/>
+                <w:color w:val="222222"/>
+                <w:sz w:val="19"/>
+                <w:szCs w:val="19"/>
+              </w:rPr>
+              <w:t xml:space="preserve">DNS / NTP</w:t>
+            </w:r>
+          </w:p>
+        </w:tc>
+        <w:tc>
+          <w:tcPr>
+            <w:tcW w:type="dxa" w:w="1500"/>
+            <w:shd w:fill="F2F2F2" w:color="auto" w:val="clear"/>
+            <w:tcMar>
+              <w:top w:type="dxa" w:w="60"/>
+              <w:left w:type="dxa" w:w="110"/>
+              <w:bottom w:type="dxa" w:w="60"/>
+              <w:right w:type="dxa" w:w="110"/>
+            </w:tcMar>
+          </w:tcPr>
+          <w:p>
+            <w:pPr>
+              <w:spacing w:after="0" w:line="264"/>
+            </w:pPr>
+            <w:r>
+              <w:rPr>
+                <w:rFonts w:ascii="Calibri" w:cs="Calibri" w:eastAsia="Calibri" w:hAnsi="Calibri"/>
+                <w:b w:val="false"/>
+                <w:bCs w:val="false"/>
+                <w:color w:val="222222"/>
+                <w:sz w:val="19"/>
+                <w:szCs w:val="19"/>
+              </w:rPr>
+              <w:t xml:space="preserve">53 / 123</w:t>
+            </w:r>
+          </w:p>
+        </w:tc>
+        <w:tc>
+          <w:tcPr>
+            <w:tcW w:type="dxa" w:w="1450"/>
+            <w:shd w:fill="F2F2F2" w:color="auto" w:val="clear"/>
+            <w:tcMar>
+              <w:top w:type="dxa" w:w="60"/>
+              <w:left w:type="dxa" w:w="110"/>
+              <w:bottom w:type="dxa" w:w="60"/>
+              <w:right w:type="dxa" w:w="110"/>
+            </w:tcMar>
+          </w:tcPr>
+          <w:p>
+            <w:pPr>
+              <w:spacing w:after="0" w:line="264"/>
+            </w:pPr>
+            <w:r>
+              <w:rPr>
+                <w:rFonts w:ascii="Calibri" w:cs="Calibri" w:eastAsia="Calibri" w:hAnsi="Calibri"/>
+                <w:b w:val="false"/>
+                <w:bCs w:val="false"/>
+                <w:color w:val="222222"/>
+                <w:sz w:val="19"/>
+                <w:szCs w:val="19"/>
+              </w:rPr>
+              <w:t xml:space="preserve">Egress</w:t>
+            </w:r>
+          </w:p>
+        </w:tc>
+        <w:tc>
+          <w:tcPr>
+            <w:tcW w:type="dxa" w:w="1990"/>
+            <w:shd w:fill="F2F2F2" w:color="auto" w:val="clear"/>
+            <w:tcMar>
+              <w:top w:type="dxa" w:w="60"/>
+              <w:left w:type="dxa" w:w="110"/>
+              <w:bottom w:type="dxa" w:w="60"/>
+              <w:right w:type="dxa" w:w="110"/>
+            </w:tcMar>
+          </w:tcPr>
+          <w:p>
+            <w:pPr>
+              <w:spacing w:after="0" w:line="264"/>
+            </w:pPr>
+            <w:r>
+              <w:rPr>
+                <w:rFonts w:ascii="Calibri" w:cs="Calibri" w:eastAsia="Calibri" w:hAnsi="Calibri"/>
+                <w:b w:val="false"/>
+                <w:bCs w:val="false"/>
+                <w:color w:val="222222"/>
+                <w:sz w:val="19"/>
+                <w:szCs w:val="19"/>
+              </w:rPr>
+              <w:t xml:space="preserve">Consistent time is required for reliable audit correlation</w:t>
+            </w:r>
+          </w:p>
+        </w:tc>
+      </w:tr>
+      <w:tr>
+        <w:tc>
+          <w:tcPr>
+            <w:tcW w:type="dxa" w:w="2550"/>
+            <w:shd w:fill="FFFFFF" w:color="auto" w:val="clear"/>
+            <w:tcMar>
+              <w:top w:type="dxa" w:w="60"/>
+              <w:left w:type="dxa" w:w="110"/>
+              <w:bottom w:type="dxa" w:w="60"/>
+              <w:right w:type="dxa" w:w="110"/>
+            </w:tcMar>
+          </w:tcPr>
+          <w:p>
+            <w:pPr>
+              <w:spacing w:after="0" w:line="264"/>
+            </w:pPr>
+            <w:r>
+              <w:rPr>
+                <w:rFonts w:ascii="Calibri" w:cs="Calibri" w:eastAsia="Calibri" w:hAnsi="Calibri"/>
+                <w:b/>
+                <w:bCs/>
+                <w:color w:val="222222"/>
+                <w:sz w:val="19"/>
+                <w:szCs w:val="19"/>
+              </w:rPr>
+              <w:t xml:space="preserve">Platform → partner (egress)</w:t>
+            </w:r>
+          </w:p>
+        </w:tc>
+        <w:tc>
+          <w:tcPr>
+            <w:tcW w:type="dxa" w:w="1350"/>
+            <w:shd w:fill="FFFFFF" w:color="auto" w:val="clear"/>
+            <w:tcMar>
+              <w:top w:type="dxa" w:w="60"/>
+              <w:left w:type="dxa" w:w="110"/>
+              <w:bottom w:type="dxa" w:w="60"/>
+              <w:right w:type="dxa" w:w="110"/>
+            </w:tcMar>
+          </w:tcPr>
+          <w:p>
+            <w:pPr>
+              <w:spacing w:after="0" w:line="264"/>
+            </w:pPr>
+            <w:r>
+              <w:rPr>
+                <w:rFonts w:ascii="Calibri" w:cs="Calibri" w:eastAsia="Calibri" w:hAnsi="Calibri"/>
+                <w:b w:val="false"/>
+                <w:bCs w:val="false"/>
+                <w:color w:val="222222"/>
+                <w:sz w:val="19"/>
+                <w:szCs w:val="19"/>
+              </w:rPr>
+              <w:t xml:space="preserve">SFTP / HTTPS</w:t>
+            </w:r>
+          </w:p>
+        </w:tc>
+        <w:tc>
+          <w:tcPr>
+            <w:tcW w:type="dxa" w:w="1500"/>
+            <w:shd w:fill="FFFFFF" w:color="auto" w:val="clear"/>
+            <w:tcMar>
+              <w:top w:type="dxa" w:w="60"/>
+              <w:left w:type="dxa" w:w="110"/>
+              <w:bottom w:type="dxa" w:w="60"/>
+              <w:right w:type="dxa" w:w="110"/>
+            </w:tcMar>
+          </w:tcPr>
+          <w:p>
+            <w:pPr>
+              <w:spacing w:after="0" w:line="264"/>
+            </w:pPr>
+            <w:r>
+              <w:rPr>
+                <w:rFonts w:ascii="Calibri" w:cs="Calibri" w:eastAsia="Calibri" w:hAnsi="Calibri"/>
+                <w:b w:val="false"/>
+                <w:bCs w:val="false"/>
+                <w:color w:val="222222"/>
+                <w:sz w:val="19"/>
+                <w:szCs w:val="19"/>
+              </w:rPr>
+              <w:t xml:space="preserve">22 / 443</w:t>
+            </w:r>
+          </w:p>
+        </w:tc>
+        <w:tc>
+          <w:tcPr>
+            <w:tcW w:type="dxa" w:w="1450"/>
+            <w:shd w:fill="FFFFFF" w:color="auto" w:val="clear"/>
+            <w:tcMar>
+              <w:top w:type="dxa" w:w="60"/>
+              <w:left w:type="dxa" w:w="110"/>
+              <w:bottom w:type="dxa" w:w="60"/>
+              <w:right w:type="dxa" w:w="110"/>
+            </w:tcMar>
+          </w:tcPr>
+          <w:p>
+            <w:pPr>
+              <w:spacing w:after="0" w:line="264"/>
+            </w:pPr>
+            <w:r>
+              <w:rPr>
+                <w:rFonts w:ascii="Calibri" w:cs="Calibri" w:eastAsia="Calibri" w:hAnsi="Calibri"/>
+                <w:b w:val="false"/>
+                <w:bCs w:val="false"/>
+                <w:color w:val="222222"/>
+                <w:sz w:val="19"/>
+                <w:szCs w:val="19"/>
+              </w:rPr>
+              <w:t xml:space="preserve">Outbound via NAT</w:t>
+            </w:r>
+          </w:p>
+        </w:tc>
+        <w:tc>
+          <w:tcPr>
+            <w:tcW w:type="dxa" w:w="1990"/>
+            <w:shd w:fill="FFFFFF" w:color="auto" w:val="clear"/>
+            <w:tcMar>
+              <w:top w:type="dxa" w:w="60"/>
+              <w:left w:type="dxa" w:w="110"/>
+              <w:bottom w:type="dxa" w:w="60"/>
+              <w:right w:type="dxa" w:w="110"/>
+            </w:tcMar>
+          </w:tcPr>
+          <w:p>
+            <w:pPr>
+              <w:spacing w:after="0" w:line="264"/>
+            </w:pPr>
+            <w:r>
+              <w:rPr>
+                <w:rFonts w:ascii="Calibri" w:cs="Calibri" w:eastAsia="Calibri" w:hAnsi="Calibri"/>
+                <w:b w:val="false"/>
+                <w:bCs w:val="false"/>
+                <w:color w:val="222222"/>
+                <w:sz w:val="19"/>
+                <w:szCs w:val="19"/>
+              </w:rPr>
+              <w:t xml:space="preserve">Fixed egress IPs so partners can allow-list the department</w:t>
+            </w:r>
+          </w:p>
+        </w:tc>
+      </w:tr>
+    </w:tbl>
+    <w:p>
+      <w:pPr>
+        <w:pStyle w:val="Heading2"/>
+        <w:spacing w:after="120" w:before="260"/>
+      </w:pPr>
+      <w:r>
+        <w:rPr>
+          <w:rFonts w:ascii="Calibri" w:cs="Calibri" w:eastAsia="Calibri" w:hAnsi="Calibri"/>
+          <w:b/>
+          <w:bCs/>
+          <w:color w:val="1F3A5F"/>
+        </w:rPr>
+        <w:t xml:space="preserve">5.5  Perimeter security controls</w:t>
+      </w:r>
+    </w:p>
+    <w:tbl>
+      <w:tblPr>
+        <w:tblW w:type="dxa" w:w="8840"/>
+        <w:tblBorders>
+          <w:top w:val="single" w:color="C9D4E0" w:sz="4"/>
+          <w:left w:val="single" w:color="C9D4E0" w:sz="4"/>
+          <w:bottom w:val="single" w:color="C9D4E0" w:sz="4"/>
+          <w:right w:val="single" w:color="C9D4E0" w:sz="4"/>
+          <w:insideH w:val="single" w:color="C9D4E0" w:sz="4"/>
+          <w:insideV w:val="single" w:color="C9D4E0" w:sz="4"/>
+        </w:tblBorders>
+      </w:tblPr>
+      <w:tblGrid>
+        <w:gridCol w:w="2500"/>
+        <w:gridCol w:w="6340"/>
+      </w:tblGrid>
+      <w:tr>
+        <w:trPr>
+          <w:tblHeader/>
+        </w:trPr>
+        <w:tc>
+          <w:tcPr>
+            <w:tcW w:type="dxa" w:w="2500"/>
+            <w:shd w:fill="1F3A5F" w:color="auto" w:val="clear"/>
+            <w:tcMar>
+              <w:top w:type="dxa" w:w="60"/>
+              <w:left w:type="dxa" w:w="110"/>
+              <w:bottom w:type="dxa" w:w="60"/>
+              <w:right w:type="dxa" w:w="110"/>
+            </w:tcMar>
+          </w:tcPr>
+          <w:p>
+            <w:pPr>
+              <w:spacing w:after="0" w:line="264"/>
+            </w:pPr>
+            <w:r>
+              <w:rPr>
+                <w:rFonts w:ascii="Calibri" w:cs="Calibri" w:eastAsia="Calibri" w:hAnsi="Calibri"/>
+                <w:b/>
+                <w:bCs/>
+                <w:color w:val="FFFFFF"/>
+                <w:sz w:val="19"/>
+                <w:szCs w:val="19"/>
+              </w:rPr>
+              <w:t xml:space="preserve">Control</w:t>
+            </w:r>
+          </w:p>
+        </w:tc>
+        <w:tc>
+          <w:tcPr>
+            <w:tcW w:type="dxa" w:w="6340"/>
+            <w:shd w:fill="1F3A5F" w:color="auto" w:val="clear"/>
+            <w:tcMar>
+              <w:top w:type="dxa" w:w="60"/>
+              <w:left w:type="dxa" w:w="110"/>
+              <w:bottom w:type="dxa" w:w="60"/>
+              <w:right w:type="dxa" w:w="110"/>
+            </w:tcMar>
+          </w:tcPr>
+          <w:p>
+            <w:pPr>
+              <w:spacing w:after="0" w:line="264"/>
+            </w:pPr>
+            <w:r>
+              <w:rPr>
+                <w:rFonts w:ascii="Calibri" w:cs="Calibri" w:eastAsia="Calibri" w:hAnsi="Calibri"/>
+                <w:b/>
+                <w:bCs/>
+                <w:color w:val="FFFFFF"/>
+                <w:sz w:val="19"/>
+                <w:szCs w:val="19"/>
+              </w:rPr>
+              <w:t xml:space="preserve">Purpose</w:t>
+            </w:r>
+          </w:p>
+        </w:tc>
+      </w:tr>
+      <w:tr>
+        <w:tc>
+          <w:tcPr>
+            <w:tcW w:type="dxa" w:w="2500"/>
+            <w:shd w:fill="FFFFFF" w:color="auto" w:val="clear"/>
+            <w:tcMar>
+              <w:top w:type="dxa" w:w="60"/>
+              <w:left w:type="dxa" w:w="110"/>
+              <w:bottom w:type="dxa" w:w="60"/>
+              <w:right w:type="dxa" w:w="110"/>
+            </w:tcMar>
+          </w:tcPr>
+          <w:p>
+            <w:pPr>
+              <w:spacing w:after="0" w:line="264"/>
+            </w:pPr>
+            <w:r>
+              <w:rPr>
+                <w:rFonts w:ascii="Calibri" w:cs="Calibri" w:eastAsia="Calibri" w:hAnsi="Calibri"/>
+                <w:b/>
+                <w:bCs/>
+                <w:color w:val="222222"/>
+                <w:sz w:val="19"/>
+                <w:szCs w:val="19"/>
+              </w:rPr>
+              <w:t xml:space="preserve">DDoS protection</w:t>
+            </w:r>
+          </w:p>
+        </w:tc>
+        <w:tc>
+          <w:tcPr>
+            <w:tcW w:type="dxa" w:w="6340"/>
+            <w:shd w:fill="FFFFFF" w:color="auto" w:val="clear"/>
+            <w:tcMar>
+              <w:top w:type="dxa" w:w="60"/>
+              <w:left w:type="dxa" w:w="110"/>
+              <w:bottom w:type="dxa" w:w="60"/>
+              <w:right w:type="dxa" w:w="110"/>
+            </w:tcMar>
+          </w:tcPr>
+          <w:p>
+            <w:pPr>
+              <w:spacing w:after="0" w:line="264"/>
+            </w:pPr>
+            <w:r>
+              <w:rPr>
+                <w:rFonts w:ascii="Calibri" w:cs="Calibri" w:eastAsia="Calibri" w:hAnsi="Calibri"/>
+                <w:b w:val="false"/>
+                <w:bCs w:val="false"/>
+                <w:color w:val="222222"/>
+                <w:sz w:val="19"/>
+                <w:szCs w:val="19"/>
+              </w:rPr>
+              <w:t xml:space="preserve">Absorbs volumetric attack traffic before it reaches the published endpoints.</w:t>
+            </w:r>
+          </w:p>
+        </w:tc>
+      </w:tr>
+      <w:tr>
+        <w:tc>
+          <w:tcPr>
+            <w:tcW w:type="dxa" w:w="2500"/>
+            <w:shd w:fill="F2F2F2" w:color="auto" w:val="clear"/>
+            <w:tcMar>
+              <w:top w:type="dxa" w:w="60"/>
+              <w:left w:type="dxa" w:w="110"/>
+              <w:bottom w:type="dxa" w:w="60"/>
+              <w:right w:type="dxa" w:w="110"/>
+            </w:tcMar>
+          </w:tcPr>
+          <w:p>
+            <w:pPr>
+              <w:spacing w:after="0" w:line="264"/>
+            </w:pPr>
+            <w:r>
+              <w:rPr>
+                <w:rFonts w:ascii="Calibri" w:cs="Calibri" w:eastAsia="Calibri" w:hAnsi="Calibri"/>
+                <w:b/>
+                <w:bCs/>
+                <w:color w:val="222222"/>
+                <w:sz w:val="19"/>
+                <w:szCs w:val="19"/>
+              </w:rPr>
+              <w:t xml:space="preserve">Web Application Firewall (WAF)</w:t>
+            </w:r>
+          </w:p>
+        </w:tc>
+        <w:tc>
+          <w:tcPr>
+            <w:tcW w:type="dxa" w:w="6340"/>
+            <w:shd w:fill="F2F2F2" w:color="auto" w:val="clear"/>
+            <w:tcMar>
+              <w:top w:type="dxa" w:w="60"/>
+              <w:left w:type="dxa" w:w="110"/>
+              <w:bottom w:type="dxa" w:w="60"/>
+              <w:right w:type="dxa" w:w="110"/>
+            </w:tcMar>
+          </w:tcPr>
+          <w:p>
+            <w:pPr>
+              <w:spacing w:after="0" w:line="264"/>
+            </w:pPr>
+            <w:r>
+              <w:rPr>
+                <w:rFonts w:ascii="Calibri" w:cs="Calibri" w:eastAsia="Calibri" w:hAnsi="Calibri"/>
+                <w:b w:val="false"/>
+                <w:bCs w:val="false"/>
+                <w:color w:val="222222"/>
+                <w:sz w:val="19"/>
+                <w:szCs w:val="19"/>
+              </w:rPr>
+              <w:t xml:space="preserve">Inspects and filters API traffic for application-layer attacks ahead of the CAM gateway.</w:t>
+            </w:r>
+          </w:p>
+        </w:tc>
+      </w:tr>
+      <w:tr>
+        <w:tc>
+          <w:tcPr>
+            <w:tcW w:type="dxa" w:w="2500"/>
+            <w:shd w:fill="FFFFFF" w:color="auto" w:val="clear"/>
+            <w:tcMar>
+              <w:top w:type="dxa" w:w="60"/>
+              <w:left w:type="dxa" w:w="110"/>
+              <w:bottom w:type="dxa" w:w="60"/>
+              <w:right w:type="dxa" w:w="110"/>
+            </w:tcMar>
+          </w:tcPr>
+          <w:p>
+            <w:pPr>
+              <w:spacing w:after="0" w:line="264"/>
+            </w:pPr>
+            <w:r>
+              <w:rPr>
+                <w:rFonts w:ascii="Calibri" w:cs="Calibri" w:eastAsia="Calibri" w:hAnsi="Calibri"/>
+                <w:b/>
+                <w:bCs/>
+                <w:color w:val="222222"/>
+                <w:sz w:val="19"/>
+                <w:szCs w:val="19"/>
+              </w:rPr>
+              <w:t xml:space="preserve">External load balancer</w:t>
+            </w:r>
+          </w:p>
+        </w:tc>
+        <w:tc>
+          <w:tcPr>
+            <w:tcW w:type="dxa" w:w="6340"/>
+            <w:shd w:fill="FFFFFF" w:color="auto" w:val="clear"/>
+            <w:tcMar>
+              <w:top w:type="dxa" w:w="60"/>
+              <w:left w:type="dxa" w:w="110"/>
+              <w:bottom w:type="dxa" w:w="60"/>
+              <w:right w:type="dxa" w:w="110"/>
+            </w:tcMar>
+          </w:tcPr>
+          <w:p>
+            <w:pPr>
+              <w:spacing w:after="0" w:line="264"/>
+            </w:pPr>
+            <w:r>
+              <w:rPr>
+                <w:rFonts w:ascii="Calibri" w:cs="Calibri" w:eastAsia="Calibri" w:hAnsi="Calibri"/>
+                <w:b w:val="false"/>
+                <w:bCs w:val="false"/>
+                <w:color w:val="222222"/>
+                <w:sz w:val="19"/>
+                <w:szCs w:val="19"/>
+              </w:rPr>
+              <w:t xml:space="preserve">Terminates TLS, distributes load and re-originates the connection so no external session reaches the platform directly.</w:t>
+            </w:r>
+          </w:p>
+        </w:tc>
+      </w:tr>
+      <w:tr>
+        <w:tc>
+          <w:tcPr>
+            <w:tcW w:type="dxa" w:w="2500"/>
+            <w:shd w:fill="F2F2F2" w:color="auto" w:val="clear"/>
+            <w:tcMar>
+              <w:top w:type="dxa" w:w="60"/>
+              <w:left w:type="dxa" w:w="110"/>
+              <w:bottom w:type="dxa" w:w="60"/>
+              <w:right w:type="dxa" w:w="110"/>
+            </w:tcMar>
+          </w:tcPr>
+          <w:p>
+            <w:pPr>
+              <w:spacing w:after="0" w:line="264"/>
+            </w:pPr>
+            <w:r>
+              <w:rPr>
+                <w:rFonts w:ascii="Calibri" w:cs="Calibri" w:eastAsia="Calibri" w:hAnsi="Calibri"/>
+                <w:b/>
+                <w:bCs/>
+                <w:color w:val="222222"/>
+                <w:sz w:val="19"/>
+                <w:szCs w:val="19"/>
+              </w:rPr>
+              <w:t xml:space="preserve">SFTP / AS2 edge (reverse proxy)</w:t>
+            </w:r>
+          </w:p>
+        </w:tc>
+        <w:tc>
+          <w:tcPr>
+            <w:tcW w:type="dxa" w:w="6340"/>
+            <w:shd w:fill="F2F2F2" w:color="auto" w:val="clear"/>
+            <w:tcMar>
+              <w:top w:type="dxa" w:w="60"/>
+              <w:left w:type="dxa" w:w="110"/>
+              <w:bottom w:type="dxa" w:w="60"/>
+              <w:right w:type="dxa" w:w="110"/>
+            </w:tcMar>
+          </w:tcPr>
+          <w:p>
+            <w:pPr>
+              <w:spacing w:after="0" w:line="264"/>
+            </w:pPr>
+            <w:r>
+              <w:rPr>
+                <w:rFonts w:ascii="Calibri" w:cs="Calibri" w:eastAsia="Calibri" w:hAnsi="Calibri"/>
+                <w:b w:val="false"/>
+                <w:bCs w:val="false"/>
+                <w:color w:val="222222"/>
+                <w:sz w:val="19"/>
+                <w:szCs w:val="19"/>
+              </w:rPr>
+              <w:t xml:space="preserve">Terminates partner file-transfer sessions in the DMZ and relays inward; keeps partner sessions off internal networks.</w:t>
+            </w:r>
+          </w:p>
+        </w:tc>
+      </w:tr>
+      <w:tr>
+        <w:tc>
+          <w:tcPr>
+            <w:tcW w:type="dxa" w:w="2500"/>
+            <w:shd w:fill="FFFFFF" w:color="auto" w:val="clear"/>
+            <w:tcMar>
+              <w:top w:type="dxa" w:w="60"/>
+              <w:left w:type="dxa" w:w="110"/>
+              <w:bottom w:type="dxa" w:w="60"/>
+              <w:right w:type="dxa" w:w="110"/>
+            </w:tcMar>
+          </w:tcPr>
+          <w:p>
+            <w:pPr>
+              <w:spacing w:after="0" w:line="264"/>
+            </w:pPr>
+            <w:r>
+              <w:rPr>
+                <w:rFonts w:ascii="Calibri" w:cs="Calibri" w:eastAsia="Calibri" w:hAnsi="Calibri"/>
+                <w:b/>
+                <w:bCs/>
+                <w:color w:val="222222"/>
+                <w:sz w:val="19"/>
+                <w:szCs w:val="19"/>
+              </w:rPr>
+              <w:t xml:space="preserve">Edge firewall</w:t>
+            </w:r>
+          </w:p>
+        </w:tc>
+        <w:tc>
+          <w:tcPr>
+            <w:tcW w:type="dxa" w:w="6340"/>
+            <w:shd w:fill="FFFFFF" w:color="auto" w:val="clear"/>
+            <w:tcMar>
+              <w:top w:type="dxa" w:w="60"/>
+              <w:left w:type="dxa" w:w="110"/>
+              <w:bottom w:type="dxa" w:w="60"/>
+              <w:right w:type="dxa" w:w="110"/>
+            </w:tcMar>
+          </w:tcPr>
+          <w:p>
+            <w:pPr>
+              <w:spacing w:after="0" w:line="264"/>
+            </w:pPr>
+            <w:r>
+              <w:rPr>
+                <w:rFonts w:ascii="Calibri" w:cs="Calibri" w:eastAsia="Calibri" w:hAnsi="Calibri"/>
+                <w:b w:val="false"/>
+                <w:bCs w:val="false"/>
+                <w:color w:val="222222"/>
+                <w:sz w:val="19"/>
+                <w:szCs w:val="19"/>
+              </w:rPr>
+              <w:t xml:space="preserve">Enforces the allowed ingress/egress ruleset between the DMZ and the trusted platform; default-deny.</w:t>
+            </w:r>
+          </w:p>
+        </w:tc>
+      </w:tr>
+      <w:tr>
+        <w:tc>
+          <w:tcPr>
+            <w:tcW w:type="dxa" w:w="2500"/>
+            <w:shd w:fill="F2F2F2" w:color="auto" w:val="clear"/>
+            <w:tcMar>
+              <w:top w:type="dxa" w:w="60"/>
+              <w:left w:type="dxa" w:w="110"/>
+              <w:bottom w:type="dxa" w:w="60"/>
+              <w:right w:type="dxa" w:w="110"/>
+            </w:tcMar>
+          </w:tcPr>
+          <w:p>
+            <w:pPr>
+              <w:spacing w:after="0" w:line="264"/>
+            </w:pPr>
+            <w:r>
+              <w:rPr>
+                <w:rFonts w:ascii="Calibri" w:cs="Calibri" w:eastAsia="Calibri" w:hAnsi="Calibri"/>
+                <w:b/>
+                <w:bCs/>
+                <w:color w:val="222222"/>
+                <w:sz w:val="19"/>
+                <w:szCs w:val="19"/>
+              </w:rPr>
+              <w:t xml:space="preserve">NAT gateway</w:t>
+            </w:r>
+          </w:p>
+        </w:tc>
+        <w:tc>
+          <w:tcPr>
+            <w:tcW w:type="dxa" w:w="6340"/>
+            <w:shd w:fill="F2F2F2" w:color="auto" w:val="clear"/>
+            <w:tcMar>
+              <w:top w:type="dxa" w:w="60"/>
+              <w:left w:type="dxa" w:w="110"/>
+              <w:bottom w:type="dxa" w:w="60"/>
+              <w:right w:type="dxa" w:w="110"/>
+            </w:tcMar>
+          </w:tcPr>
+          <w:p>
+            <w:pPr>
+              <w:spacing w:after="0" w:line="264"/>
+            </w:pPr>
+            <w:r>
+              <w:rPr>
+                <w:rFonts w:ascii="Calibri" w:cs="Calibri" w:eastAsia="Calibri" w:hAnsi="Calibri"/>
+                <w:b w:val="false"/>
+                <w:bCs w:val="false"/>
+                <w:color w:val="222222"/>
+                <w:sz w:val="19"/>
+                <w:szCs w:val="19"/>
+              </w:rPr>
+              <w:t xml:space="preserve">Provides fixed, documented egress IP addresses for partner allow-listing and carries the outbound-only runtime connections.</w:t>
+            </w:r>
+          </w:p>
+        </w:tc>
+      </w:tr>
+      <w:tr>
+        <w:tc>
+          <w:tcPr>
+            <w:tcW w:type="dxa" w:w="2500"/>
+            <w:shd w:fill="FFFFFF" w:color="auto" w:val="clear"/>
+            <w:tcMar>
+              <w:top w:type="dxa" w:w="60"/>
+              <w:left w:type="dxa" w:w="110"/>
+              <w:bottom w:type="dxa" w:w="60"/>
+              <w:right w:type="dxa" w:w="110"/>
+            </w:tcMar>
+          </w:tcPr>
+          <w:p>
+            <w:pPr>
+              <w:spacing w:after="0" w:line="264"/>
+            </w:pPr>
+            <w:r>
+              <w:rPr>
+                <w:rFonts w:ascii="Calibri" w:cs="Calibri" w:eastAsia="Calibri" w:hAnsi="Calibri"/>
+                <w:b/>
+                <w:bCs/>
+                <w:color w:val="222222"/>
+                <w:sz w:val="19"/>
+                <w:szCs w:val="19"/>
+              </w:rPr>
+              <w:t xml:space="preserve">IDS / IPS and flow logging</w:t>
+            </w:r>
+          </w:p>
+        </w:tc>
+        <w:tc>
+          <w:tcPr>
+            <w:tcW w:type="dxa" w:w="6340"/>
+            <w:shd w:fill="FFFFFF" w:color="auto" w:val="clear"/>
+            <w:tcMar>
+              <w:top w:type="dxa" w:w="60"/>
+              <w:left w:type="dxa" w:w="110"/>
+              <w:bottom w:type="dxa" w:w="60"/>
+              <w:right w:type="dxa" w:w="110"/>
+            </w:tcMar>
+          </w:tcPr>
+          <w:p>
+            <w:pPr>
+              <w:spacing w:after="0" w:line="264"/>
+            </w:pPr>
+            <w:r>
+              <w:rPr>
+                <w:rFonts w:ascii="Calibri" w:cs="Calibri" w:eastAsia="Calibri" w:hAnsi="Calibri"/>
+                <w:b w:val="false"/>
+                <w:bCs w:val="false"/>
+                <w:color w:val="222222"/>
+                <w:sz w:val="19"/>
+                <w:szCs w:val="19"/>
+              </w:rPr>
+              <w:t xml:space="preserve">Detects anomalous traffic and provides the network evidence trail alongside the MFT transfer audit record.</w:t>
+            </w:r>
+          </w:p>
+        </w:tc>
+      </w:tr>
+      <w:tr>
+        <w:tc>
+          <w:tcPr>
+            <w:tcW w:type="dxa" w:w="2500"/>
+            <w:shd w:fill="F2F2F2" w:color="auto" w:val="clear"/>
+            <w:tcMar>
+              <w:top w:type="dxa" w:w="60"/>
+              <w:left w:type="dxa" w:w="110"/>
+              <w:bottom w:type="dxa" w:w="60"/>
+              <w:right w:type="dxa" w:w="110"/>
+            </w:tcMar>
+          </w:tcPr>
+          <w:p>
+            <w:pPr>
+              <w:spacing w:after="0" w:line="264"/>
+            </w:pPr>
+            <w:r>
+              <w:rPr>
+                <w:rFonts w:ascii="Calibri" w:cs="Calibri" w:eastAsia="Calibri" w:hAnsi="Calibri"/>
+                <w:b/>
+                <w:bCs/>
+                <w:color w:val="222222"/>
+                <w:sz w:val="19"/>
+                <w:szCs w:val="19"/>
+              </w:rPr>
+              <w:t xml:space="preserve">Security groups / NSGs and site firewalls</w:t>
+            </w:r>
+          </w:p>
+        </w:tc>
+        <w:tc>
+          <w:tcPr>
+            <w:tcW w:type="dxa" w:w="6340"/>
+            <w:shd w:fill="F2F2F2" w:color="auto" w:val="clear"/>
+            <w:tcMar>
+              <w:top w:type="dxa" w:w="60"/>
+              <w:left w:type="dxa" w:w="110"/>
+              <w:bottom w:type="dxa" w:w="60"/>
+              <w:right w:type="dxa" w:w="110"/>
+            </w:tcMar>
+          </w:tcPr>
+          <w:p>
+            <w:pPr>
+              <w:spacing w:after="0" w:line="264"/>
+            </w:pPr>
+            <w:r>
+              <w:rPr>
+                <w:rFonts w:ascii="Calibri" w:cs="Calibri" w:eastAsia="Calibri" w:hAnsi="Calibri"/>
+                <w:b w:val="false"/>
+                <w:bCs w:val="false"/>
+                <w:color w:val="222222"/>
+                <w:sz w:val="19"/>
+                <w:szCs w:val="19"/>
+              </w:rPr>
+              <w:t xml:space="preserve">Micro-segmentation inside each zone so a compromised component cannot move laterally.</w:t>
+            </w:r>
+          </w:p>
+        </w:tc>
+      </w:tr>
+    </w:tbl>
+    <w:p>
+      <w:pPr>
+        <w:pStyle w:val="Heading1"/>
+        <w:spacing w:after="120" w:before="260"/>
+      </w:pPr>
+      <w:r>
+        <w:rPr>
+          <w:rFonts w:ascii="Calibri" w:cs="Calibri" w:eastAsia="Calibri" w:hAnsi="Calibri"/>
+          <w:b/>
+          <w:bCs/>
+          <w:color w:val="1F3A5F"/>
+        </w:rPr>
+        <w:t xml:space="preserve">6. Component Reference</w:t>
       </w:r>
     </w:p>
     <w:p>
@@ -2125,7 +6297,7 @@
           <w:bCs/>
           <w:color w:val="1F3A5F"/>
         </w:rPr>
-        <w:t xml:space="preserve">6. Core MFT Capabilities</w:t>
+        <w:t xml:space="preserve">7. Core MFT Capabilities</w:t>
       </w:r>
     </w:p>
     <w:p>
@@ -2140,7 +6312,7 @@
           <w:bCs/>
           <w:color w:val="1F3A5F"/>
         </w:rPr>
-        <w:t xml:space="preserve">6.1  Secure transport &amp; protocol coverage</w:t>
+        <w:t xml:space="preserve">7.1  Secure transport &amp; protocol coverage</w:t>
       </w:r>
     </w:p>
     <w:p>
@@ -2169,7 +6341,7 @@
           <w:bCs/>
           <w:color w:val="1F3A5F"/>
         </w:rPr>
-        <w:t xml:space="preserve">6.2  Managed &amp; governed transfers (control plane)</w:t>
+        <w:t xml:space="preserve">7.2  Managed &amp; governed transfers (control plane)</w:t>
       </w:r>
     </w:p>
     <w:p>
@@ -2198,7 +6370,7 @@
           <w:bCs/>
           <w:color w:val="1F3A5F"/>
         </w:rPr>
-        <w:t xml:space="preserve">6.3  Config over construction (one generic engine)</w:t>
+        <w:t xml:space="preserve">7.3  Config over construction (one generic engine)</w:t>
       </w:r>
     </w:p>
     <w:p>
@@ -2227,7 +6399,7 @@
           <w:bCs/>
           <w:color w:val="1F3A5F"/>
         </w:rPr>
-        <w:t xml:space="preserve">6.4  Distributed, multi-cloud runtime topology</w:t>
+        <w:t xml:space="preserve">7.4  Distributed, multi-cloud runtime topology</w:t>
       </w:r>
     </w:p>
     <w:p>
@@ -2256,7 +6428,7 @@
           <w:bCs/>
           <w:color w:val="1F3A5F"/>
         </w:rPr>
-        <w:t xml:space="preserve">6.5  Trigger &amp; orchestration models</w:t>
+        <w:t xml:space="preserve">7.5  Trigger &amp; orchestration models</w:t>
       </w:r>
     </w:p>
     <w:p>
@@ -2285,7 +6457,7 @@
           <w:bCs/>
           <w:color w:val="1F3A5F"/>
         </w:rPr>
-        <w:t xml:space="preserve">6.6  API-triggered file transfer (CAM integration)</w:t>
+        <w:t xml:space="preserve">7.6  API-triggered file transfer (CAM integration)</w:t>
       </w:r>
     </w:p>
     <w:p>
@@ -2314,7 +6486,36 @@
           <w:bCs/>
           <w:color w:val="1F3A5F"/>
         </w:rPr>
-        <w:t xml:space="preserve">6.7  Reliability &amp; delivery assurance</w:t>
+        <w:t xml:space="preserve">7.7  Network segregation &amp; controlled connectivity</w:t>
+      </w:r>
+    </w:p>
+    <w:p>
+      <w:pPr>
+        <w:spacing w:after="120" w:line="276"/>
+      </w:pPr>
+      <w:r>
+        <w:rPr>
+          <w:rFonts w:ascii="Calibri" w:cs="Calibri" w:eastAsia="Calibri" w:hAnsi="Calibri"/>
+          <w:color w:val="222222"/>
+          <w:sz w:val="21"/>
+          <w:szCs w:val="21"/>
+        </w:rPr>
+        <w:t xml:space="preserve">The capability is deployed across defined trust zones with a default-deny posture between them. All inbound traffic terminates and is re-originated at the perimeter, so no external session ever reaches an internal system directly; platform-to-estate traffic runs over dedicated private circuits (Direct Connect, ExpressRoute, MPLS/PSN) rather than the public internet; and runtime nodes are managed over an outbound-only connection that requires no inbound firewall rule. Combined with fixed egress addressing for partner allow-listing and micro-segmentation inside each zone, this makes the network position explicit and assurable rather than incidental.</w:t>
+      </w:r>
+    </w:p>
+    <w:p>
+      <w:pPr>
+        <w:pStyle w:val="Heading2"/>
+        <w:spacing w:after="120" w:before="260"/>
+      </w:pPr>
+      <w:r>
+        <w:rPr>
+          <w:rFonts w:ascii="Calibri" w:cs="Calibri" w:eastAsia="Calibri" w:hAnsi="Calibri"/>
+          <w:b/>
+          <w:bCs/>
+          <w:color w:val="1F3A5F"/>
+        </w:rPr>
+        <w:t xml:space="preserve">7.8  Reliability &amp; delivery assurance</w:t>
       </w:r>
     </w:p>
     <w:p>
@@ -2343,7 +6544,7 @@
           <w:bCs/>
           <w:color w:val="1F3A5F"/>
         </w:rPr>
-        <w:t xml:space="preserve">6.8  Security &amp; compliance</w:t>
+        <w:t xml:space="preserve">7.9  Security &amp; compliance</w:t>
       </w:r>
     </w:p>
     <w:p>
@@ -2372,7 +6573,7 @@
           <w:bCs/>
           <w:color w:val="1F3A5F"/>
         </w:rPr>
-        <w:t xml:space="preserve">6.9  Self-service onboarding &amp; registration</w:t>
+        <w:t xml:space="preserve">7.10  Self-service onboarding &amp; registration</w:t>
       </w:r>
     </w:p>
     <w:p>
@@ -2401,7 +6602,7 @@
           <w:bCs/>
           <w:color w:val="1F3A5F"/>
         </w:rPr>
-        <w:t xml:space="preserve">6.10  Observability, audit &amp; operations</w:t>
+        <w:t xml:space="preserve">7.11  Observability, audit &amp; operations</w:t>
       </w:r>
     </w:p>
     <w:p>
@@ -2430,7 +6631,7 @@
           <w:bCs/>
           <w:color w:val="1F3A5F"/>
         </w:rPr>
-        <w:t xml:space="preserve">7. Flow Walkthroughs</w:t>
+        <w:t xml:space="preserve">8. Flow Walkthroughs</w:t>
       </w:r>
     </w:p>
     <w:p>
@@ -2459,7 +6660,7 @@
           <w:bCs/>
           <w:color w:val="1F3A5F"/>
         </w:rPr>
-        <w:t xml:space="preserve">File Transfer (blue)</w:t>
+        <w:t xml:space="preserve">8.1  File Transfer (blue)</w:t>
       </w:r>
     </w:p>
     <w:p>
@@ -2488,7 +6689,7 @@
           <w:bCs/>
           <w:color w:val="1F3A5F"/>
         </w:rPr>
-        <w:t xml:space="preserve">API Trigger File Transfer (red)</w:t>
+        <w:t xml:space="preserve">8.2  API Trigger File Transfer (red)</w:t>
       </w:r>
     </w:p>
     <w:p>
@@ -2517,7 +6718,7 @@
           <w:bCs/>
           <w:color w:val="1F3A5F"/>
         </w:rPr>
-        <w:t xml:space="preserve">Configuration / Deployment (black)</w:t>
+        <w:t xml:space="preserve">8.3  Configuration / Deployment (black)</w:t>
       </w:r>
     </w:p>
     <w:p>
@@ -2546,7 +6747,7 @@
           <w:bCs/>
           <w:color w:val="1F3A5F"/>
         </w:rPr>
-        <w:t xml:space="preserve">8. Mapping Capabilities to 'Config over Construction'</w:t>
+        <w:t xml:space="preserve">9. Mapping Capabilities to 'Config over Construction'</w:t>
       </w:r>
     </w:p>
     <w:p>
@@ -2948,7 +7149,7 @@
           <w:bCs/>
           <w:color w:val="1F3A5F"/>
         </w:rPr>
-        <w:t xml:space="preserve">9. Capability Summary Matrix</w:t>
+        <w:t xml:space="preserve">10. Capability Summary Matrix</w:t>
       </w:r>
     </w:p>
     <w:tbl>
@@ -3831,6 +8032,264 @@
           </w:p>
         </w:tc>
       </w:tr>
+      <w:tr>
+        <w:tc>
+          <w:tcPr>
+            <w:tcW w:type="dxa" w:w="2200"/>
+            <w:shd w:fill="F2F2F2" w:color="auto" w:val="clear"/>
+            <w:tcMar>
+              <w:top w:type="dxa" w:w="60"/>
+              <w:left w:type="dxa" w:w="110"/>
+              <w:bottom w:type="dxa" w:w="60"/>
+              <w:right w:type="dxa" w:w="110"/>
+            </w:tcMar>
+          </w:tcPr>
+          <w:p>
+            <w:pPr>
+              <w:spacing w:after="0" w:line="264"/>
+            </w:pPr>
+            <w:r>
+              <w:rPr>
+                <w:rFonts w:ascii="Calibri" w:cs="Calibri" w:eastAsia="Calibri" w:hAnsi="Calibri"/>
+                <w:b/>
+                <w:bCs/>
+                <w:color w:val="222222"/>
+                <w:sz w:val="19"/>
+                <w:szCs w:val="19"/>
+              </w:rPr>
+              <w:t xml:space="preserve">Network segregation</w:t>
+            </w:r>
+          </w:p>
+        </w:tc>
+        <w:tc>
+          <w:tcPr>
+            <w:tcW w:type="dxa" w:w="3900"/>
+            <w:shd w:fill="F2F2F2" w:color="auto" w:val="clear"/>
+            <w:tcMar>
+              <w:top w:type="dxa" w:w="60"/>
+              <w:left w:type="dxa" w:w="110"/>
+              <w:bottom w:type="dxa" w:w="60"/>
+              <w:right w:type="dxa" w:w="110"/>
+            </w:tcMar>
+          </w:tcPr>
+          <w:p>
+            <w:pPr>
+              <w:spacing w:after="0" w:line="264"/>
+            </w:pPr>
+            <w:r>
+              <w:rPr>
+                <w:rFonts w:ascii="Calibri" w:cs="Calibri" w:eastAsia="Calibri" w:hAnsi="Calibri"/>
+                <w:b w:val="false"/>
+                <w:bCs w:val="false"/>
+                <w:color w:val="222222"/>
+                <w:sz w:val="19"/>
+                <w:szCs w:val="19"/>
+              </w:rPr>
+              <w:t xml:space="preserve">Five trust zones, default-deny, DMZ termination and re-origination</w:t>
+            </w:r>
+          </w:p>
+        </w:tc>
+        <w:tc>
+          <w:tcPr>
+            <w:tcW w:type="dxa" w:w="2740"/>
+            <w:shd w:fill="F2F2F2" w:color="auto" w:val="clear"/>
+            <w:tcMar>
+              <w:top w:type="dxa" w:w="60"/>
+              <w:left w:type="dxa" w:w="110"/>
+              <w:bottom w:type="dxa" w:w="60"/>
+              <w:right w:type="dxa" w:w="110"/>
+            </w:tcMar>
+          </w:tcPr>
+          <w:p>
+            <w:pPr>
+              <w:spacing w:after="0" w:line="264"/>
+            </w:pPr>
+            <w:r>
+              <w:rPr>
+                <w:rFonts w:ascii="Calibri" w:cs="Calibri" w:eastAsia="Calibri" w:hAnsi="Calibri"/>
+                <w:b w:val="false"/>
+                <w:bCs w:val="false"/>
+                <w:color w:val="222222"/>
+                <w:sz w:val="19"/>
+                <w:szCs w:val="19"/>
+              </w:rPr>
+              <w:t xml:space="preserve">No external session reaches an internal system</w:t>
+            </w:r>
+          </w:p>
+        </w:tc>
+      </w:tr>
+      <w:tr>
+        <w:tc>
+          <w:tcPr>
+            <w:tcW w:type="dxa" w:w="2200"/>
+            <w:shd w:fill="FFFFFF" w:color="auto" w:val="clear"/>
+            <w:tcMar>
+              <w:top w:type="dxa" w:w="60"/>
+              <w:left w:type="dxa" w:w="110"/>
+              <w:bottom w:type="dxa" w:w="60"/>
+              <w:right w:type="dxa" w:w="110"/>
+            </w:tcMar>
+          </w:tcPr>
+          <w:p>
+            <w:pPr>
+              <w:spacing w:after="0" w:line="264"/>
+            </w:pPr>
+            <w:r>
+              <w:rPr>
+                <w:rFonts w:ascii="Calibri" w:cs="Calibri" w:eastAsia="Calibri" w:hAnsi="Calibri"/>
+                <w:b/>
+                <w:bCs/>
+                <w:color w:val="222222"/>
+                <w:sz w:val="19"/>
+                <w:szCs w:val="19"/>
+              </w:rPr>
+              <w:t xml:space="preserve">Private connectivity</w:t>
+            </w:r>
+          </w:p>
+        </w:tc>
+        <w:tc>
+          <w:tcPr>
+            <w:tcW w:type="dxa" w:w="3900"/>
+            <w:shd w:fill="FFFFFF" w:color="auto" w:val="clear"/>
+            <w:tcMar>
+              <w:top w:type="dxa" w:w="60"/>
+              <w:left w:type="dxa" w:w="110"/>
+              <w:bottom w:type="dxa" w:w="60"/>
+              <w:right w:type="dxa" w:w="110"/>
+            </w:tcMar>
+          </w:tcPr>
+          <w:p>
+            <w:pPr>
+              <w:spacing w:after="0" w:line="264"/>
+            </w:pPr>
+            <w:r>
+              <w:rPr>
+                <w:rFonts w:ascii="Calibri" w:cs="Calibri" w:eastAsia="Calibri" w:hAnsi="Calibri"/>
+                <w:b w:val="false"/>
+                <w:bCs w:val="false"/>
+                <w:color w:val="222222"/>
+                <w:sz w:val="19"/>
+                <w:szCs w:val="19"/>
+              </w:rPr>
+              <w:t xml:space="preserve">Direct Connect / ExpressRoute / MPLS-PSN to the internal estate</w:t>
+            </w:r>
+          </w:p>
+        </w:tc>
+        <w:tc>
+          <w:tcPr>
+            <w:tcW w:type="dxa" w:w="2740"/>
+            <w:shd w:fill="FFFFFF" w:color="auto" w:val="clear"/>
+            <w:tcMar>
+              <w:top w:type="dxa" w:w="60"/>
+              <w:left w:type="dxa" w:w="110"/>
+              <w:bottom w:type="dxa" w:w="60"/>
+              <w:right w:type="dxa" w:w="110"/>
+            </w:tcMar>
+          </w:tcPr>
+          <w:p>
+            <w:pPr>
+              <w:spacing w:after="0" w:line="264"/>
+            </w:pPr>
+            <w:r>
+              <w:rPr>
+                <w:rFonts w:ascii="Calibri" w:cs="Calibri" w:eastAsia="Calibri" w:hAnsi="Calibri"/>
+                <w:b w:val="false"/>
+                <w:bCs w:val="false"/>
+                <w:color w:val="222222"/>
+                <w:sz w:val="19"/>
+                <w:szCs w:val="19"/>
+              </w:rPr>
+              <w:t xml:space="preserve">Estate traffic never crosses the public internet</w:t>
+            </w:r>
+          </w:p>
+        </w:tc>
+      </w:tr>
+      <w:tr>
+        <w:tc>
+          <w:tcPr>
+            <w:tcW w:type="dxa" w:w="2200"/>
+            <w:shd w:fill="F2F2F2" w:color="auto" w:val="clear"/>
+            <w:tcMar>
+              <w:top w:type="dxa" w:w="60"/>
+              <w:left w:type="dxa" w:w="110"/>
+              <w:bottom w:type="dxa" w:w="60"/>
+              <w:right w:type="dxa" w:w="110"/>
+            </w:tcMar>
+          </w:tcPr>
+          <w:p>
+            <w:pPr>
+              <w:spacing w:after="0" w:line="264"/>
+            </w:pPr>
+            <w:r>
+              <w:rPr>
+                <w:rFonts w:ascii="Calibri" w:cs="Calibri" w:eastAsia="Calibri" w:hAnsi="Calibri"/>
+                <w:b/>
+                <w:bCs/>
+                <w:color w:val="222222"/>
+                <w:sz w:val="19"/>
+                <w:szCs w:val="19"/>
+              </w:rPr>
+              <w:t xml:space="preserve">Outbound-only runtime</w:t>
+            </w:r>
+          </w:p>
+        </w:tc>
+        <w:tc>
+          <w:tcPr>
+            <w:tcW w:type="dxa" w:w="3900"/>
+            <w:shd w:fill="F2F2F2" w:color="auto" w:val="clear"/>
+            <w:tcMar>
+              <w:top w:type="dxa" w:w="60"/>
+              <w:left w:type="dxa" w:w="110"/>
+              <w:bottom w:type="dxa" w:w="60"/>
+              <w:right w:type="dxa" w:w="110"/>
+            </w:tcMar>
+          </w:tcPr>
+          <w:p>
+            <w:pPr>
+              <w:spacing w:after="0" w:line="264"/>
+            </w:pPr>
+            <w:r>
+              <w:rPr>
+                <w:rFonts w:ascii="Calibri" w:cs="Calibri" w:eastAsia="Calibri" w:hAnsi="Calibri"/>
+                <w:b w:val="false"/>
+                <w:bCs w:val="false"/>
+                <w:color w:val="222222"/>
+                <w:sz w:val="19"/>
+                <w:szCs w:val="19"/>
+              </w:rPr>
+              <w:t xml:space="preserve">Nodes initiate HTTPS 443 to the Boomi platform; nothing inbound</w:t>
+            </w:r>
+          </w:p>
+        </w:tc>
+        <w:tc>
+          <w:tcPr>
+            <w:tcW w:type="dxa" w:w="2740"/>
+            <w:shd w:fill="F2F2F2" w:color="auto" w:val="clear"/>
+            <w:tcMar>
+              <w:top w:type="dxa" w:w="60"/>
+              <w:left w:type="dxa" w:w="110"/>
+              <w:bottom w:type="dxa" w:w="60"/>
+              <w:right w:type="dxa" w:w="110"/>
+            </w:tcMar>
+          </w:tcPr>
+          <w:p>
+            <w:pPr>
+              <w:spacing w:after="0" w:line="264"/>
+            </w:pPr>
+            <w:r>
+              <w:rPr>
+                <w:rFonts w:ascii="Calibri" w:cs="Calibri" w:eastAsia="Calibri" w:hAnsi="Calibri"/>
+                <w:b w:val="false"/>
+                <w:bCs w:val="false"/>
+                <w:color w:val="222222"/>
+                <w:sz w:val="19"/>
+                <w:szCs w:val="19"/>
+              </w:rPr>
+              <w:t xml:space="preserve">No inbound rules or public IPs for node management</w:t>
+            </w:r>
+          </w:p>
+        </w:tc>
+      </w:tr>
     </w:tbl>
     <w:p>
       <w:pPr>
@@ -3844,7 +8303,7 @@
           <w:bCs/>
           <w:color w:val="1F3A5F"/>
         </w:rPr>
-        <w:t xml:space="preserve">10. Design Considerations &amp; Open Decisions</w:t>
+        <w:t xml:space="preserve">11. Design Considerations &amp; Open Decisions</w:t>
       </w:r>
     </w:p>
     <w:p>
@@ -4316,6 +8775,436 @@
           </w:p>
         </w:tc>
       </w:tr>
+      <w:tr>
+        <w:tc>
+          <w:tcPr>
+            <w:tcW w:type="dxa" w:w="2400"/>
+            <w:shd w:fill="FFFFFF" w:color="auto" w:val="clear"/>
+            <w:tcMar>
+              <w:top w:type="dxa" w:w="60"/>
+              <w:left w:type="dxa" w:w="110"/>
+              <w:bottom w:type="dxa" w:w="60"/>
+              <w:right w:type="dxa" w:w="110"/>
+            </w:tcMar>
+          </w:tcPr>
+          <w:p>
+            <w:pPr>
+              <w:spacing w:after="0" w:line="264"/>
+            </w:pPr>
+            <w:r>
+              <w:rPr>
+                <w:rFonts w:ascii="Calibri" w:cs="Calibri" w:eastAsia="Calibri" w:hAnsi="Calibri"/>
+                <w:b/>
+                <w:bCs/>
+                <w:color w:val="222222"/>
+                <w:sz w:val="19"/>
+                <w:szCs w:val="19"/>
+              </w:rPr>
+              <w:t xml:space="preserve">FTPS passive port range must be agreed up front</w:t>
+            </w:r>
+          </w:p>
+        </w:tc>
+        <w:tc>
+          <w:tcPr>
+            <w:tcW w:type="dxa" w:w="4740"/>
+            <w:shd w:fill="FFFFFF" w:color="auto" w:val="clear"/>
+            <w:tcMar>
+              <w:top w:type="dxa" w:w="60"/>
+              <w:left w:type="dxa" w:w="110"/>
+              <w:bottom w:type="dxa" w:w="60"/>
+              <w:right w:type="dxa" w:w="110"/>
+            </w:tcMar>
+          </w:tcPr>
+          <w:p>
+            <w:pPr>
+              <w:spacing w:after="0" w:line="264"/>
+            </w:pPr>
+            <w:r>
+              <w:rPr>
+                <w:rFonts w:ascii="Calibri" w:cs="Calibri" w:eastAsia="Calibri" w:hAnsi="Calibri"/>
+                <w:b w:val="false"/>
+                <w:bCs w:val="false"/>
+                <w:color w:val="222222"/>
+                <w:sz w:val="19"/>
+                <w:szCs w:val="19"/>
+              </w:rPr>
+              <w:t xml:space="preserve">FTPS needs a control port plus a range of passive data ports opened through the edge firewall. This is a routine cause of late-stage onboarding failure. Either agree and document a bounded range now, or take a decision to standardise on SFTP/AS2 and not offer FTPS at all.</w:t>
+            </w:r>
+          </w:p>
+        </w:tc>
+        <w:tc>
+          <w:tcPr>
+            <w:tcW w:type="dxa" w:w="1700"/>
+            <w:shd w:fill="FFFFFF" w:color="auto" w:val="clear"/>
+            <w:tcMar>
+              <w:top w:type="dxa" w:w="60"/>
+              <w:left w:type="dxa" w:w="110"/>
+              <w:bottom w:type="dxa" w:w="60"/>
+              <w:right w:type="dxa" w:w="110"/>
+            </w:tcMar>
+          </w:tcPr>
+          <w:p>
+            <w:pPr>
+              <w:spacing w:after="0" w:line="264"/>
+            </w:pPr>
+            <w:r>
+              <w:rPr>
+                <w:rFonts w:ascii="Calibri" w:cs="Calibri" w:eastAsia="Calibri" w:hAnsi="Calibri"/>
+                <w:b w:val="false"/>
+                <w:bCs w:val="false"/>
+                <w:color w:val="222222"/>
+                <w:sz w:val="19"/>
+                <w:szCs w:val="19"/>
+              </w:rPr>
+              <w:t xml:space="preserve">Network / Security</w:t>
+            </w:r>
+          </w:p>
+        </w:tc>
+      </w:tr>
+      <w:tr>
+        <w:tc>
+          <w:tcPr>
+            <w:tcW w:type="dxa" w:w="2400"/>
+            <w:shd w:fill="F2F2F2" w:color="auto" w:val="clear"/>
+            <w:tcMar>
+              <w:top w:type="dxa" w:w="60"/>
+              <w:left w:type="dxa" w:w="110"/>
+              <w:bottom w:type="dxa" w:w="60"/>
+              <w:right w:type="dxa" w:w="110"/>
+            </w:tcMar>
+          </w:tcPr>
+          <w:p>
+            <w:pPr>
+              <w:spacing w:after="0" w:line="264"/>
+            </w:pPr>
+            <w:r>
+              <w:rPr>
+                <w:rFonts w:ascii="Calibri" w:cs="Calibri" w:eastAsia="Calibri" w:hAnsi="Calibri"/>
+                <w:b/>
+                <w:bCs/>
+                <w:color w:val="222222"/>
+                <w:sz w:val="19"/>
+                <w:szCs w:val="19"/>
+              </w:rPr>
+              <w:t xml:space="preserve">Fixed egress IPs become a change-control constraint</w:t>
+            </w:r>
+          </w:p>
+        </w:tc>
+        <w:tc>
+          <w:tcPr>
+            <w:tcW w:type="dxa" w:w="4740"/>
+            <w:shd w:fill="F2F2F2" w:color="auto" w:val="clear"/>
+            <w:tcMar>
+              <w:top w:type="dxa" w:w="60"/>
+              <w:left w:type="dxa" w:w="110"/>
+              <w:bottom w:type="dxa" w:w="60"/>
+              <w:right w:type="dxa" w:w="110"/>
+            </w:tcMar>
+          </w:tcPr>
+          <w:p>
+            <w:pPr>
+              <w:spacing w:after="0" w:line="264"/>
+            </w:pPr>
+            <w:r>
+              <w:rPr>
+                <w:rFonts w:ascii="Calibri" w:cs="Calibri" w:eastAsia="Calibri" w:hAnsi="Calibri"/>
+                <w:b w:val="false"/>
+                <w:bCs w:val="false"/>
+                <w:color w:val="222222"/>
+                <w:sz w:val="19"/>
+                <w:szCs w:val="19"/>
+              </w:rPr>
+              <w:t xml:space="preserve">Partners will allow-list the NAT gateway's egress addresses. Once published, those addresses cannot be changed without coordinated partner change. Reserve and document them, and record them as a controlled item.</w:t>
+            </w:r>
+          </w:p>
+        </w:tc>
+        <w:tc>
+          <w:tcPr>
+            <w:tcW w:type="dxa" w:w="1700"/>
+            <w:shd w:fill="F2F2F2" w:color="auto" w:val="clear"/>
+            <w:tcMar>
+              <w:top w:type="dxa" w:w="60"/>
+              <w:left w:type="dxa" w:w="110"/>
+              <w:bottom w:type="dxa" w:w="60"/>
+              <w:right w:type="dxa" w:w="110"/>
+            </w:tcMar>
+          </w:tcPr>
+          <w:p>
+            <w:pPr>
+              <w:spacing w:after="0" w:line="264"/>
+            </w:pPr>
+            <w:r>
+              <w:rPr>
+                <w:rFonts w:ascii="Calibri" w:cs="Calibri" w:eastAsia="Calibri" w:hAnsi="Calibri"/>
+                <w:b w:val="false"/>
+                <w:bCs w:val="false"/>
+                <w:color w:val="222222"/>
+                <w:sz w:val="19"/>
+                <w:szCs w:val="19"/>
+              </w:rPr>
+              <w:t xml:space="preserve">Network Engineering</w:t>
+            </w:r>
+          </w:p>
+        </w:tc>
+      </w:tr>
+      <w:tr>
+        <w:tc>
+          <w:tcPr>
+            <w:tcW w:type="dxa" w:w="2400"/>
+            <w:shd w:fill="FFFFFF" w:color="auto" w:val="clear"/>
+            <w:tcMar>
+              <w:top w:type="dxa" w:w="60"/>
+              <w:left w:type="dxa" w:w="110"/>
+              <w:bottom w:type="dxa" w:w="60"/>
+              <w:right w:type="dxa" w:w="110"/>
+            </w:tcMar>
+          </w:tcPr>
+          <w:p>
+            <w:pPr>
+              <w:spacing w:after="0" w:line="264"/>
+            </w:pPr>
+            <w:r>
+              <w:rPr>
+                <w:rFonts w:ascii="Calibri" w:cs="Calibri" w:eastAsia="Calibri" w:hAnsi="Calibri"/>
+                <w:b/>
+                <w:bCs/>
+                <w:color w:val="222222"/>
+                <w:sz w:val="19"/>
+                <w:szCs w:val="19"/>
+              </w:rPr>
+              <w:t xml:space="preserve">No business data at rest in the DMZ</w:t>
+            </w:r>
+          </w:p>
+        </w:tc>
+        <w:tc>
+          <w:tcPr>
+            <w:tcW w:type="dxa" w:w="4740"/>
+            <w:shd w:fill="FFFFFF" w:color="auto" w:val="clear"/>
+            <w:tcMar>
+              <w:top w:type="dxa" w:w="60"/>
+              <w:left w:type="dxa" w:w="110"/>
+              <w:bottom w:type="dxa" w:w="60"/>
+              <w:right w:type="dxa" w:w="110"/>
+            </w:tcMar>
+          </w:tcPr>
+          <w:p>
+            <w:pPr>
+              <w:spacing w:after="0" w:line="264"/>
+            </w:pPr>
+            <w:r>
+              <w:rPr>
+                <w:rFonts w:ascii="Calibri" w:cs="Calibri" w:eastAsia="Calibri" w:hAnsi="Calibri"/>
+                <w:b w:val="false"/>
+                <w:bCs w:val="false"/>
+                <w:color w:val="222222"/>
+                <w:sz w:val="19"/>
+                <w:szCs w:val="19"/>
+              </w:rPr>
+              <w:t xml:space="preserve">The SFTP/AS2 edge should relay rather than store. If any design requires files to land in the DMZ even transiently, that is data at rest in the perimeter zone and needs explicit security sign-off with retention and encryption controls.</w:t>
+            </w:r>
+          </w:p>
+        </w:tc>
+        <w:tc>
+          <w:tcPr>
+            <w:tcW w:type="dxa" w:w="1700"/>
+            <w:shd w:fill="FFFFFF" w:color="auto" w:val="clear"/>
+            <w:tcMar>
+              <w:top w:type="dxa" w:w="60"/>
+              <w:left w:type="dxa" w:w="110"/>
+              <w:bottom w:type="dxa" w:w="60"/>
+              <w:right w:type="dxa" w:w="110"/>
+            </w:tcMar>
+          </w:tcPr>
+          <w:p>
+            <w:pPr>
+              <w:spacing w:after="0" w:line="264"/>
+            </w:pPr>
+            <w:r>
+              <w:rPr>
+                <w:rFonts w:ascii="Calibri" w:cs="Calibri" w:eastAsia="Calibri" w:hAnsi="Calibri"/>
+                <w:b w:val="false"/>
+                <w:bCs w:val="false"/>
+                <w:color w:val="222222"/>
+                <w:sz w:val="19"/>
+                <w:szCs w:val="19"/>
+              </w:rPr>
+              <w:t xml:space="preserve">Security Architecture</w:t>
+            </w:r>
+          </w:p>
+        </w:tc>
+      </w:tr>
+      <w:tr>
+        <w:tc>
+          <w:tcPr>
+            <w:tcW w:type="dxa" w:w="2400"/>
+            <w:shd w:fill="F2F2F2" w:color="auto" w:val="clear"/>
+            <w:tcMar>
+              <w:top w:type="dxa" w:w="60"/>
+              <w:left w:type="dxa" w:w="110"/>
+              <w:bottom w:type="dxa" w:w="60"/>
+              <w:right w:type="dxa" w:w="110"/>
+            </w:tcMar>
+          </w:tcPr>
+          <w:p>
+            <w:pPr>
+              <w:spacing w:after="0" w:line="264"/>
+            </w:pPr>
+            <w:r>
+              <w:rPr>
+                <w:rFonts w:ascii="Calibri" w:cs="Calibri" w:eastAsia="Calibri" w:hAnsi="Calibri"/>
+                <w:b/>
+                <w:bCs/>
+                <w:color w:val="222222"/>
+                <w:sz w:val="19"/>
+                <w:szCs w:val="19"/>
+              </w:rPr>
+              <w:t xml:space="preserve">Private circuit capacity vs batch windows</w:t>
+            </w:r>
+          </w:p>
+        </w:tc>
+        <w:tc>
+          <w:tcPr>
+            <w:tcW w:type="dxa" w:w="4740"/>
+            <w:shd w:fill="F2F2F2" w:color="auto" w:val="clear"/>
+            <w:tcMar>
+              <w:top w:type="dxa" w:w="60"/>
+              <w:left w:type="dxa" w:w="110"/>
+              <w:bottom w:type="dxa" w:w="60"/>
+              <w:right w:type="dxa" w:w="110"/>
+            </w:tcMar>
+          </w:tcPr>
+          <w:p>
+            <w:pPr>
+              <w:spacing w:after="0" w:line="264"/>
+            </w:pPr>
+            <w:r>
+              <w:rPr>
+                <w:rFonts w:ascii="Calibri" w:cs="Calibri" w:eastAsia="Calibri" w:hAnsi="Calibri"/>
+                <w:b w:val="false"/>
+                <w:bCs w:val="false"/>
+                <w:color w:val="222222"/>
+                <w:sz w:val="19"/>
+                <w:szCs w:val="19"/>
+              </w:rPr>
+              <w:t xml:space="preserve">Direct Connect / ExpressRoute must be sized for concurrent peak batch windows, not average throughput. Confirm the peak-window volume model and the resilience posture (dual circuits / failover) before onboarding bulk interfaces.</w:t>
+            </w:r>
+          </w:p>
+        </w:tc>
+        <w:tc>
+          <w:tcPr>
+            <w:tcW w:type="dxa" w:w="1700"/>
+            <w:shd w:fill="F2F2F2" w:color="auto" w:val="clear"/>
+            <w:tcMar>
+              <w:top w:type="dxa" w:w="60"/>
+              <w:left w:type="dxa" w:w="110"/>
+              <w:bottom w:type="dxa" w:w="60"/>
+              <w:right w:type="dxa" w:w="110"/>
+            </w:tcMar>
+          </w:tcPr>
+          <w:p>
+            <w:pPr>
+              <w:spacing w:after="0" w:line="264"/>
+            </w:pPr>
+            <w:r>
+              <w:rPr>
+                <w:rFonts w:ascii="Calibri" w:cs="Calibri" w:eastAsia="Calibri" w:hAnsi="Calibri"/>
+                <w:b w:val="false"/>
+                <w:bCs w:val="false"/>
+                <w:color w:val="222222"/>
+                <w:sz w:val="19"/>
+                <w:szCs w:val="19"/>
+              </w:rPr>
+              <w:t xml:space="preserve">Network Engineering</w:t>
+            </w:r>
+          </w:p>
+        </w:tc>
+      </w:tr>
+      <w:tr>
+        <w:tc>
+          <w:tcPr>
+            <w:tcW w:type="dxa" w:w="2400"/>
+            <w:shd w:fill="FFFFFF" w:color="auto" w:val="clear"/>
+            <w:tcMar>
+              <w:top w:type="dxa" w:w="60"/>
+              <w:left w:type="dxa" w:w="110"/>
+              <w:bottom w:type="dxa" w:w="60"/>
+              <w:right w:type="dxa" w:w="110"/>
+            </w:tcMar>
+          </w:tcPr>
+          <w:p>
+            <w:pPr>
+              <w:spacing w:after="0" w:line="264"/>
+            </w:pPr>
+            <w:r>
+              <w:rPr>
+                <w:rFonts w:ascii="Calibri" w:cs="Calibri" w:eastAsia="Calibri" w:hAnsi="Calibri"/>
+                <w:b/>
+                <w:bCs/>
+                <w:color w:val="222222"/>
+                <w:sz w:val="19"/>
+                <w:szCs w:val="19"/>
+              </w:rPr>
+              <w:t xml:space="preserve">Fujitsu and Crown Hosting have no local MFT node</w:t>
+            </w:r>
+          </w:p>
+        </w:tc>
+        <w:tc>
+          <w:tcPr>
+            <w:tcW w:type="dxa" w:w="4740"/>
+            <w:shd w:fill="FFFFFF" w:color="auto" w:val="clear"/>
+            <w:tcMar>
+              <w:top w:type="dxa" w:w="60"/>
+              <w:left w:type="dxa" w:w="110"/>
+              <w:bottom w:type="dxa" w:w="60"/>
+              <w:right w:type="dxa" w:w="110"/>
+            </w:tcMar>
+          </w:tcPr>
+          <w:p>
+            <w:pPr>
+              <w:spacing w:after="0" w:line="264"/>
+            </w:pPr>
+            <w:r>
+              <w:rPr>
+                <w:rFonts w:ascii="Calibri" w:cs="Calibri" w:eastAsia="Calibri" w:hAnsi="Calibri"/>
+                <w:b w:val="false"/>
+                <w:bCs w:val="false"/>
+                <w:color w:val="222222"/>
+                <w:sz w:val="19"/>
+                <w:szCs w:val="19"/>
+              </w:rPr>
+              <w:t xml:space="preserve">Those sites are served across the departmental WAN via the AWS/Azure or central nodes, so their transfers carry an extra network hop. Confirm this is acceptable for their volume and latency profile, or plan a local node.</w:t>
+            </w:r>
+          </w:p>
+        </w:tc>
+        <w:tc>
+          <w:tcPr>
+            <w:tcW w:type="dxa" w:w="1700"/>
+            <w:shd w:fill="FFFFFF" w:color="auto" w:val="clear"/>
+            <w:tcMar>
+              <w:top w:type="dxa" w:w="60"/>
+              <w:left w:type="dxa" w:w="110"/>
+              <w:bottom w:type="dxa" w:w="60"/>
+              <w:right w:type="dxa" w:w="110"/>
+            </w:tcMar>
+          </w:tcPr>
+          <w:p>
+            <w:pPr>
+              <w:spacing w:after="0" w:line="264"/>
+            </w:pPr>
+            <w:r>
+              <w:rPr>
+                <w:rFonts w:ascii="Calibri" w:cs="Calibri" w:eastAsia="Calibri" w:hAnsi="Calibri"/>
+                <w:b w:val="false"/>
+                <w:bCs w:val="false"/>
+                <w:color w:val="222222"/>
+                <w:sz w:val="19"/>
+                <w:szCs w:val="19"/>
+              </w:rPr>
+              <w:t xml:space="preserve">Integration Architecture</w:t>
+            </w:r>
+          </w:p>
+        </w:tc>
+      </w:tr>
     </w:tbl>
     <w:p>
       <w:pPr>
@@ -4329,7 +9218,7 @@
           <w:bCs/>
           <w:color w:val="1F3A5F"/>
         </w:rPr>
-        <w:t xml:space="preserve">11. Glossary</w:t>
+        <w:t xml:space="preserve">12. Glossary</w:t>
       </w:r>
     </w:p>
     <w:tbl>
@@ -4869,6 +9758,470 @@
                 <w:szCs w:val="19"/>
               </w:rPr>
               <w:t xml:space="preserve">Other Government Department — an external consumer of files/APIs.</w:t>
+            </w:r>
+          </w:p>
+        </w:tc>
+      </w:tr>
+      <w:tr>
+        <w:tc>
+          <w:tcPr>
+            <w:tcW w:type="dxa" w:w="2200"/>
+            <w:shd w:fill="FFFFFF" w:color="auto" w:val="clear"/>
+            <w:tcMar>
+              <w:top w:type="dxa" w:w="60"/>
+              <w:left w:type="dxa" w:w="110"/>
+              <w:bottom w:type="dxa" w:w="60"/>
+              <w:right w:type="dxa" w:w="110"/>
+            </w:tcMar>
+          </w:tcPr>
+          <w:p>
+            <w:pPr>
+              <w:spacing w:after="0" w:line="264"/>
+            </w:pPr>
+            <w:r>
+              <w:rPr>
+                <w:rFonts w:ascii="Calibri" w:cs="Calibri" w:eastAsia="Calibri" w:hAnsi="Calibri"/>
+                <w:b/>
+                <w:bCs/>
+                <w:color w:val="222222"/>
+                <w:sz w:val="19"/>
+                <w:szCs w:val="19"/>
+              </w:rPr>
+              <w:t xml:space="preserve">DMZ</w:t>
+            </w:r>
+          </w:p>
+        </w:tc>
+        <w:tc>
+          <w:tcPr>
+            <w:tcW w:type="dxa" w:w="6640"/>
+            <w:shd w:fill="FFFFFF" w:color="auto" w:val="clear"/>
+            <w:tcMar>
+              <w:top w:type="dxa" w:w="60"/>
+              <w:left w:type="dxa" w:w="110"/>
+              <w:bottom w:type="dxa" w:w="60"/>
+              <w:right w:type="dxa" w:w="110"/>
+            </w:tcMar>
+          </w:tcPr>
+          <w:p>
+            <w:pPr>
+              <w:spacing w:after="0" w:line="264"/>
+            </w:pPr>
+            <w:r>
+              <w:rPr>
+                <w:rFonts w:ascii="Calibri" w:cs="Calibri" w:eastAsia="Calibri" w:hAnsi="Calibri"/>
+                <w:b w:val="false"/>
+                <w:bCs w:val="false"/>
+                <w:color w:val="222222"/>
+                <w:sz w:val="19"/>
+                <w:szCs w:val="19"/>
+              </w:rPr>
+              <w:t xml:space="preserve">Demilitarised zone — the perimeter network where external traffic terminates and is inspected before re-origination.</w:t>
+            </w:r>
+          </w:p>
+        </w:tc>
+      </w:tr>
+      <w:tr>
+        <w:tc>
+          <w:tcPr>
+            <w:tcW w:type="dxa" w:w="2200"/>
+            <w:shd w:fill="F2F2F2" w:color="auto" w:val="clear"/>
+            <w:tcMar>
+              <w:top w:type="dxa" w:w="60"/>
+              <w:left w:type="dxa" w:w="110"/>
+              <w:bottom w:type="dxa" w:w="60"/>
+              <w:right w:type="dxa" w:w="110"/>
+            </w:tcMar>
+          </w:tcPr>
+          <w:p>
+            <w:pPr>
+              <w:spacing w:after="0" w:line="264"/>
+            </w:pPr>
+            <w:r>
+              <w:rPr>
+                <w:rFonts w:ascii="Calibri" w:cs="Calibri" w:eastAsia="Calibri" w:hAnsi="Calibri"/>
+                <w:b/>
+                <w:bCs/>
+                <w:color w:val="222222"/>
+                <w:sz w:val="19"/>
+                <w:szCs w:val="19"/>
+              </w:rPr>
+              <w:t xml:space="preserve">WAF</w:t>
+            </w:r>
+          </w:p>
+        </w:tc>
+        <w:tc>
+          <w:tcPr>
+            <w:tcW w:type="dxa" w:w="6640"/>
+            <w:shd w:fill="F2F2F2" w:color="auto" w:val="clear"/>
+            <w:tcMar>
+              <w:top w:type="dxa" w:w="60"/>
+              <w:left w:type="dxa" w:w="110"/>
+              <w:bottom w:type="dxa" w:w="60"/>
+              <w:right w:type="dxa" w:w="110"/>
+            </w:tcMar>
+          </w:tcPr>
+          <w:p>
+            <w:pPr>
+              <w:spacing w:after="0" w:line="264"/>
+            </w:pPr>
+            <w:r>
+              <w:rPr>
+                <w:rFonts w:ascii="Calibri" w:cs="Calibri" w:eastAsia="Calibri" w:hAnsi="Calibri"/>
+                <w:b w:val="false"/>
+                <w:bCs w:val="false"/>
+                <w:color w:val="222222"/>
+                <w:sz w:val="19"/>
+                <w:szCs w:val="19"/>
+              </w:rPr>
+              <w:t xml:space="preserve">Web Application Firewall — application-layer filtering in front of published APIs.</w:t>
+            </w:r>
+          </w:p>
+        </w:tc>
+      </w:tr>
+      <w:tr>
+        <w:tc>
+          <w:tcPr>
+            <w:tcW w:type="dxa" w:w="2200"/>
+            <w:shd w:fill="FFFFFF" w:color="auto" w:val="clear"/>
+            <w:tcMar>
+              <w:top w:type="dxa" w:w="60"/>
+              <w:left w:type="dxa" w:w="110"/>
+              <w:bottom w:type="dxa" w:w="60"/>
+              <w:right w:type="dxa" w:w="110"/>
+            </w:tcMar>
+          </w:tcPr>
+          <w:p>
+            <w:pPr>
+              <w:spacing w:after="0" w:line="264"/>
+            </w:pPr>
+            <w:r>
+              <w:rPr>
+                <w:rFonts w:ascii="Calibri" w:cs="Calibri" w:eastAsia="Calibri" w:hAnsi="Calibri"/>
+                <w:b/>
+                <w:bCs/>
+                <w:color w:val="222222"/>
+                <w:sz w:val="19"/>
+                <w:szCs w:val="19"/>
+              </w:rPr>
+              <w:t xml:space="preserve">Direct Connect / ExpressRoute</w:t>
+            </w:r>
+          </w:p>
+        </w:tc>
+        <w:tc>
+          <w:tcPr>
+            <w:tcW w:type="dxa" w:w="6640"/>
+            <w:shd w:fill="FFFFFF" w:color="auto" w:val="clear"/>
+            <w:tcMar>
+              <w:top w:type="dxa" w:w="60"/>
+              <w:left w:type="dxa" w:w="110"/>
+              <w:bottom w:type="dxa" w:w="60"/>
+              <w:right w:type="dxa" w:w="110"/>
+            </w:tcMar>
+          </w:tcPr>
+          <w:p>
+            <w:pPr>
+              <w:spacing w:after="0" w:line="264"/>
+            </w:pPr>
+            <w:r>
+              <w:rPr>
+                <w:rFonts w:ascii="Calibri" w:cs="Calibri" w:eastAsia="Calibri" w:hAnsi="Calibri"/>
+                <w:b w:val="false"/>
+                <w:bCs w:val="false"/>
+                <w:color w:val="222222"/>
+                <w:sz w:val="19"/>
+                <w:szCs w:val="19"/>
+              </w:rPr>
+              <w:t xml:space="preserve">Dedicated private circuits from the platform into the AWS and Azure estates respectively.</w:t>
+            </w:r>
+          </w:p>
+        </w:tc>
+      </w:tr>
+      <w:tr>
+        <w:tc>
+          <w:tcPr>
+            <w:tcW w:type="dxa" w:w="2200"/>
+            <w:shd w:fill="F2F2F2" w:color="auto" w:val="clear"/>
+            <w:tcMar>
+              <w:top w:type="dxa" w:w="60"/>
+              <w:left w:type="dxa" w:w="110"/>
+              <w:bottom w:type="dxa" w:w="60"/>
+              <w:right w:type="dxa" w:w="110"/>
+            </w:tcMar>
+          </w:tcPr>
+          <w:p>
+            <w:pPr>
+              <w:spacing w:after="0" w:line="264"/>
+            </w:pPr>
+            <w:r>
+              <w:rPr>
+                <w:rFonts w:ascii="Calibri" w:cs="Calibri" w:eastAsia="Calibri" w:hAnsi="Calibri"/>
+                <w:b/>
+                <w:bCs/>
+                <w:color w:val="222222"/>
+                <w:sz w:val="19"/>
+                <w:szCs w:val="19"/>
+              </w:rPr>
+              <w:t xml:space="preserve">PSN / MPLS WAN</w:t>
+            </w:r>
+          </w:p>
+        </w:tc>
+        <w:tc>
+          <w:tcPr>
+            <w:tcW w:type="dxa" w:w="6640"/>
+            <w:shd w:fill="F2F2F2" w:color="auto" w:val="clear"/>
+            <w:tcMar>
+              <w:top w:type="dxa" w:w="60"/>
+              <w:left w:type="dxa" w:w="110"/>
+              <w:bottom w:type="dxa" w:w="60"/>
+              <w:right w:type="dxa" w:w="110"/>
+            </w:tcMar>
+          </w:tcPr>
+          <w:p>
+            <w:pPr>
+              <w:spacing w:after="0" w:line="264"/>
+            </w:pPr>
+            <w:r>
+              <w:rPr>
+                <w:rFonts w:ascii="Calibri" w:cs="Calibri" w:eastAsia="Calibri" w:hAnsi="Calibri"/>
+                <w:b w:val="false"/>
+                <w:bCs w:val="false"/>
+                <w:color w:val="222222"/>
+                <w:sz w:val="19"/>
+                <w:szCs w:val="19"/>
+              </w:rPr>
+              <w:t xml:space="preserve">The departmental wide-area network reaching the Fujitsu and Crown Hosting data centres.</w:t>
+            </w:r>
+          </w:p>
+        </w:tc>
+      </w:tr>
+      <w:tr>
+        <w:tc>
+          <w:tcPr>
+            <w:tcW w:type="dxa" w:w="2200"/>
+            <w:shd w:fill="FFFFFF" w:color="auto" w:val="clear"/>
+            <w:tcMar>
+              <w:top w:type="dxa" w:w="60"/>
+              <w:left w:type="dxa" w:w="110"/>
+              <w:bottom w:type="dxa" w:w="60"/>
+              <w:right w:type="dxa" w:w="110"/>
+            </w:tcMar>
+          </w:tcPr>
+          <w:p>
+            <w:pPr>
+              <w:spacing w:after="0" w:line="264"/>
+            </w:pPr>
+            <w:r>
+              <w:rPr>
+                <w:rFonts w:ascii="Calibri" w:cs="Calibri" w:eastAsia="Calibri" w:hAnsi="Calibri"/>
+                <w:b/>
+                <w:bCs/>
+                <w:color w:val="222222"/>
+                <w:sz w:val="19"/>
+                <w:szCs w:val="19"/>
+              </w:rPr>
+              <w:t xml:space="preserve">NAT gateway</w:t>
+            </w:r>
+          </w:p>
+        </w:tc>
+        <w:tc>
+          <w:tcPr>
+            <w:tcW w:type="dxa" w:w="6640"/>
+            <w:shd w:fill="FFFFFF" w:color="auto" w:val="clear"/>
+            <w:tcMar>
+              <w:top w:type="dxa" w:w="60"/>
+              <w:left w:type="dxa" w:w="110"/>
+              <w:bottom w:type="dxa" w:w="60"/>
+              <w:right w:type="dxa" w:w="110"/>
+            </w:tcMar>
+          </w:tcPr>
+          <w:p>
+            <w:pPr>
+              <w:spacing w:after="0" w:line="264"/>
+            </w:pPr>
+            <w:r>
+              <w:rPr>
+                <w:rFonts w:ascii="Calibri" w:cs="Calibri" w:eastAsia="Calibri" w:hAnsi="Calibri"/>
+                <w:b w:val="false"/>
+                <w:bCs w:val="false"/>
+                <w:color w:val="222222"/>
+                <w:sz w:val="19"/>
+                <w:szCs w:val="19"/>
+              </w:rPr>
+              <w:t xml:space="preserve">Provides fixed outbound IP addresses so partners can allow-list the department.</w:t>
+            </w:r>
+          </w:p>
+        </w:tc>
+      </w:tr>
+      <w:tr>
+        <w:tc>
+          <w:tcPr>
+            <w:tcW w:type="dxa" w:w="2200"/>
+            <w:shd w:fill="F2F2F2" w:color="auto" w:val="clear"/>
+            <w:tcMar>
+              <w:top w:type="dxa" w:w="60"/>
+              <w:left w:type="dxa" w:w="110"/>
+              <w:bottom w:type="dxa" w:w="60"/>
+              <w:right w:type="dxa" w:w="110"/>
+            </w:tcMar>
+          </w:tcPr>
+          <w:p>
+            <w:pPr>
+              <w:spacing w:after="0" w:line="264"/>
+            </w:pPr>
+            <w:r>
+              <w:rPr>
+                <w:rFonts w:ascii="Calibri" w:cs="Calibri" w:eastAsia="Calibri" w:hAnsi="Calibri"/>
+                <w:b/>
+                <w:bCs/>
+                <w:color w:val="222222"/>
+                <w:sz w:val="19"/>
+                <w:szCs w:val="19"/>
+              </w:rPr>
+              <w:t xml:space="preserve">NSG / Security Group</w:t>
+            </w:r>
+          </w:p>
+        </w:tc>
+        <w:tc>
+          <w:tcPr>
+            <w:tcW w:type="dxa" w:w="6640"/>
+            <w:shd w:fill="F2F2F2" w:color="auto" w:val="clear"/>
+            <w:tcMar>
+              <w:top w:type="dxa" w:w="60"/>
+              <w:left w:type="dxa" w:w="110"/>
+              <w:bottom w:type="dxa" w:w="60"/>
+              <w:right w:type="dxa" w:w="110"/>
+            </w:tcMar>
+          </w:tcPr>
+          <w:p>
+            <w:pPr>
+              <w:spacing w:after="0" w:line="264"/>
+            </w:pPr>
+            <w:r>
+              <w:rPr>
+                <w:rFonts w:ascii="Calibri" w:cs="Calibri" w:eastAsia="Calibri" w:hAnsi="Calibri"/>
+                <w:b w:val="false"/>
+                <w:bCs w:val="false"/>
+                <w:color w:val="222222"/>
+                <w:sz w:val="19"/>
+                <w:szCs w:val="19"/>
+              </w:rPr>
+              <w:t xml:space="preserve">Cloud-native micro-segmentation rules controlling east-west traffic within a VNet/VPC.</w:t>
+            </w:r>
+          </w:p>
+        </w:tc>
+      </w:tr>
+      <w:tr>
+        <w:tc>
+          <w:tcPr>
+            <w:tcW w:type="dxa" w:w="2200"/>
+            <w:shd w:fill="FFFFFF" w:color="auto" w:val="clear"/>
+            <w:tcMar>
+              <w:top w:type="dxa" w:w="60"/>
+              <w:left w:type="dxa" w:w="110"/>
+              <w:bottom w:type="dxa" w:w="60"/>
+              <w:right w:type="dxa" w:w="110"/>
+            </w:tcMar>
+          </w:tcPr>
+          <w:p>
+            <w:pPr>
+              <w:spacing w:after="0" w:line="264"/>
+            </w:pPr>
+            <w:r>
+              <w:rPr>
+                <w:rFonts w:ascii="Calibri" w:cs="Calibri" w:eastAsia="Calibri" w:hAnsi="Calibri"/>
+                <w:b/>
+                <w:bCs/>
+                <w:color w:val="222222"/>
+                <w:sz w:val="19"/>
+                <w:szCs w:val="19"/>
+              </w:rPr>
+              <w:t xml:space="preserve">Outbound-only</w:t>
+            </w:r>
+          </w:p>
+        </w:tc>
+        <w:tc>
+          <w:tcPr>
+            <w:tcW w:type="dxa" w:w="6640"/>
+            <w:shd w:fill="FFFFFF" w:color="auto" w:val="clear"/>
+            <w:tcMar>
+              <w:top w:type="dxa" w:w="60"/>
+              <w:left w:type="dxa" w:w="110"/>
+              <w:bottom w:type="dxa" w:w="60"/>
+              <w:right w:type="dxa" w:w="110"/>
+            </w:tcMar>
+          </w:tcPr>
+          <w:p>
+            <w:pPr>
+              <w:spacing w:after="0" w:line="264"/>
+            </w:pPr>
+            <w:r>
+              <w:rPr>
+                <w:rFonts w:ascii="Calibri" w:cs="Calibri" w:eastAsia="Calibri" w:hAnsi="Calibri"/>
+                <w:b w:val="false"/>
+                <w:bCs w:val="false"/>
+                <w:color w:val="222222"/>
+                <w:sz w:val="19"/>
+                <w:szCs w:val="19"/>
+              </w:rPr>
+              <w:t xml:space="preserve">The runtime connection model: nodes dial out to the platform on 443; nothing dials in.</w:t>
+            </w:r>
+          </w:p>
+        </w:tc>
+      </w:tr>
+      <w:tr>
+        <w:tc>
+          <w:tcPr>
+            <w:tcW w:type="dxa" w:w="2200"/>
+            <w:shd w:fill="F2F2F2" w:color="auto" w:val="clear"/>
+            <w:tcMar>
+              <w:top w:type="dxa" w:w="60"/>
+              <w:left w:type="dxa" w:w="110"/>
+              <w:bottom w:type="dxa" w:w="60"/>
+              <w:right w:type="dxa" w:w="110"/>
+            </w:tcMar>
+          </w:tcPr>
+          <w:p>
+            <w:pPr>
+              <w:spacing w:after="0" w:line="264"/>
+            </w:pPr>
+            <w:r>
+              <w:rPr>
+                <w:rFonts w:ascii="Calibri" w:cs="Calibri" w:eastAsia="Calibri" w:hAnsi="Calibri"/>
+                <w:b/>
+                <w:bCs/>
+                <w:color w:val="222222"/>
+                <w:sz w:val="19"/>
+                <w:szCs w:val="19"/>
+              </w:rPr>
+              <w:t xml:space="preserve">AS2 / MDN</w:t>
+            </w:r>
+          </w:p>
+        </w:tc>
+        <w:tc>
+          <w:tcPr>
+            <w:tcW w:type="dxa" w:w="6640"/>
+            <w:shd w:fill="F2F2F2" w:color="auto" w:val="clear"/>
+            <w:tcMar>
+              <w:top w:type="dxa" w:w="60"/>
+              <w:left w:type="dxa" w:w="110"/>
+              <w:bottom w:type="dxa" w:w="60"/>
+              <w:right w:type="dxa" w:w="110"/>
+            </w:tcMar>
+          </w:tcPr>
+          <w:p>
+            <w:pPr>
+              <w:spacing w:after="0" w:line="264"/>
+            </w:pPr>
+            <w:r>
+              <w:rPr>
+                <w:rFonts w:ascii="Calibri" w:cs="Calibri" w:eastAsia="Calibri" w:hAnsi="Calibri"/>
+                <w:b w:val="false"/>
+                <w:bCs w:val="false"/>
+                <w:color w:val="222222"/>
+                <w:sz w:val="19"/>
+                <w:szCs w:val="19"/>
+              </w:rPr>
+              <w:t xml:space="preserve">A partner file-transfer protocol over HTTPS; the MDN is the signed receipt providing non-repudiation.</w:t>
             </w:r>
           </w:p>
         </w:tc>

--- a/docs/mft-capabilities-and-architecture.docx
+++ b/docs/mft-capabilities-and-architecture.docx
@@ -9205,6 +9205,694 @@
           </w:p>
         </w:tc>
       </w:tr>
+      <w:tr>
+        <w:tc>
+          <w:tcPr>
+            <w:tcW w:type="dxa" w:w="2400"/>
+            <w:shd w:fill="F2F2F2" w:color="auto" w:val="clear"/>
+            <w:tcMar>
+              <w:top w:type="dxa" w:w="60"/>
+              <w:left w:type="dxa" w:w="110"/>
+              <w:bottom w:type="dxa" w:w="60"/>
+              <w:right w:type="dxa" w:w="110"/>
+            </w:tcMar>
+          </w:tcPr>
+          <w:p>
+            <w:pPr>
+              <w:spacing w:after="0" w:line="264"/>
+            </w:pPr>
+            <w:r>
+              <w:rPr>
+                <w:rFonts w:ascii="Calibri" w:cs="Calibri" w:eastAsia="Calibri" w:hAnsi="Calibri"/>
+                <w:b/>
+                <w:bCs/>
+                <w:color w:val="222222"/>
+                <w:sz w:val="19"/>
+                <w:szCs w:val="19"/>
+              </w:rPr>
+              <w:t xml:space="preserve">In-flight malware scanning of every transfer</w:t>
+            </w:r>
+          </w:p>
+        </w:tc>
+        <w:tc>
+          <w:tcPr>
+            <w:tcW w:type="dxa" w:w="4740"/>
+            <w:shd w:fill="F2F2F2" w:color="auto" w:val="clear"/>
+            <w:tcMar>
+              <w:top w:type="dxa" w:w="60"/>
+              <w:left w:type="dxa" w:w="110"/>
+              <w:bottom w:type="dxa" w:w="60"/>
+              <w:right w:type="dxa" w:w="110"/>
+            </w:tcMar>
+          </w:tcPr>
+          <w:p>
+            <w:pPr>
+              <w:spacing w:after="0" w:line="264"/>
+            </w:pPr>
+            <w:r>
+              <w:rPr>
+                <w:rFonts w:ascii="Calibri" w:cs="Calibri" w:eastAsia="Calibri" w:hAnsi="Calibri"/>
+                <w:b w:val="false"/>
+                <w:bCs w:val="false"/>
+                <w:color w:val="222222"/>
+                <w:sz w:val="19"/>
+                <w:szCs w:val="19"/>
+              </w:rPr>
+              <w:t xml:space="preserve">Every file moving through the service is scanned in real time so malware and viruses are detected before delivery, not after. Confirm the scanning engine placement and throughput sizing against peak batch windows.</w:t>
+            </w:r>
+          </w:p>
+        </w:tc>
+        <w:tc>
+          <w:tcPr>
+            <w:tcW w:type="dxa" w:w="1700"/>
+            <w:shd w:fill="F2F2F2" w:color="auto" w:val="clear"/>
+            <w:tcMar>
+              <w:top w:type="dxa" w:w="60"/>
+              <w:left w:type="dxa" w:w="110"/>
+              <w:bottom w:type="dxa" w:w="60"/>
+              <w:right w:type="dxa" w:w="110"/>
+            </w:tcMar>
+          </w:tcPr>
+          <w:p>
+            <w:pPr>
+              <w:spacing w:after="0" w:line="264"/>
+            </w:pPr>
+            <w:r>
+              <w:rPr>
+                <w:rFonts w:ascii="Calibri" w:cs="Calibri" w:eastAsia="Calibri" w:hAnsi="Calibri"/>
+                <w:b w:val="false"/>
+                <w:bCs w:val="false"/>
+                <w:color w:val="222222"/>
+                <w:sz w:val="19"/>
+                <w:szCs w:val="19"/>
+              </w:rPr>
+              <w:t xml:space="preserve">Security Architecture</w:t>
+            </w:r>
+          </w:p>
+        </w:tc>
+      </w:tr>
+      <w:tr>
+        <w:tc>
+          <w:tcPr>
+            <w:tcW w:type="dxa" w:w="2400"/>
+            <w:shd w:fill="FFFFFF" w:color="auto" w:val="clear"/>
+            <w:tcMar>
+              <w:top w:type="dxa" w:w="60"/>
+              <w:left w:type="dxa" w:w="110"/>
+              <w:bottom w:type="dxa" w:w="60"/>
+              <w:right w:type="dxa" w:w="110"/>
+            </w:tcMar>
+          </w:tcPr>
+          <w:p>
+            <w:pPr>
+              <w:spacing w:after="0" w:line="264"/>
+            </w:pPr>
+            <w:r>
+              <w:rPr>
+                <w:rFonts w:ascii="Calibri" w:cs="Calibri" w:eastAsia="Calibri" w:hAnsi="Calibri"/>
+                <w:b/>
+                <w:bCs/>
+                <w:color w:val="222222"/>
+                <w:sz w:val="19"/>
+                <w:szCs w:val="19"/>
+              </w:rPr>
+              <w:t xml:space="preserve">Automatic quarantine of infected files</w:t>
+            </w:r>
+          </w:p>
+        </w:tc>
+        <w:tc>
+          <w:tcPr>
+            <w:tcW w:type="dxa" w:w="4740"/>
+            <w:shd w:fill="FFFFFF" w:color="auto" w:val="clear"/>
+            <w:tcMar>
+              <w:top w:type="dxa" w:w="60"/>
+              <w:left w:type="dxa" w:w="110"/>
+              <w:bottom w:type="dxa" w:w="60"/>
+              <w:right w:type="dxa" w:w="110"/>
+            </w:tcMar>
+          </w:tcPr>
+          <w:p>
+            <w:pPr>
+              <w:spacing w:after="0" w:line="264"/>
+            </w:pPr>
+            <w:r>
+              <w:rPr>
+                <w:rFonts w:ascii="Calibri" w:cs="Calibri" w:eastAsia="Calibri" w:hAnsi="Calibri"/>
+                <w:b w:val="false"/>
+                <w:bCs w:val="false"/>
+                <w:color w:val="222222"/>
+                <w:sz w:val="19"/>
+                <w:szCs w:val="19"/>
+              </w:rPr>
+              <w:t xml:space="preserve">On detection, the transfer is stopped and the file quarantined and flagged rather than delivered. Confirm the quarantine store location, retention and the notification/triage path for a flagged transfer.</w:t>
+            </w:r>
+          </w:p>
+        </w:tc>
+        <w:tc>
+          <w:tcPr>
+            <w:tcW w:type="dxa" w:w="1700"/>
+            <w:shd w:fill="FFFFFF" w:color="auto" w:val="clear"/>
+            <w:tcMar>
+              <w:top w:type="dxa" w:w="60"/>
+              <w:left w:type="dxa" w:w="110"/>
+              <w:bottom w:type="dxa" w:w="60"/>
+              <w:right w:type="dxa" w:w="110"/>
+            </w:tcMar>
+          </w:tcPr>
+          <w:p>
+            <w:pPr>
+              <w:spacing w:after="0" w:line="264"/>
+            </w:pPr>
+            <w:r>
+              <w:rPr>
+                <w:rFonts w:ascii="Calibri" w:cs="Calibri" w:eastAsia="Calibri" w:hAnsi="Calibri"/>
+                <w:b w:val="false"/>
+                <w:bCs w:val="false"/>
+                <w:color w:val="222222"/>
+                <w:sz w:val="19"/>
+                <w:szCs w:val="19"/>
+              </w:rPr>
+              <w:t xml:space="preserve">Security / Operations</w:t>
+            </w:r>
+          </w:p>
+        </w:tc>
+      </w:tr>
+      <w:tr>
+        <w:tc>
+          <w:tcPr>
+            <w:tcW w:type="dxa" w:w="2400"/>
+            <w:shd w:fill="F2F2F2" w:color="auto" w:val="clear"/>
+            <w:tcMar>
+              <w:top w:type="dxa" w:w="60"/>
+              <w:left w:type="dxa" w:w="110"/>
+              <w:bottom w:type="dxa" w:w="60"/>
+              <w:right w:type="dxa" w:w="110"/>
+            </w:tcMar>
+          </w:tcPr>
+          <w:p>
+            <w:pPr>
+              <w:spacing w:after="0" w:line="264"/>
+            </w:pPr>
+            <w:r>
+              <w:rPr>
+                <w:rFonts w:ascii="Calibri" w:cs="Calibri" w:eastAsia="Calibri" w:hAnsi="Calibri"/>
+                <w:b/>
+                <w:bCs/>
+                <w:color w:val="222222"/>
+                <w:sz w:val="19"/>
+                <w:szCs w:val="19"/>
+              </w:rPr>
+              <w:t xml:space="preserve">AV scan maximum file size — 250MB (Windows MDE)</w:t>
+            </w:r>
+          </w:p>
+        </w:tc>
+        <w:tc>
+          <w:tcPr>
+            <w:tcW w:type="dxa" w:w="4740"/>
+            <w:shd w:fill="F2F2F2" w:color="auto" w:val="clear"/>
+            <w:tcMar>
+              <w:top w:type="dxa" w:w="60"/>
+              <w:left w:type="dxa" w:w="110"/>
+              <w:bottom w:type="dxa" w:w="60"/>
+              <w:right w:type="dxa" w:w="110"/>
+            </w:tcMar>
+          </w:tcPr>
+          <w:p>
+            <w:pPr>
+              <w:spacing w:after="0" w:line="264"/>
+            </w:pPr>
+            <w:r>
+              <w:rPr>
+                <w:rFonts w:ascii="Calibri" w:cs="Calibri" w:eastAsia="Calibri" w:hAnsi="Calibri"/>
+                <w:b w:val="false"/>
+                <w:bCs w:val="false"/>
+                <w:color w:val="222222"/>
+                <w:sz w:val="19"/>
+                <w:szCs w:val="19"/>
+              </w:rPr>
+              <w:t xml:space="preserve">AV scanning via Windows MDE applies up to a 250MB maximum file size. Define the handling path for files above this limit (alternative scan, staged/chunked scan, or explicit exception with sign-off) so large transfers are not silently unscanned.</w:t>
+            </w:r>
+          </w:p>
+        </w:tc>
+        <w:tc>
+          <w:tcPr>
+            <w:tcW w:type="dxa" w:w="1700"/>
+            <w:shd w:fill="F2F2F2" w:color="auto" w:val="clear"/>
+            <w:tcMar>
+              <w:top w:type="dxa" w:w="60"/>
+              <w:left w:type="dxa" w:w="110"/>
+              <w:bottom w:type="dxa" w:w="60"/>
+              <w:right w:type="dxa" w:w="110"/>
+            </w:tcMar>
+          </w:tcPr>
+          <w:p>
+            <w:pPr>
+              <w:spacing w:after="0" w:line="264"/>
+            </w:pPr>
+            <w:r>
+              <w:rPr>
+                <w:rFonts w:ascii="Calibri" w:cs="Calibri" w:eastAsia="Calibri" w:hAnsi="Calibri"/>
+                <w:b w:val="false"/>
+                <w:bCs w:val="false"/>
+                <w:color w:val="222222"/>
+                <w:sz w:val="19"/>
+                <w:szCs w:val="19"/>
+              </w:rPr>
+              <w:t xml:space="preserve">Security Architecture</w:t>
+            </w:r>
+          </w:p>
+        </w:tc>
+      </w:tr>
+      <w:tr>
+        <w:tc>
+          <w:tcPr>
+            <w:tcW w:type="dxa" w:w="2400"/>
+            <w:shd w:fill="FFFFFF" w:color="auto" w:val="clear"/>
+            <w:tcMar>
+              <w:top w:type="dxa" w:w="60"/>
+              <w:left w:type="dxa" w:w="110"/>
+              <w:bottom w:type="dxa" w:w="60"/>
+              <w:right w:type="dxa" w:w="110"/>
+            </w:tcMar>
+          </w:tcPr>
+          <w:p>
+            <w:pPr>
+              <w:spacing w:after="0" w:line="264"/>
+            </w:pPr>
+            <w:r>
+              <w:rPr>
+                <w:rFonts w:ascii="Calibri" w:cs="Calibri" w:eastAsia="Calibri" w:hAnsi="Calibri"/>
+                <w:b/>
+                <w:bCs/>
+                <w:color w:val="222222"/>
+                <w:sz w:val="19"/>
+                <w:szCs w:val="19"/>
+              </w:rPr>
+              <w:t xml:space="preserve">Encryption at rest (file store)</w:t>
+            </w:r>
+          </w:p>
+        </w:tc>
+        <w:tc>
+          <w:tcPr>
+            <w:tcW w:type="dxa" w:w="4740"/>
+            <w:shd w:fill="FFFFFF" w:color="auto" w:val="clear"/>
+            <w:tcMar>
+              <w:top w:type="dxa" w:w="60"/>
+              <w:left w:type="dxa" w:w="110"/>
+              <w:bottom w:type="dxa" w:w="60"/>
+              <w:right w:type="dxa" w:w="110"/>
+            </w:tcMar>
+          </w:tcPr>
+          <w:p>
+            <w:pPr>
+              <w:spacing w:after="0" w:line="264"/>
+            </w:pPr>
+            <w:r>
+              <w:rPr>
+                <w:rFonts w:ascii="Calibri" w:cs="Calibri" w:eastAsia="Calibri" w:hAnsi="Calibri"/>
+                <w:b w:val="false"/>
+                <w:bCs w:val="false"/>
+                <w:color w:val="222222"/>
+                <w:sz w:val="19"/>
+                <w:szCs w:val="19"/>
+              </w:rPr>
+              <w:t xml:space="preserve">Files at rest in the platform file store are encrypted. Confirm the key-management model (platform-managed vs customer-managed keys) and rotation policy.</w:t>
+            </w:r>
+          </w:p>
+        </w:tc>
+        <w:tc>
+          <w:tcPr>
+            <w:tcW w:type="dxa" w:w="1700"/>
+            <w:shd w:fill="FFFFFF" w:color="auto" w:val="clear"/>
+            <w:tcMar>
+              <w:top w:type="dxa" w:w="60"/>
+              <w:left w:type="dxa" w:w="110"/>
+              <w:bottom w:type="dxa" w:w="60"/>
+              <w:right w:type="dxa" w:w="110"/>
+            </w:tcMar>
+          </w:tcPr>
+          <w:p>
+            <w:pPr>
+              <w:spacing w:after="0" w:line="264"/>
+            </w:pPr>
+            <w:r>
+              <w:rPr>
+                <w:rFonts w:ascii="Calibri" w:cs="Calibri" w:eastAsia="Calibri" w:hAnsi="Calibri"/>
+                <w:b w:val="false"/>
+                <w:bCs w:val="false"/>
+                <w:color w:val="222222"/>
+                <w:sz w:val="19"/>
+                <w:szCs w:val="19"/>
+              </w:rPr>
+              <w:t xml:space="preserve">Security Architecture</w:t>
+            </w:r>
+          </w:p>
+        </w:tc>
+      </w:tr>
+      <w:tr>
+        <w:tc>
+          <w:tcPr>
+            <w:tcW w:type="dxa" w:w="2400"/>
+            <w:shd w:fill="F2F2F2" w:color="auto" w:val="clear"/>
+            <w:tcMar>
+              <w:top w:type="dxa" w:w="60"/>
+              <w:left w:type="dxa" w:w="110"/>
+              <w:bottom w:type="dxa" w:w="60"/>
+              <w:right w:type="dxa" w:w="110"/>
+            </w:tcMar>
+          </w:tcPr>
+          <w:p>
+            <w:pPr>
+              <w:spacing w:after="0" w:line="264"/>
+            </w:pPr>
+            <w:r>
+              <w:rPr>
+                <w:rFonts w:ascii="Calibri" w:cs="Calibri" w:eastAsia="Calibri" w:hAnsi="Calibri"/>
+                <w:b/>
+                <w:bCs/>
+                <w:color w:val="222222"/>
+                <w:sz w:val="19"/>
+                <w:szCs w:val="19"/>
+              </w:rPr>
+              <w:t xml:space="preserve">Observability via Dynatrace</w:t>
+            </w:r>
+          </w:p>
+        </w:tc>
+        <w:tc>
+          <w:tcPr>
+            <w:tcW w:type="dxa" w:w="4740"/>
+            <w:shd w:fill="F2F2F2" w:color="auto" w:val="clear"/>
+            <w:tcMar>
+              <w:top w:type="dxa" w:w="60"/>
+              <w:left w:type="dxa" w:w="110"/>
+              <w:bottom w:type="dxa" w:w="60"/>
+              <w:right w:type="dxa" w:w="110"/>
+            </w:tcMar>
+          </w:tcPr>
+          <w:p>
+            <w:pPr>
+              <w:spacing w:after="0" w:line="264"/>
+            </w:pPr>
+            <w:r>
+              <w:rPr>
+                <w:rFonts w:ascii="Calibri" w:cs="Calibri" w:eastAsia="Calibri" w:hAnsi="Calibri"/>
+                <w:b w:val="false"/>
+                <w:bCs w:val="false"/>
+                <w:color w:val="222222"/>
+                <w:sz w:val="19"/>
+                <w:szCs w:val="19"/>
+              </w:rPr>
+              <w:t xml:space="preserve">Observability is provided through Dynatrace, using the existing in-house instance. Confirm agent coverage across the MFT runtime nodes and the metrics/alerts to be surfaced to operations.</w:t>
+            </w:r>
+          </w:p>
+        </w:tc>
+        <w:tc>
+          <w:tcPr>
+            <w:tcW w:type="dxa" w:w="1700"/>
+            <w:shd w:fill="F2F2F2" w:color="auto" w:val="clear"/>
+            <w:tcMar>
+              <w:top w:type="dxa" w:w="60"/>
+              <w:left w:type="dxa" w:w="110"/>
+              <w:bottom w:type="dxa" w:w="60"/>
+              <w:right w:type="dxa" w:w="110"/>
+            </w:tcMar>
+          </w:tcPr>
+          <w:p>
+            <w:pPr>
+              <w:spacing w:after="0" w:line="264"/>
+            </w:pPr>
+            <w:r>
+              <w:rPr>
+                <w:rFonts w:ascii="Calibri" w:cs="Calibri" w:eastAsia="Calibri" w:hAnsi="Calibri"/>
+                <w:b w:val="false"/>
+                <w:bCs w:val="false"/>
+                <w:color w:val="222222"/>
+                <w:sz w:val="19"/>
+                <w:szCs w:val="19"/>
+              </w:rPr>
+              <w:t xml:space="preserve">Platform Engineering</w:t>
+            </w:r>
+          </w:p>
+        </w:tc>
+      </w:tr>
+      <w:tr>
+        <w:tc>
+          <w:tcPr>
+            <w:tcW w:type="dxa" w:w="2400"/>
+            <w:shd w:fill="FFFFFF" w:color="auto" w:val="clear"/>
+            <w:tcMar>
+              <w:top w:type="dxa" w:w="60"/>
+              <w:left w:type="dxa" w:w="110"/>
+              <w:bottom w:type="dxa" w:w="60"/>
+              <w:right w:type="dxa" w:w="110"/>
+            </w:tcMar>
+          </w:tcPr>
+          <w:p>
+            <w:pPr>
+              <w:spacing w:after="0" w:line="264"/>
+            </w:pPr>
+            <w:r>
+              <w:rPr>
+                <w:rFonts w:ascii="Calibri" w:cs="Calibri" w:eastAsia="Calibri" w:hAnsi="Calibri"/>
+                <w:b/>
+                <w:bCs/>
+                <w:color w:val="222222"/>
+                <w:sz w:val="19"/>
+                <w:szCs w:val="19"/>
+              </w:rPr>
+              <w:t xml:space="preserve">Notification &amp; Reporting Service (NRS) — use departmental NRS</w:t>
+            </w:r>
+          </w:p>
+        </w:tc>
+        <w:tc>
+          <w:tcPr>
+            <w:tcW w:type="dxa" w:w="4740"/>
+            <w:shd w:fill="FFFFFF" w:color="auto" w:val="clear"/>
+            <w:tcMar>
+              <w:top w:type="dxa" w:w="60"/>
+              <w:left w:type="dxa" w:w="110"/>
+              <w:bottom w:type="dxa" w:w="60"/>
+              <w:right w:type="dxa" w:w="110"/>
+            </w:tcMar>
+          </w:tcPr>
+          <w:p>
+            <w:pPr>
+              <w:spacing w:after="0" w:line="264"/>
+            </w:pPr>
+            <w:r>
+              <w:rPr>
+                <w:rFonts w:ascii="Calibri" w:cs="Calibri" w:eastAsia="Calibri" w:hAnsi="Calibri"/>
+                <w:b w:val="false"/>
+                <w:bCs w:val="false"/>
+                <w:color w:val="222222"/>
+                <w:sz w:val="19"/>
+                <w:szCs w:val="19"/>
+              </w:rPr>
+              <w:t xml:space="preserve">Although the platform provides an out-of-the-box NRS in-house, it is not for current use; integrate with the departmental NRS instead. Confirm the integration contract and message model with the NRS owner.</w:t>
+            </w:r>
+          </w:p>
+        </w:tc>
+        <w:tc>
+          <w:tcPr>
+            <w:tcW w:type="dxa" w:w="1700"/>
+            <w:shd w:fill="FFFFFF" w:color="auto" w:val="clear"/>
+            <w:tcMar>
+              <w:top w:type="dxa" w:w="60"/>
+              <w:left w:type="dxa" w:w="110"/>
+              <w:bottom w:type="dxa" w:w="60"/>
+              <w:right w:type="dxa" w:w="110"/>
+            </w:tcMar>
+          </w:tcPr>
+          <w:p>
+            <w:pPr>
+              <w:spacing w:after="0" w:line="264"/>
+            </w:pPr>
+            <w:r>
+              <w:rPr>
+                <w:rFonts w:ascii="Calibri" w:cs="Calibri" w:eastAsia="Calibri" w:hAnsi="Calibri"/>
+                <w:b w:val="false"/>
+                <w:bCs w:val="false"/>
+                <w:color w:val="222222"/>
+                <w:sz w:val="19"/>
+                <w:szCs w:val="19"/>
+              </w:rPr>
+              <w:t xml:space="preserve">Integration Architecture</w:t>
+            </w:r>
+          </w:p>
+        </w:tc>
+      </w:tr>
+      <w:tr>
+        <w:tc>
+          <w:tcPr>
+            <w:tcW w:type="dxa" w:w="2400"/>
+            <w:shd w:fill="F2F2F2" w:color="auto" w:val="clear"/>
+            <w:tcMar>
+              <w:top w:type="dxa" w:w="60"/>
+              <w:left w:type="dxa" w:w="110"/>
+              <w:bottom w:type="dxa" w:w="60"/>
+              <w:right w:type="dxa" w:w="110"/>
+            </w:tcMar>
+          </w:tcPr>
+          <w:p>
+            <w:pPr>
+              <w:spacing w:after="0" w:line="264"/>
+            </w:pPr>
+            <w:r>
+              <w:rPr>
+                <w:rFonts w:ascii="Calibri" w:cs="Calibri" w:eastAsia="Calibri" w:hAnsi="Calibri"/>
+                <w:b/>
+                <w:bCs/>
+                <w:color w:val="222222"/>
+                <w:sz w:val="19"/>
+                <w:szCs w:val="19"/>
+              </w:rPr>
+              <w:t xml:space="preserve">Out-of-the-box protocols &amp; connectors</w:t>
+            </w:r>
+          </w:p>
+        </w:tc>
+        <w:tc>
+          <w:tcPr>
+            <w:tcW w:type="dxa" w:w="4740"/>
+            <w:shd w:fill="F2F2F2" w:color="auto" w:val="clear"/>
+            <w:tcMar>
+              <w:top w:type="dxa" w:w="60"/>
+              <w:left w:type="dxa" w:w="110"/>
+              <w:bottom w:type="dxa" w:w="60"/>
+              <w:right w:type="dxa" w:w="110"/>
+            </w:tcMar>
+          </w:tcPr>
+          <w:p>
+            <w:pPr>
+              <w:spacing w:after="0" w:line="264"/>
+            </w:pPr>
+            <w:r>
+              <w:rPr>
+                <w:rFonts w:ascii="Calibri" w:cs="Calibri" w:eastAsia="Calibri" w:hAnsi="Calibri"/>
+                <w:b w:val="false"/>
+                <w:bCs w:val="false"/>
+                <w:color w:val="222222"/>
+                <w:sz w:val="19"/>
+                <w:szCs w:val="19"/>
+              </w:rPr>
+              <w:t xml:space="preserve">Standard protocols and connectors are used out of the box rather than bespoke builds, consistent with config-over-construction. Confirm the approved connector/protocol list and that no interface forces a custom connector.</w:t>
+            </w:r>
+          </w:p>
+        </w:tc>
+        <w:tc>
+          <w:tcPr>
+            <w:tcW w:type="dxa" w:w="1700"/>
+            <w:shd w:fill="F2F2F2" w:color="auto" w:val="clear"/>
+            <w:tcMar>
+              <w:top w:type="dxa" w:w="60"/>
+              <w:left w:type="dxa" w:w="110"/>
+              <w:bottom w:type="dxa" w:w="60"/>
+              <w:right w:type="dxa" w:w="110"/>
+            </w:tcMar>
+          </w:tcPr>
+          <w:p>
+            <w:pPr>
+              <w:spacing w:after="0" w:line="264"/>
+            </w:pPr>
+            <w:r>
+              <w:rPr>
+                <w:rFonts w:ascii="Calibri" w:cs="Calibri" w:eastAsia="Calibri" w:hAnsi="Calibri"/>
+                <w:b w:val="false"/>
+                <w:bCs w:val="false"/>
+                <w:color w:val="222222"/>
+                <w:sz w:val="19"/>
+                <w:szCs w:val="19"/>
+              </w:rPr>
+              <w:t xml:space="preserve">Integration Architecture</w:t>
+            </w:r>
+          </w:p>
+        </w:tc>
+      </w:tr>
+      <w:tr>
+        <w:tc>
+          <w:tcPr>
+            <w:tcW w:type="dxa" w:w="2400"/>
+            <w:shd w:fill="FFFFFF" w:color="auto" w:val="clear"/>
+            <w:tcMar>
+              <w:top w:type="dxa" w:w="60"/>
+              <w:left w:type="dxa" w:w="110"/>
+              <w:bottom w:type="dxa" w:w="60"/>
+              <w:right w:type="dxa" w:w="110"/>
+            </w:tcMar>
+          </w:tcPr>
+          <w:p>
+            <w:pPr>
+              <w:spacing w:after="0" w:line="264"/>
+            </w:pPr>
+            <w:r>
+              <w:rPr>
+                <w:rFonts w:ascii="Calibri" w:cs="Calibri" w:eastAsia="Calibri" w:hAnsi="Calibri"/>
+                <w:b/>
+                <w:bCs/>
+                <w:color w:val="222222"/>
+                <w:sz w:val="19"/>
+                <w:szCs w:val="19"/>
+              </w:rPr>
+              <w:t xml:space="preserve">Headless architecture — ~1,200 APIs</w:t>
+            </w:r>
+          </w:p>
+        </w:tc>
+        <w:tc>
+          <w:tcPr>
+            <w:tcW w:type="dxa" w:w="4740"/>
+            <w:shd w:fill="FFFFFF" w:color="auto" w:val="clear"/>
+            <w:tcMar>
+              <w:top w:type="dxa" w:w="60"/>
+              <w:left w:type="dxa" w:w="110"/>
+              <w:bottom w:type="dxa" w:w="60"/>
+              <w:right w:type="dxa" w:w="110"/>
+            </w:tcMar>
+          </w:tcPr>
+          <w:p>
+            <w:pPr>
+              <w:spacing w:after="0" w:line="264"/>
+            </w:pPr>
+            <w:r>
+              <w:rPr>
+                <w:rFonts w:ascii="Calibri" w:cs="Calibri" w:eastAsia="Calibri" w:hAnsi="Calibri"/>
+                <w:b w:val="false"/>
+                <w:bCs w:val="false"/>
+                <w:color w:val="222222"/>
+                <w:sz w:val="19"/>
+                <w:szCs w:val="19"/>
+              </w:rPr>
+              <w:t xml:space="preserve">The platform exposes on the order of 1,200 APIs that can be consumed directly without the UI, enabling full headless / programmatic operation (the foundation for Intelligrator automation). Confirm which of these are in scope for self-service provisioning and their governance/security wrapping.</w:t>
+            </w:r>
+          </w:p>
+        </w:tc>
+        <w:tc>
+          <w:tcPr>
+            <w:tcW w:type="dxa" w:w="1700"/>
+            <w:shd w:fill="FFFFFF" w:color="auto" w:val="clear"/>
+            <w:tcMar>
+              <w:top w:type="dxa" w:w="60"/>
+              <w:left w:type="dxa" w:w="110"/>
+              <w:bottom w:type="dxa" w:w="60"/>
+              <w:right w:type="dxa" w:w="110"/>
+            </w:tcMar>
+          </w:tcPr>
+          <w:p>
+            <w:pPr>
+              <w:spacing w:after="0" w:line="264"/>
+            </w:pPr>
+            <w:r>
+              <w:rPr>
+                <w:rFonts w:ascii="Calibri" w:cs="Calibri" w:eastAsia="Calibri" w:hAnsi="Calibri"/>
+                <w:b w:val="false"/>
+                <w:bCs w:val="false"/>
+                <w:color w:val="222222"/>
+                <w:sz w:val="19"/>
+                <w:szCs w:val="19"/>
+              </w:rPr>
+              <w:t xml:space="preserve">Product / Integration Architecture</w:t>
+            </w:r>
+          </w:p>
+        </w:tc>
+      </w:tr>
     </w:tbl>
     <w:p>
       <w:pPr>
